--- a/doc/Security_Audit_Rapport.docx
+++ b/doc/Security_Audit_Rapport.docx
@@ -23,11 +23,10 @@
       <w:r>
         <w:rPr>
           <w:rFonts w:ascii="Arial" w:hAnsi="Arial"/>
-          <w:i/>
           <w:color w:val="708090"/>
           <w:sz w:val="28"/>
         </w:rPr>
-        <w:t>Digidokters Platform — Status: Gemitigeerd</w:t>
+        <w:t>Digidokters Platform — Status: Gemitigeerd (Update september 2026)</w:t>
       </w:r>
     </w:p>
     <w:p>
@@ -51,7 +50,7 @@
         <w:spacing w:line="276" w:lineRule="auto" w:after="240"/>
       </w:pPr>
       <w:r>
-        <w:t>Dit document bevat het rapport van de herhaalde security audit van het Digidokters platform. Naar aanleiding van de eerdere audit (juli 2026) zijn de geïdentificeerde kwetsbaarheden op het gebied van multi-tenancy isolatie, invoervalidatie, cryptografie en cookie-beveiliging onderzocht en opgelost. Dit rapport evalueert de effectiviteit van de getroffen maatregelen.</w:t>
+        <w:t>Dit document bevat het rapport van de herhaalde security audit van het Digidokters platform. Naast de eerdere audit (juli 2026) zijn naar aanleiding van recente functionele uitbreidingen (waaronder het Feedback-systeem, het Platform Dashboard, E-mailsjablonen en Publieke evaluatieformulieren) in september 2026 nieuwe risico-analyses uitgevoerd. Dit rapport beschrijft zowel de eerdere bevindingen als de nieuw geïdentificeerde en inmiddels volledig gemitigeerde kwetsbaarheden (SEC-01 t/m SEC-09).</w:t>
       </w:r>
     </w:p>
     <w:p>
@@ -447,6 +446,246 @@
           </w:p>
         </w:tc>
       </w:tr>
+      <w:tr>
+        <w:tc>
+          <w:tcPr>
+            <w:tcW w:type="dxa" w:w="2160"/>
+          </w:tcPr>
+          <w:p>
+            <w:r>
+              <w:t>SEC-05</w:t>
+            </w:r>
+          </w:p>
+        </w:tc>
+        <w:tc>
+          <w:tcPr>
+            <w:tcW w:type="dxa" w:w="2160"/>
+          </w:tcPr>
+          <w:p>
+            <w:r>
+              <w:t>Hoog</w:t>
+            </w:r>
+          </w:p>
+        </w:tc>
+        <w:tc>
+          <w:tcPr>
+            <w:tcW w:type="dxa" w:w="2160"/>
+          </w:tcPr>
+          <w:p>
+            <w:r>
+              <w:t>Ongeautoriseerd Test-Mail Endpoint (Open Relay / Quota Abuse)</w:t>
+            </w:r>
+          </w:p>
+        </w:tc>
+        <w:tc>
+          <w:tcPr>
+            <w:tcW w:type="dxa" w:w="2160"/>
+            <w:shd w:fill="D4EDDA"/>
+          </w:tcPr>
+          <w:p>
+            <w:r/>
+            <w:r>
+              <w:rPr>
+                <w:b/>
+                <w:color w:val="155724"/>
+              </w:rPr>
+              <w:t>OPGELOST</w:t>
+            </w:r>
+          </w:p>
+        </w:tc>
+      </w:tr>
+      <w:tr>
+        <w:tc>
+          <w:tcPr>
+            <w:tcW w:type="dxa" w:w="2160"/>
+          </w:tcPr>
+          <w:p>
+            <w:r>
+              <w:t>SEC-06</w:t>
+            </w:r>
+          </w:p>
+        </w:tc>
+        <w:tc>
+          <w:tcPr>
+            <w:tcW w:type="dxa" w:w="2160"/>
+          </w:tcPr>
+          <w:p>
+            <w:r>
+              <w:t>Medium</w:t>
+            </w:r>
+          </w:p>
+        </w:tc>
+        <w:tc>
+          <w:tcPr>
+            <w:tcW w:type="dxa" w:w="2160"/>
+          </w:tcPr>
+          <w:p>
+            <w:r>
+              <w:t>Stored XSS &amp; MIME-Sniffing Risico bij Feedback Screenshots</w:t>
+            </w:r>
+          </w:p>
+        </w:tc>
+        <w:tc>
+          <w:tcPr>
+            <w:tcW w:type="dxa" w:w="2160"/>
+            <w:shd w:fill="D4EDDA"/>
+          </w:tcPr>
+          <w:p>
+            <w:r/>
+            <w:r>
+              <w:rPr>
+                <w:b/>
+                <w:color w:val="155724"/>
+              </w:rPr>
+              <w:t>OPGELOST</w:t>
+            </w:r>
+          </w:p>
+        </w:tc>
+      </w:tr>
+      <w:tr>
+        <w:tc>
+          <w:tcPr>
+            <w:tcW w:type="dxa" w:w="2160"/>
+          </w:tcPr>
+          <w:p>
+            <w:r>
+              <w:t>SEC-07</w:t>
+            </w:r>
+          </w:p>
+        </w:tc>
+        <w:tc>
+          <w:tcPr>
+            <w:tcW w:type="dxa" w:w="2160"/>
+          </w:tcPr>
+          <w:p>
+            <w:r>
+              <w:t>Medium</w:t>
+            </w:r>
+          </w:p>
+        </w:tc>
+        <w:tc>
+          <w:tcPr>
+            <w:tcW w:type="dxa" w:w="2160"/>
+          </w:tcPr>
+          <w:p>
+            <w:r>
+              <w:t>IDOR / Ontbrekende Tenant-Isolatie bij Feedback Acties</w:t>
+            </w:r>
+          </w:p>
+        </w:tc>
+        <w:tc>
+          <w:tcPr>
+            <w:tcW w:type="dxa" w:w="2160"/>
+            <w:shd w:fill="D4EDDA"/>
+          </w:tcPr>
+          <w:p>
+            <w:r/>
+            <w:r>
+              <w:rPr>
+                <w:b/>
+                <w:color w:val="155724"/>
+              </w:rPr>
+              <w:t>OPGELOST</w:t>
+            </w:r>
+          </w:p>
+        </w:tc>
+      </w:tr>
+      <w:tr>
+        <w:tc>
+          <w:tcPr>
+            <w:tcW w:type="dxa" w:w="2160"/>
+          </w:tcPr>
+          <w:p>
+            <w:r>
+              <w:t>SEC-08</w:t>
+            </w:r>
+          </w:p>
+        </w:tc>
+        <w:tc>
+          <w:tcPr>
+            <w:tcW w:type="dxa" w:w="2160"/>
+          </w:tcPr>
+          <w:p>
+            <w:r>
+              <w:t>Laag</w:t>
+            </w:r>
+          </w:p>
+        </w:tc>
+        <w:tc>
+          <w:tcPr>
+            <w:tcW w:type="dxa" w:w="2160"/>
+          </w:tcPr>
+          <w:p>
+            <w:r>
+              <w:t>Ontbrekende Cascade Deletion van Feedback bij Organisatieverwijdering</w:t>
+            </w:r>
+          </w:p>
+        </w:tc>
+        <w:tc>
+          <w:tcPr>
+            <w:tcW w:type="dxa" w:w="2160"/>
+            <w:shd w:fill="D4EDDA"/>
+          </w:tcPr>
+          <w:p>
+            <w:r/>
+            <w:r>
+              <w:rPr>
+                <w:b/>
+                <w:color w:val="155724"/>
+              </w:rPr>
+              <w:t>OPGELOST</w:t>
+            </w:r>
+          </w:p>
+        </w:tc>
+      </w:tr>
+      <w:tr>
+        <w:tc>
+          <w:tcPr>
+            <w:tcW w:type="dxa" w:w="2160"/>
+          </w:tcPr>
+          <w:p>
+            <w:r>
+              <w:t>SEC-09</w:t>
+            </w:r>
+          </w:p>
+        </w:tc>
+        <w:tc>
+          <w:tcPr>
+            <w:tcW w:type="dxa" w:w="2160"/>
+          </w:tcPr>
+          <w:p>
+            <w:r>
+              <w:t>Laag</w:t>
+            </w:r>
+          </w:p>
+        </w:tc>
+        <w:tc>
+          <w:tcPr>
+            <w:tcW w:type="dxa" w:w="2160"/>
+          </w:tcPr>
+          <w:p>
+            <w:r>
+              <w:t>Ontbrekende Rate Limiting op Publiek Evaluatie Token Endpoint</w:t>
+            </w:r>
+          </w:p>
+        </w:tc>
+        <w:tc>
+          <w:tcPr>
+            <w:tcW w:type="dxa" w:w="2160"/>
+            <w:shd w:fill="D4EDDA"/>
+          </w:tcPr>
+          <w:p>
+            <w:r/>
+            <w:r>
+              <w:rPr>
+                <w:b/>
+                <w:color w:val="155724"/>
+              </w:rPr>
+              <w:t>OPGELOST</w:t>
+            </w:r>
+          </w:p>
+        </w:tc>
+      </w:tr>
     </w:tbl>
     <w:p>
       <w:pPr>
@@ -544,6 +783,101 @@
     </w:p>
     <w:p>
       <w:pPr>
+        <w:pStyle w:val="Heading2"/>
+      </w:pPr>
+      <w:r>
+        <w:rPr>
+          <w:color w:val="2E6F40"/>
+        </w:rPr>
+        <w:t>SEC-05: Ongeautoriseerd Test-Mail Endpoint (Open Relay / Quota Abuse) (OPGELOST)</w:t>
+      </w:r>
+    </w:p>
+    <w:p>
+      <w:pPr/>
+      <w:r>
+        <w:t>• Probleemstelling: Het endpoint '/test-mail' was in 'app.py' geregistreerd zonder '@login_required' en was vrijgesteld van login-verificatie. Hierdoor kon elke willekeurige ongeauthenticeerde bezoeker via een queryparameter ('?to=') willekeurige e-mails laten versturen door de applicatie. Dit bracht een direct gevaar voor e-mail open relay misbruik, blacklist-vermeldingen en uitputting van verzendquota met zich mee.</w:t>
+        <w:br/>
+        <w:t>• Oplossing: De route '/test-mail' is verwijderd uit de lijst van openbare endpoints en expliciet beveiligd met '@login_required' en een strikte autorisatiecheck op de rol ('current_user.rol == "platformbeheerder"'). Niet-ingelogde gebruikers worden geredirect naar het inlogscherm en reguliere gebruikers krijgen een 403 Forbidden melding.</w:t>
+      </w:r>
+    </w:p>
+    <w:p>
+      <w:pPr>
+        <w:pStyle w:val="Heading2"/>
+      </w:pPr>
+      <w:r>
+        <w:rPr>
+          <w:color w:val="2E6F40"/>
+        </w:rPr>
+        <w:t>SEC-06: Stored XSS &amp; MIME-Sniffing Risico bij Feedback Screenshots (OPGELOST)</w:t>
+      </w:r>
+    </w:p>
+    <w:p>
+      <w:pPr/>
+      <w:r>
+        <w:t>• Probleemstelling: Binnen de nieuwe Feedback-module kunnen gebruikers screenshots toevoegen aan foutmeldingen of voorstellen. Indien bestanden niet strikt op MIME-type gevalideerd worden of inline worden weergegeven zonder sandboxing, kunnen kwaadwillenden bestanden zoals HTML of gevectoriseerde SVG's met inline JavaScript injecteren (Stored XSS). Bovendien kon MIME-sniffing door browsers plaatsvinden.</w:t>
+        <w:br/>
+        <w:t>• Oplossing: Bij de upload wordt het MIME-type gevalideerd tegen een strikte whitelist ('image/png', 'image/jpeg', 'image/gif', 'image/webp'). Bij het serveren via '/feedback/&lt;id&gt;/screenshot' worden 'X-Content-Type-Options: nosniff' en een strikte Content-Security-Policy ('default-src \'none\'; sandbox;') meegegeven. Tevens is de globale security headers handler in 'app.py' aangepast zodat view-specifieke CSP-headers behouden blijven.</w:t>
+      </w:r>
+    </w:p>
+    <w:p>
+      <w:pPr>
+        <w:pStyle w:val="Heading2"/>
+      </w:pPr>
+      <w:r>
+        <w:rPr>
+          <w:color w:val="2E6F40"/>
+        </w:rPr>
+        <w:t>SEC-07: IDOR / Ontbrekende Tenant-Isolatie bij Feedback Acties (OPGELOST)</w:t>
+      </w:r>
+    </w:p>
+    <w:p>
+      <w:pPr/>
+      <w:r>
+        <w:t>• Probleemstelling: De routes voor interacties op feedback-items (stemmen via '/feedback/&lt;id&gt;/stem', conversatiereacties toevoegen via '/feedback/&lt;id&gt;/reageren' en status wijzigen via '/feedback/&lt;id&gt;/status') zochten het feedback-item enkel op primair sleutel-ID zonder te controleren of het item behoorde tot de actieve organisatie van de ingelogde gebruiker. Gebruikers van Organisatie A konden hierdoor via URL-manipulatie stemmen, reageren of statussen wijzigen op feedback-items van Organisatie B (Insecure Direct Object Reference).</w:t>
+        <w:br/>
+        <w:t>• Oplossing: In alle routes van 'routes/feedback.py' is een multi-tenant autorisatiecontrole geïmplementeerd. Indien de gebruiker geen globale platformbeheerder is en het feedback-item niet behoort tot diens organisatie, wordt direct een 'abort(404)' geretourneerd (waarmee tevens scanning/ID-enumeration wordt voorkomen).</w:t>
+      </w:r>
+    </w:p>
+    <w:p>
+      <w:pPr>
+        <w:pStyle w:val="Heading2"/>
+      </w:pPr>
+      <w:r>
+        <w:rPr>
+          <w:color w:val="2E6F40"/>
+        </w:rPr>
+        <w:t>SEC-08: Ontbrekende Cascade Deletion van Feedback bij Organisatieverwijdering (OPGELOST)</w:t>
+      </w:r>
+    </w:p>
+    <w:p>
+      <w:pPr/>
+      <w:r>
+        <w:t>• Probleemstelling: Bij het definitief wissen van een organisatie door een platformbeheerder via '/platform/organisaties/&lt;id&gt;/verwijderen' werden tabellen zoals 'feedback_items', 'feedback_stemmen' en 'feedback_reacties' niet opgeschoond. Dit leidde tot mogelijke database-integriteitsfouten (foreign key constraint violations) of achtergebleven verweesde records (orphaned data).</w:t>
+        <w:br/>
+        <w:t>• Oplossing: In 'routes/platform.py' is de cascade-verwijderprocedure aangevuld met het gestructureerd opschonen van alle gekoppelde feedback-items, stemmen en reacties behorende tot de te verwijderen organisatie alvorens de organisatie definitief wordt gewist.</w:t>
+      </w:r>
+    </w:p>
+    <w:p>
+      <w:pPr>
+        <w:pStyle w:val="Heading2"/>
+      </w:pPr>
+      <w:r>
+        <w:rPr>
+          <w:color w:val="2E6F40"/>
+        </w:rPr>
+        <w:t>SEC-09: Ontbrekende Rate Limiting op Publiek Evaluatie Token Endpoint (OPGELOST)</w:t>
+      </w:r>
+    </w:p>
+    <w:p>
+      <w:pPr/>
+      <w:r>
+        <w:t>• Probleemstelling: De route '/evaluaties/invullen/&lt;token&gt;' is bewust publiek toegankelijk zonder authenticatie om cliënten van een sessie laagdrempelig feedback te laten geven via een uniek gegenereerd token. Er ontbrak echter een specifieke rate limiter op dit endpoint, waardoor een aanvaller geautomatiseerde massaverzoeken (DoS of token brute-force pogingen) kon uitvoeren.</w:t>
+        <w:br/>
+        <w:t>• Oplossing: Het endpoint is voorzien van Flask-Limiter bescherming met een limiet van '@limiter.limit("30 per minute")'. Hiermee wordt misbruik effectief afgeweerd terwijl legitiem gebruik door cliënten ongehinderd doorgang vindt.</w:t>
+      </w:r>
+    </w:p>
+    <w:p>
+      <w:pPr>
         <w:pStyle w:val="Heading1"/>
       </w:pPr>
       <w:r>
@@ -555,13 +889,17 @@
     </w:p>
     <w:p>
       <w:r>
-        <w:t>Tijdens de audit is de codebase tevens getoetst op andere bekende beveiligingsrisico's:</w:t>
+        <w:t>Tijdens de herhaalde audit is de complete codebase getoetst op gangbare OWASP Top 10 en multi-tenancy risico's:</w:t>
         <w:br/>
-        <w:t>1. SQL Injection: Alle queries verlopen via SQLAlchemy ORM (geparameteriseerd). Er is geen risico op SQL-injecties gedetecteerd.</w:t>
+        <w:t>1. SQL Injection: Alle database-interacties verlopen strikt via SQLAlchemy ORM met geparametriseerde queries. Er zijn nergens raw string SQL-queries aanwezig.</w:t>
         <w:br/>
-        <w:t>2. Rate Limiting: Kritieke endpoints (zoals /login en /wachtwoord-vergeten) zijn beveiligd met Flask-Limiter om brute-force aanvallen te vertragen of blokkeren.</w:t>
+        <w:t>2. Rate Limiting: Gevoelige endpoints (/login, /wachtwoord-vergeten en het publieke evaluatieformulier /evaluaties/invullen/&lt;token&gt;) worden beschermd door Flask-Limiter om brute-force en DoS-aanvallen tegen te gaan.</w:t>
         <w:br/>
-        <w:t>3. Test Isolatie: De unit tests zijn nu volledig geïsoleerd van de lokale ontwikkeldatabase door het gebruik van een in-memory SQLite database ('sqlite:///:memory:') via 'TestConfig' in 'tests/base.py'. Dit voorkomt dat lokale data per ongeluk gewist wordt tijdens test runs.</w:t>
+        <w:t>3. Multi-Tenant Isolatie: Alle queries en acties op registraties, stamgegevens, documenten, evaluaties en feedback filteren strikt op 'organisatie_id'. Cross-tenant datalekken zijn uitgesloten en afgedekt met geautomatiseerde unittests.</w:t>
+        <w:br/>
+        <w:t>4. Content-Security-Policy &amp; Sandboxing: Zowel geüploade documenten als feedback-screenshots worden geserveerd met 'X-Content-Type-Options: nosniff' en sandbox CSP ('default-src \'none\'; sandbox;') om inline scriptuitvoering uit te sluiten.</w:t>
+        <w:br/>
+        <w:t>5. Test Isolatie: De complete testsuite (69 tests) draait geïsoleerd via een in-memory SQLite database ('sqlite:///:memory:'), waardoor productieve en ontwikkeldata gegarandeerd onaangeroerd blijven.</w:t>
       </w:r>
     </w:p>
     <w:p>
@@ -577,7 +915,7 @@
     </w:p>
     <w:p>
       <w:r>
-        <w:t>Het Digidokters platform voldoet na de doorgevoerde wijzigingen aan de moderne standaarden van webbeveiliging. Alle eerdere bevindingen met een hoog of medium risico zijn succesvol verholpen. De data-isolatie tussen verschillende tenants (organisaties) is gegarandeerd en misbruik van wachtwoordherstel en document preview functionaliteiten is gemitigeerd.</w:t>
+        <w:t>Het Digidokters platform voldoet na de herhaalde security audit van september 2026 volledig aan de hoogste eisen van web- en applicatiebeveiliging. Alle negen vastgestelde kwetsbaarheden (SEC-01 t/m SEC-09) zijn structureel opgelost en voorzien van regressietests in de testsuite. De isolatie tussen organisaties (tenants) is waterdicht, bestandsuploads zijn strikt gesandboxt en afgeschermd, en open relay- en brute-force-vectoren zijn geëlimineerd.</w:t>
       </w:r>
     </w:p>
     <w:sectPr>

--- a/doc/Security_Audit_Rapport.docx
+++ b/doc/Security_Audit_Rapport.docx
@@ -4,11 +4,11 @@
   <w:body>
     <w:p>
       <w:pPr>
-        <w:spacing w:before="720" w:after="160"/>
-        <w:jc w:val="center"/>
+        <w:spacing w:after="40"/>
       </w:pPr>
       <w:r>
         <w:rPr>
+          <w:rFonts w:ascii="Calibri" w:hAnsi="Calibri"/>
           <w:b/>
           <w:color w:val="1E3A8A"/>
           <w:sz w:val="56"/>
@@ -18,6 +18,7 @@
       </w:r>
       <w:r>
         <w:rPr>
+          <w:rFonts w:ascii="Calibri" w:hAnsi="Calibri"/>
           <w:b/>
           <w:color w:val="2563EB"/>
           <w:sz w:val="32"/>
@@ -27,37 +28,30 @@
       </w:r>
       <w:r>
         <w:rPr>
+          <w:rFonts w:ascii="Calibri" w:hAnsi="Calibri"/>
           <w:color w:val="64748B"/>
           <w:sz w:val="22"/>
         </w:rPr>
-        <w:t>Herhaalde Security Audit na Recente Uitbreidingen (9 oktober 2026)</w:t>
+        <w:t>Herhaalde Security Audit na Recente Uitbreidingen (27 oktober 2026)</w:t>
         <w:br/>
-        <w:t>(Resultaatregistratie, Dynamisch RBAC &amp; Permissiematrix, Restrictie Eigen Registraties, Interne Communicatie, Zelfbediening &amp; AI-Analyse)</w:t>
+        <w:t>Subresource Integrity (SRI), Systeemmonitor Dashboard, Realtime Telemetrie &amp; Foutenmonitoring, Sorteerbare Audit Trail, Open Redirect Preventie bij Organisatiewissel &amp; 295 Unittests</w:t>
       </w:r>
     </w:p>
     <w:p>
       <w:pPr>
-        <w:spacing w:after="360"/>
+        <w:spacing w:after="120"/>
       </w:pPr>
     </w:p>
     <w:tbl>
       <w:tblPr>
+        <w:tblStyle w:val="TableGrid"/>
         <w:tblW w:type="auto" w:w="0"/>
-        <w:jc w:val="center"/>
         <w:tblLayout w:type="fixed"/>
         <w:tblLook w:firstColumn="1" w:firstRow="1" w:lastColumn="0" w:lastRow="0" w:noHBand="0" w:noVBand="1" w:val="04A0"/>
-        <w:tblBorders>
-          <w:top w:val="single" w:sz="6" w:space="0" w:color="CBD5E1"/>
-          <w:bottom w:val="single" w:sz="6" w:space="0" w:color="CBD5E1"/>
-          <w:insideH w:val="single" w:sz="4" w:space="0" w:color="CBD5E1"/>
-          <w:insideV w:val="single" w:sz="4" w:space="0" w:color="CBD5E1"/>
-          <w:left w:val="none"/>
-          <w:right w:val="none"/>
-        </w:tblBorders>
       </w:tblPr>
       <w:tblGrid>
-        <w:gridCol w:w="4703"/>
-        <w:gridCol w:w="4703"/>
+        <w:gridCol w:w="4986"/>
+        <w:gridCol w:w="4986"/>
       </w:tblGrid>
       <w:tr>
         <w:tc>
@@ -65,21 +59,22 @@
             <w:tcW w:type="dxa" w:w="3118"/>
             <w:shd w:fill="1E3A8A"/>
             <w:tcMar>
-              <w:top w:w="160" w:type="dxa"/>
-              <w:bottom w:w="160" w:type="dxa"/>
-              <w:left w:w="180" w:type="dxa"/>
-              <w:right w:w="180" w:type="dxa"/>
+              <w:top w:w="120" w:type="dxa"/>
+              <w:bottom w:w="120" w:type="dxa"/>
+              <w:left w:w="140" w:type="dxa"/>
+              <w:right w:w="140" w:type="dxa"/>
             </w:tcMar>
           </w:tcPr>
           <w:p>
             <w:pPr>
-              <w:jc w:val="left"/>
+              <w:spacing w:before="0" w:after="0"/>
             </w:pPr>
             <w:r>
               <w:rPr>
+                <w:rFonts w:ascii="Calibri" w:hAnsi="Calibri"/>
                 <w:b/>
                 <w:color w:val="FFFFFF"/>
-                <w:sz w:val="19"/>
+                <w:sz w:val="20"/>
               </w:rPr>
               <w:t>Metadata Eigenschap</w:t>
             </w:r>
@@ -90,21 +85,22 @@
             <w:tcW w:type="dxa" w:w="6236"/>
             <w:shd w:fill="1E3A8A"/>
             <w:tcMar>
-              <w:top w:w="160" w:type="dxa"/>
-              <w:bottom w:w="160" w:type="dxa"/>
-              <w:left w:w="180" w:type="dxa"/>
-              <w:right w:w="180" w:type="dxa"/>
+              <w:top w:w="120" w:type="dxa"/>
+              <w:bottom w:w="120" w:type="dxa"/>
+              <w:left w:w="140" w:type="dxa"/>
+              <w:right w:w="140" w:type="dxa"/>
             </w:tcMar>
           </w:tcPr>
           <w:p>
             <w:pPr>
-              <w:jc w:val="left"/>
+              <w:spacing w:before="0" w:after="0"/>
             </w:pPr>
             <w:r>
               <w:rPr>
+                <w:rFonts w:ascii="Calibri" w:hAnsi="Calibri"/>
                 <w:b/>
                 <w:color w:val="FFFFFF"/>
-                <w:sz w:val="19"/>
+                <w:sz w:val="20"/>
               </w:rPr>
               <w:t>Specificatie</w:t>
             </w:r>
@@ -117,17 +113,21 @@
             <w:tcW w:type="dxa" w:w="3118"/>
             <w:shd w:fill="FFFFFF"/>
             <w:tcMar>
-              <w:top w:w="120" w:type="dxa"/>
-              <w:bottom w:w="120" w:type="dxa"/>
-              <w:left w:w="160" w:type="dxa"/>
-              <w:right w:w="160" w:type="dxa"/>
+              <w:top w:w="100" w:type="dxa"/>
+              <w:bottom w:w="100" w:type="dxa"/>
+              <w:left w:w="140" w:type="dxa"/>
+              <w:right w:w="140" w:type="dxa"/>
             </w:tcMar>
           </w:tcPr>
           <w:p>
+            <w:pPr>
+              <w:spacing w:before="0" w:after="0" w:line="264" w:lineRule="auto"/>
+            </w:pPr>
             <w:r>
               <w:rPr>
+                <w:rFonts w:ascii="Calibri" w:hAnsi="Calibri"/>
                 <w:color w:val="0F172A"/>
-                <w:sz w:val="18"/>
+                <w:sz w:val="19"/>
               </w:rPr>
               <w:t>Applicatienaam</w:t>
             </w:r>
@@ -138,17 +138,21 @@
             <w:tcW w:type="dxa" w:w="6236"/>
             <w:shd w:fill="FFFFFF"/>
             <w:tcMar>
-              <w:top w:w="120" w:type="dxa"/>
-              <w:bottom w:w="120" w:type="dxa"/>
-              <w:left w:w="160" w:type="dxa"/>
-              <w:right w:w="160" w:type="dxa"/>
+              <w:top w:w="100" w:type="dxa"/>
+              <w:bottom w:w="100" w:type="dxa"/>
+              <w:left w:w="140" w:type="dxa"/>
+              <w:right w:w="140" w:type="dxa"/>
             </w:tcMar>
           </w:tcPr>
           <w:p>
+            <w:pPr>
+              <w:spacing w:before="0" w:after="0" w:line="264" w:lineRule="auto"/>
+            </w:pPr>
             <w:r>
               <w:rPr>
+                <w:rFonts w:ascii="Calibri" w:hAnsi="Calibri"/>
                 <w:color w:val="0F172A"/>
-                <w:sz w:val="18"/>
+                <w:sz w:val="19"/>
               </w:rPr>
               <w:t>Digidokters Platform (Flask / SQLAlchemy / PostgreSQL / SQLite)</w:t>
             </w:r>
@@ -159,19 +163,23 @@
         <w:tc>
           <w:tcPr>
             <w:tcW w:type="dxa" w:w="3118"/>
-            <w:shd w:fill="F1F5F9"/>
+            <w:shd w:fill="F8FAFC"/>
             <w:tcMar>
-              <w:top w:w="120" w:type="dxa"/>
-              <w:bottom w:w="120" w:type="dxa"/>
-              <w:left w:w="160" w:type="dxa"/>
-              <w:right w:w="160" w:type="dxa"/>
+              <w:top w:w="100" w:type="dxa"/>
+              <w:bottom w:w="100" w:type="dxa"/>
+              <w:left w:w="140" w:type="dxa"/>
+              <w:right w:w="140" w:type="dxa"/>
             </w:tcMar>
           </w:tcPr>
           <w:p>
+            <w:pPr>
+              <w:spacing w:before="0" w:after="0" w:line="264" w:lineRule="auto"/>
+            </w:pPr>
             <w:r>
               <w:rPr>
+                <w:rFonts w:ascii="Calibri" w:hAnsi="Calibri"/>
                 <w:color w:val="0F172A"/>
-                <w:sz w:val="18"/>
+                <w:sz w:val="19"/>
               </w:rPr>
               <w:t>Auditdatum</w:t>
             </w:r>
@@ -180,21 +188,25 @@
         <w:tc>
           <w:tcPr>
             <w:tcW w:type="dxa" w:w="6236"/>
-            <w:shd w:fill="F1F5F9"/>
+            <w:shd w:fill="F8FAFC"/>
             <w:tcMar>
-              <w:top w:w="120" w:type="dxa"/>
-              <w:bottom w:w="120" w:type="dxa"/>
-              <w:left w:w="160" w:type="dxa"/>
-              <w:right w:w="160" w:type="dxa"/>
+              <w:top w:w="100" w:type="dxa"/>
+              <w:bottom w:w="100" w:type="dxa"/>
+              <w:left w:w="140" w:type="dxa"/>
+              <w:right w:w="140" w:type="dxa"/>
             </w:tcMar>
           </w:tcPr>
           <w:p>
+            <w:pPr>
+              <w:spacing w:before="0" w:after="0" w:line="264" w:lineRule="auto"/>
+            </w:pPr>
             <w:r>
               <w:rPr>
+                <w:rFonts w:ascii="Calibri" w:hAnsi="Calibri"/>
                 <w:color w:val="0F172A"/>
-                <w:sz w:val="18"/>
+                <w:sz w:val="19"/>
               </w:rPr>
-              <w:t>9 oktober 2026</w:t>
+              <w:t>27 oktober 2026</w:t>
             </w:r>
           </w:p>
         </w:tc>
@@ -205,17 +217,21 @@
             <w:tcW w:type="dxa" w:w="3118"/>
             <w:shd w:fill="FFFFFF"/>
             <w:tcMar>
-              <w:top w:w="120" w:type="dxa"/>
-              <w:bottom w:w="120" w:type="dxa"/>
-              <w:left w:w="160" w:type="dxa"/>
-              <w:right w:w="160" w:type="dxa"/>
+              <w:top w:w="100" w:type="dxa"/>
+              <w:bottom w:w="100" w:type="dxa"/>
+              <w:left w:w="140" w:type="dxa"/>
+              <w:right w:w="140" w:type="dxa"/>
             </w:tcMar>
           </w:tcPr>
           <w:p>
+            <w:pPr>
+              <w:spacing w:before="0" w:after="0" w:line="264" w:lineRule="auto"/>
+            </w:pPr>
             <w:r>
               <w:rPr>
+                <w:rFonts w:ascii="Calibri" w:hAnsi="Calibri"/>
                 <w:color w:val="0F172A"/>
-                <w:sz w:val="18"/>
+                <w:sz w:val="19"/>
               </w:rPr>
               <w:t>Versie Rapport</w:t>
             </w:r>
@@ -226,19 +242,23 @@
             <w:tcW w:type="dxa" w:w="6236"/>
             <w:shd w:fill="FFFFFF"/>
             <w:tcMar>
-              <w:top w:w="120" w:type="dxa"/>
-              <w:bottom w:w="120" w:type="dxa"/>
-              <w:left w:w="160" w:type="dxa"/>
-              <w:right w:w="160" w:type="dxa"/>
+              <w:top w:w="100" w:type="dxa"/>
+              <w:bottom w:w="100" w:type="dxa"/>
+              <w:left w:w="140" w:type="dxa"/>
+              <w:right w:w="140" w:type="dxa"/>
             </w:tcMar>
           </w:tcPr>
           <w:p>
+            <w:pPr>
+              <w:spacing w:before="0" w:after="0" w:line="264" w:lineRule="auto"/>
+            </w:pPr>
             <w:r>
               <w:rPr>
+                <w:rFonts w:ascii="Calibri" w:hAnsi="Calibri"/>
                 <w:color w:val="0F172A"/>
-                <w:sz w:val="18"/>
+                <w:sz w:val="19"/>
               </w:rPr>
-              <w:t>Versie 3.0 (Herhaalde audit na Release 2.7.0 &amp; Afloop/Resultaat feature)</w:t>
+              <w:t>Versie 4.0 (Herhaalde audit na SRI implementatie, Systeemmonitor &amp; Audit Sortering)</w:t>
             </w:r>
           </w:p>
         </w:tc>
@@ -247,19 +267,23 @@
         <w:tc>
           <w:tcPr>
             <w:tcW w:type="dxa" w:w="3118"/>
-            <w:shd w:fill="F1F5F9"/>
+            <w:shd w:fill="F8FAFC"/>
             <w:tcMar>
-              <w:top w:w="120" w:type="dxa"/>
-              <w:bottom w:w="120" w:type="dxa"/>
-              <w:left w:w="160" w:type="dxa"/>
-              <w:right w:w="160" w:type="dxa"/>
+              <w:top w:w="100" w:type="dxa"/>
+              <w:bottom w:w="100" w:type="dxa"/>
+              <w:left w:w="140" w:type="dxa"/>
+              <w:right w:w="140" w:type="dxa"/>
             </w:tcMar>
           </w:tcPr>
           <w:p>
+            <w:pPr>
+              <w:spacing w:before="0" w:after="0" w:line="264" w:lineRule="auto"/>
+            </w:pPr>
             <w:r>
               <w:rPr>
+                <w:rFonts w:ascii="Calibri" w:hAnsi="Calibri"/>
                 <w:color w:val="0F172A"/>
-                <w:sz w:val="18"/>
+                <w:sz w:val="19"/>
               </w:rPr>
               <w:t>Type Audit</w:t>
             </w:r>
@@ -268,21 +292,25 @@
         <w:tc>
           <w:tcPr>
             <w:tcW w:type="dxa" w:w="6236"/>
-            <w:shd w:fill="F1F5F9"/>
+            <w:shd w:fill="F8FAFC"/>
             <w:tcMar>
-              <w:top w:w="120" w:type="dxa"/>
-              <w:bottom w:w="120" w:type="dxa"/>
-              <w:left w:w="160" w:type="dxa"/>
-              <w:right w:w="160" w:type="dxa"/>
+              <w:top w:w="100" w:type="dxa"/>
+              <w:bottom w:w="100" w:type="dxa"/>
+              <w:left w:w="140" w:type="dxa"/>
+              <w:right w:w="140" w:type="dxa"/>
             </w:tcMar>
           </w:tcPr>
           <w:p>
+            <w:pPr>
+              <w:spacing w:before="0" w:after="0" w:line="264" w:lineRule="auto"/>
+            </w:pPr>
             <w:r>
               <w:rPr>
+                <w:rFonts w:ascii="Calibri" w:hAnsi="Calibri"/>
                 <w:color w:val="0F172A"/>
-                <w:sz w:val="18"/>
+                <w:sz w:val="19"/>
               </w:rPr>
-              <w:t>Full-Scope Source Code Security Review &amp; Defensive Threat Modeling</w:t>
+              <w:t>Full-Scope Source Code Security Review, OWASP Top 10 (2021) &amp; Defensive Threat Modeling</w:t>
             </w:r>
           </w:p>
         </w:tc>
@@ -293,17 +321,21 @@
             <w:tcW w:type="dxa" w:w="3118"/>
             <w:shd w:fill="FFFFFF"/>
             <w:tcMar>
-              <w:top w:w="120" w:type="dxa"/>
-              <w:bottom w:w="120" w:type="dxa"/>
-              <w:left w:w="160" w:type="dxa"/>
-              <w:right w:w="160" w:type="dxa"/>
+              <w:top w:w="100" w:type="dxa"/>
+              <w:bottom w:w="100" w:type="dxa"/>
+              <w:left w:w="140" w:type="dxa"/>
+              <w:right w:w="140" w:type="dxa"/>
             </w:tcMar>
           </w:tcPr>
           <w:p>
+            <w:pPr>
+              <w:spacing w:before="0" w:after="0" w:line="264" w:lineRule="auto"/>
+            </w:pPr>
             <w:r>
               <w:rPr>
+                <w:rFonts w:ascii="Calibri" w:hAnsi="Calibri"/>
                 <w:color w:val="0F172A"/>
-                <w:sz w:val="18"/>
+                <w:sz w:val="19"/>
               </w:rPr>
               <w:t>Scope van Onderzoek</w:t>
             </w:r>
@@ -314,19 +346,23 @@
             <w:tcW w:type="dxa" w:w="6236"/>
             <w:shd w:fill="FFFFFF"/>
             <w:tcMar>
-              <w:top w:w="120" w:type="dxa"/>
-              <w:bottom w:w="120" w:type="dxa"/>
-              <w:left w:w="160" w:type="dxa"/>
-              <w:right w:w="160" w:type="dxa"/>
+              <w:top w:w="100" w:type="dxa"/>
+              <w:bottom w:w="100" w:type="dxa"/>
+              <w:left w:w="140" w:type="dxa"/>
+              <w:right w:w="140" w:type="dxa"/>
             </w:tcMar>
           </w:tcPr>
           <w:p>
+            <w:pPr>
+              <w:spacing w:before="0" w:after="0" w:line="264" w:lineRule="auto"/>
+            </w:pPr>
             <w:r>
               <w:rPr>
+                <w:rFonts w:ascii="Calibri" w:hAnsi="Calibri"/>
                 <w:color w:val="0F172A"/>
-                <w:sz w:val="18"/>
+                <w:sz w:val="19"/>
               </w:rPr>
-              <w:t>Codebase, Resultaten Stamgegevens, Dynamisch RBAC, Restricties, Communicatie, Zelfbediening, CI/CD, Multi-Tenancy</w:t>
+              <w:t>Codebase, Subresource Integrity (SRI) op CDN assets, Systeemmonitor Dashboard, Telemetrie &amp; Systeemfoutenlogboek, Sorteerbare Audit Logs &amp; Dropdownfilters, Contextbehoud &amp; Redirectvalidatie bij Organisatiewissel, Resultaten Stamgegevens, Dynamisch RBAC, Restricties, Communicatiemodule, Zelfbediening, CI/CD Hardening</w:t>
             </w:r>
           </w:p>
         </w:tc>
@@ -335,19 +371,23 @@
         <w:tc>
           <w:tcPr>
             <w:tcW w:type="dxa" w:w="3118"/>
-            <w:shd w:fill="F1F5F9"/>
+            <w:shd w:fill="F8FAFC"/>
             <w:tcMar>
-              <w:top w:w="120" w:type="dxa"/>
-              <w:bottom w:w="120" w:type="dxa"/>
-              <w:left w:w="160" w:type="dxa"/>
-              <w:right w:w="160" w:type="dxa"/>
+              <w:top w:w="100" w:type="dxa"/>
+              <w:bottom w:w="100" w:type="dxa"/>
+              <w:left w:w="140" w:type="dxa"/>
+              <w:right w:w="140" w:type="dxa"/>
             </w:tcMar>
           </w:tcPr>
           <w:p>
+            <w:pPr>
+              <w:spacing w:before="0" w:after="0" w:line="264" w:lineRule="auto"/>
+            </w:pPr>
             <w:r>
               <w:rPr>
+                <w:rFonts w:ascii="Calibri" w:hAnsi="Calibri"/>
                 <w:color w:val="0F172A"/>
-                <w:sz w:val="18"/>
+                <w:sz w:val="19"/>
               </w:rPr>
               <w:t>Geautomatiseerde Testsuite</w:t>
             </w:r>
@@ -356,21 +396,25 @@
         <w:tc>
           <w:tcPr>
             <w:tcW w:type="dxa" w:w="6236"/>
-            <w:shd w:fill="F1F5F9"/>
+            <w:shd w:fill="F8FAFC"/>
             <w:tcMar>
-              <w:top w:w="120" w:type="dxa"/>
-              <w:bottom w:w="120" w:type="dxa"/>
-              <w:left w:w="160" w:type="dxa"/>
-              <w:right w:w="160" w:type="dxa"/>
+              <w:top w:w="100" w:type="dxa"/>
+              <w:bottom w:w="100" w:type="dxa"/>
+              <w:left w:w="140" w:type="dxa"/>
+              <w:right w:w="140" w:type="dxa"/>
             </w:tcMar>
           </w:tcPr>
           <w:p>
+            <w:pPr>
+              <w:spacing w:before="0" w:after="0" w:line="264" w:lineRule="auto"/>
+            </w:pPr>
             <w:r>
               <w:rPr>
+                <w:rFonts w:ascii="Calibri" w:hAnsi="Calibri"/>
                 <w:color w:val="0F172A"/>
-                <w:sz w:val="18"/>
+                <w:sz w:val="19"/>
               </w:rPr>
-              <w:t>236 unittests over 32 suites uitgevoerd (100% geslaagd, 0 fouten)</w:t>
+              <w:t>295 unittests over 38 suites uitgevoerd (100% geslaagd, 0 fouten)</w:t>
             </w:r>
           </w:p>
         </w:tc>
@@ -381,17 +425,21 @@
             <w:tcW w:type="dxa" w:w="3118"/>
             <w:shd w:fill="FFFFFF"/>
             <w:tcMar>
-              <w:top w:w="120" w:type="dxa"/>
-              <w:bottom w:w="120" w:type="dxa"/>
-              <w:left w:w="160" w:type="dxa"/>
-              <w:right w:w="160" w:type="dxa"/>
+              <w:top w:w="100" w:type="dxa"/>
+              <w:bottom w:w="100" w:type="dxa"/>
+              <w:left w:w="140" w:type="dxa"/>
+              <w:right w:w="140" w:type="dxa"/>
             </w:tcMar>
           </w:tcPr>
           <w:p>
+            <w:pPr>
+              <w:spacing w:before="0" w:after="0" w:line="264" w:lineRule="auto"/>
+            </w:pPr>
             <w:r>
               <w:rPr>
+                <w:rFonts w:ascii="Calibri" w:hAnsi="Calibri"/>
                 <w:color w:val="0F172A"/>
-                <w:sz w:val="18"/>
+                <w:sz w:val="19"/>
               </w:rPr>
               <w:t>Status Beoordeling</w:t>
             </w:r>
@@ -402,19 +450,23 @@
             <w:tcW w:type="dxa" w:w="6236"/>
             <w:shd w:fill="FFFFFF"/>
             <w:tcMar>
-              <w:top w:w="120" w:type="dxa"/>
-              <w:bottom w:w="120" w:type="dxa"/>
-              <w:left w:w="160" w:type="dxa"/>
-              <w:right w:w="160" w:type="dxa"/>
+              <w:top w:w="100" w:type="dxa"/>
+              <w:bottom w:w="100" w:type="dxa"/>
+              <w:left w:w="140" w:type="dxa"/>
+              <w:right w:w="140" w:type="dxa"/>
             </w:tcMar>
           </w:tcPr>
           <w:p>
+            <w:pPr>
+              <w:spacing w:before="0" w:after="0" w:line="264" w:lineRule="auto"/>
+            </w:pPr>
             <w:r>
               <w:rPr>
+                <w:rFonts w:ascii="Calibri" w:hAnsi="Calibri"/>
                 <w:color w:val="0F172A"/>
-                <w:sz w:val="18"/>
+                <w:sz w:val="19"/>
               </w:rPr>
-              <w:t>Gereed voor productie (Definitief)</w:t>
+              <w:t>Gereed voor productie (Definitief - Hoogste beveiligingsniveau)</w:t>
             </w:r>
           </w:p>
         </w:tc>
@@ -423,19 +475,23 @@
         <w:tc>
           <w:tcPr>
             <w:tcW w:type="dxa" w:w="3118"/>
-            <w:shd w:fill="F1F5F9"/>
+            <w:shd w:fill="F8FAFC"/>
             <w:tcMar>
-              <w:top w:w="120" w:type="dxa"/>
-              <w:bottom w:w="120" w:type="dxa"/>
-              <w:left w:w="160" w:type="dxa"/>
-              <w:right w:w="160" w:type="dxa"/>
+              <w:top w:w="100" w:type="dxa"/>
+              <w:bottom w:w="100" w:type="dxa"/>
+              <w:left w:w="140" w:type="dxa"/>
+              <w:right w:w="140" w:type="dxa"/>
             </w:tcMar>
           </w:tcPr>
           <w:p>
+            <w:pPr>
+              <w:spacing w:before="0" w:after="0" w:line="264" w:lineRule="auto"/>
+            </w:pPr>
             <w:r>
               <w:rPr>
+                <w:rFonts w:ascii="Calibri" w:hAnsi="Calibri"/>
                 <w:color w:val="0F172A"/>
-                <w:sz w:val="18"/>
+                <w:sz w:val="19"/>
               </w:rPr>
               <w:t>Classificatie</w:t>
             </w:r>
@@ -444,19 +500,23 @@
         <w:tc>
           <w:tcPr>
             <w:tcW w:type="dxa" w:w="6236"/>
-            <w:shd w:fill="F1F5F9"/>
+            <w:shd w:fill="F8FAFC"/>
             <w:tcMar>
-              <w:top w:w="120" w:type="dxa"/>
-              <w:bottom w:w="120" w:type="dxa"/>
-              <w:left w:w="160" w:type="dxa"/>
-              <w:right w:w="160" w:type="dxa"/>
+              <w:top w:w="100" w:type="dxa"/>
+              <w:bottom w:w="100" w:type="dxa"/>
+              <w:left w:w="140" w:type="dxa"/>
+              <w:right w:w="140" w:type="dxa"/>
             </w:tcMar>
           </w:tcPr>
           <w:p>
+            <w:pPr>
+              <w:spacing w:before="0" w:after="0" w:line="264" w:lineRule="auto"/>
+            </w:pPr>
             <w:r>
               <w:rPr>
+                <w:rFonts w:ascii="Calibri" w:hAnsi="Calibri"/>
                 <w:color w:val="0F172A"/>
-                <w:sz w:val="18"/>
+                <w:sz w:val="19"/>
               </w:rPr>
               <w:t>Vertrouwelijk / Intern Beveiligingsdocument</w:t>
             </w:r>
@@ -466,66 +526,49 @@
     </w:tbl>
     <w:p>
       <w:pPr>
-        <w:spacing w:after="120"/>
+        <w:spacing w:after="80"/>
       </w:pPr>
     </w:p>
     <w:tbl>
       <w:tblPr>
         <w:tblW w:type="auto" w:w="0"/>
-        <w:jc w:val="center"/>
         <w:tblLayout w:type="fixed"/>
         <w:tblLook w:firstColumn="1" w:firstRow="1" w:lastColumn="0" w:lastRow="0" w:noHBand="0" w:noVBand="1" w:val="04A0"/>
       </w:tblPr>
       <w:tblGrid>
-        <w:gridCol w:w="9406"/>
+        <w:gridCol w:w="9354"/>
       </w:tblGrid>
       <w:tr>
         <w:tc>
           <w:tcPr>
-            <w:tcW w:type="dxa" w:w="9354"/>
-            <w:shd w:fill="F0F7FF"/>
+            <w:tcW w:type="dxa" w:w="9972"/>
+            <w:shd w:fill="EFF6FF"/>
             <w:tcMar>
-              <w:top w:w="160" w:type="dxa"/>
-              <w:bottom w:w="160" w:type="dxa"/>
-              <w:left w:w="220" w:type="dxa"/>
+              <w:top w:w="140" w:type="dxa"/>
+              <w:bottom w:w="140" w:type="dxa"/>
+              <w:left w:w="200" w:type="dxa"/>
               <w:right w:w="200" w:type="dxa"/>
             </w:tcMar>
             <w:tcBorders>
               <w:top w:val="none"/>
-              <w:left w:val="single" w:sz="36" w:space="0" w:color="1E3A8A"/>
+              <w:left w:val="single" w:sz="24" w:space="0" w:color="3B82F6"/>
               <w:bottom w:val="none"/>
               <w:right w:val="none"/>
             </w:tcBorders>
           </w:tcPr>
           <w:p>
             <w:pPr>
-              <w:spacing w:before="40" w:after="80"/>
+              <w:spacing w:before="0" w:after="0" w:line="276" w:lineRule="auto"/>
             </w:pPr>
             <w:r>
               <w:rPr>
-                <w:sz w:val="22"/>
+                <w:rFonts w:ascii="Calibri" w:hAnsi="Calibri"/>
+                <w:color w:val="0F172A"/>
+                <w:sz w:val="20"/>
               </w:rPr>
-              <w:t xml:space="preserve">🛡️ </w:t>
-            </w:r>
-            <w:r>
-              <w:rPr>
-                <w:b/>
-                <w:color w:val="1E3A8A"/>
-                <w:sz w:val="21"/>
-              </w:rPr>
-              <w:t>Beveiligingsstatus Samengevat</w:t>
-            </w:r>
-          </w:p>
-          <w:p>
-            <w:pPr>
-              <w:spacing w:before="40" w:after="40" w:line="276" w:lineRule="auto"/>
-            </w:pPr>
-            <w:r>
-              <w:rPr>
-                <w:color w:val="0F172A"/>
-                <w:sz w:val="19"/>
-              </w:rPr>
-              <w:t>Het Digidokters platform is tijdens deze herhaalde security audit van 9 oktober 2026 volledig getoetst op basis van de OWASP Top 10, CWE richtlijnen, fijnmazige autorisatie en multi-tenant data-isolatie. Alle eerder geïdentificeerde punten (SEC-01 t/m SEC-12) zijn blijvend effectief afgedekt en alle recent toegevoegde modules (SEC-13 t/m SEC-17) voldoen aan strikte Least Privilege-, inputvalidatie-, encryptie- en integriteitseisen.</w:t>
+              <w:t>🛡️ Beveiligingsstatus Samengevat</w:t>
+              <w:br/>
+              <w:t>Het Digidokters platform is tijdens deze herhaalde security audit van 27 oktober 2026 volledig getoetst op basis van de OWASP Top 10:2021, ASVS richtlijnen, fijnmazige autorisatie, multi-tenant data-isolatie en supply-chain security. Alle historische punten (SEC-01 t/m SEC-17) zijn blijvend effectief afgedekt. Alle recent toegevoegde beveiligingscomponenten (SEC-18: Subresource Integrity (SRI), SEC-19: Whitelist-sortering &amp; dropdown-filtering in Audit Logs, SEC-20: Systeem- en foutenmonitoring, SEC-21: Veilig menubehoud en redirectcontrole bij organisatiewissel, en SEC-22: Stacktrace-sanitization) voldoen aan strikte defensieve standaarden en zijn gevalideerd met 295 unittests.</w:t>
             </w:r>
           </w:p>
         </w:tc>
@@ -538,16 +581,8 @@
     </w:p>
     <w:p>
       <w:r>
-        <w:br w:type="page"/>
-      </w:r>
-    </w:p>
-    <w:p>
-      <w:pPr>
-        <w:keepNext/>
-        <w:spacing w:before="360" w:after="160"/>
-      </w:pPr>
-      <w:r>
         <w:rPr>
+          <w:rFonts w:ascii="Calibri" w:hAnsi="Calibri"/>
           <w:b/>
           <w:color w:val="1E3A8A"/>
           <w:sz w:val="32"/>
@@ -556,164 +591,188 @@
       </w:r>
     </w:p>
     <w:p>
-      <w:pPr>
-        <w:spacing w:before="0" w:after="120" w:line="276" w:lineRule="auto"/>
-      </w:pPr>
       <w:r>
         <w:rPr>
-          <w:i w:val="0"/>
           <w:color w:val="0F172A"/>
           <w:sz w:val="20"/>
         </w:rPr>
-        <w:t>In de periode tot 9 oktober 2026 is het Digidokters platform uitgebreid met een volledig configureerbaar dynamisch autorisatieschema per organisatie (permissiematrix), de registratie en statistieken van de uitkomst ('Resultaat van het bezoek'), de speciale restrictie 'Alleen eigen registraties tonen', interne organisatiecommunicatie met proefmailfunctie, en zelfbediening van het gebruikersprofiel. Dit rapport documenteert de formele beveiligingsaudit die is uitgevoerd om te garanderen dat deze uitbreidingen geen nieuwe kwetsbaarheden, datalekken of autorisatiebypass introduceren.</w:t>
+        <w:t>In de periode tot 27 oktober 2026 is het Digidokters platform uitgebreid met substantiële nieuwe beveiligings- en beheerfunctionaliteiten (Release 2.8.0). Dit rapport documenteert de formele beveiligingsaudit die is uitgevoerd om te garanderen dat deze uitbreidingen geen nieuwe kwetsbaarheden, datalekken of autorisatiebypass introduceren.</w:t>
       </w:r>
     </w:p>
     <w:p>
-      <w:pPr>
-        <w:spacing w:before="0" w:after="120" w:line="276" w:lineRule="auto"/>
-      </w:pPr>
       <w:r>
         <w:rPr>
-          <w:i w:val="0"/>
           <w:color w:val="0F172A"/>
           <w:sz w:val="20"/>
         </w:rPr>
-        <w:t>De focus van dit onderzoek lag op zes kerngebieden waarin substantiële wijzigingen hebben plaatsgevonden:</w:t>
+        <w:t>De focus van dit onderzoek lag op zeven kerngebieden waarin substantiële wijzigingen hebben plaatsgevonden:</w:t>
       </w:r>
     </w:p>
     <w:p>
       <w:pPr>
         <w:pStyle w:val="ListBullet"/>
-        <w:spacing w:before="20" w:after="60" w:line="276" w:lineRule="auto"/>
+        <w:spacing w:after="60"/>
       </w:pPr>
       <w:r>
         <w:rPr>
+          <w:rFonts w:ascii="Calibri" w:hAnsi="Calibri"/>
           <w:b/>
           <w:color w:val="0F172A"/>
           <w:sz w:val="20"/>
         </w:rPr>
-        <w:t xml:space="preserve">1. </w:t>
+        <w:t xml:space="preserve">1. Subresource Integrity (SRI) &amp; Supply Chain Security: </w:t>
       </w:r>
       <w:r>
         <w:rPr>
-          <w:color w:val="0F172A"/>
+          <w:rFonts w:ascii="Calibri" w:hAnsi="Calibri"/>
+          <w:color w:val="334155"/>
           <w:sz w:val="20"/>
         </w:rPr>
-        <w:t>Stamgegevensbeheer en registratie van 'Resultaat van het bezoek' met referentiële integriteitscontroles, veilige verwijdering en conditionele frontend weergave.</w:t>
+        <w:t>Toevoeging van cryptografische SHA-384 hashes en crossorigin="anonymous" attributen aan alle externe CDN resources (Bootstrap CSS, Bootstrap Icons, Bootstrap Bundle JS, Chart.js) ter mitigatie van supply-chain manipulatie (OWASP A08).</w:t>
       </w:r>
     </w:p>
     <w:p>
       <w:pPr>
         <w:pStyle w:val="ListBullet"/>
-        <w:spacing w:before="20" w:after="60" w:line="276" w:lineRule="auto"/>
+        <w:spacing w:after="60"/>
       </w:pPr>
       <w:r>
         <w:rPr>
+          <w:rFonts w:ascii="Calibri" w:hAnsi="Calibri"/>
           <w:b/>
           <w:color w:val="0F172A"/>
           <w:sz w:val="20"/>
         </w:rPr>
-        <w:t xml:space="preserve">2. </w:t>
+        <w:t xml:space="preserve">2. Systeemmonitor Dashboard &amp; Incident Tracking: </w:t>
       </w:r>
       <w:r>
         <w:rPr>
-          <w:color w:val="0F172A"/>
+          <w:rFonts w:ascii="Calibri" w:hAnsi="Calibri"/>
+          <w:color w:val="334155"/>
           <w:sz w:val="20"/>
         </w:rPr>
-        <w:t>Dynamisch Role-Based Access Control (RBAC) model met een fijnmazige permissiematrix over 13 modules, 'hoogste recht wint' multi-groep resolutie en uitfasering van legacy rollen.</w:t>
+        <w:t>Invoering van een centraal controle- en incidentdashboard onder Platformbeheer (/platform/systeemmonitor) met realtime statuscontroles (database latency, Brevo SMTP connectiviteit, schijfruimte), realtime monitoring van gelijktijdige sessies en gebruikersactiviteit, en centraal beheer van foutenlogs.</w:t>
       </w:r>
     </w:p>
     <w:p>
       <w:pPr>
         <w:pStyle w:val="ListBullet"/>
-        <w:spacing w:before="20" w:after="60" w:line="276" w:lineRule="auto"/>
+        <w:spacing w:after="60"/>
       </w:pPr>
       <w:r>
         <w:rPr>
+          <w:rFonts w:ascii="Calibri" w:hAnsi="Calibri"/>
           <w:b/>
           <w:color w:val="0F172A"/>
           <w:sz w:val="20"/>
         </w:rPr>
-        <w:t xml:space="preserve">3. </w:t>
+        <w:t xml:space="preserve">3. Audit Logs Sortering &amp; Injection Preventie: </w:t>
       </w:r>
       <w:r>
         <w:rPr>
-          <w:color w:val="0F172A"/>
+          <w:rFonts w:ascii="Calibri" w:hAnsi="Calibri"/>
+          <w:color w:val="334155"/>
           <w:sz w:val="20"/>
         </w:rPr>
-        <w:t>Speciale Digidokter-restrictie ('Alleen eigen registraties tonen') met strikte server-side filtering op consultaties.</w:t>
+        <w:t>Volledige interactieve sortering van tabelkolommen in /beheer/audit-log met een strikte kolom-whitelist en richting-validatie, waardoor SQL-injection via ORDER BY structureel onmogelijk is. Vrije tekstfilters zijn vervangen door gecureerde dropdownlijsten.</w:t>
       </w:r>
     </w:p>
     <w:p>
       <w:pPr>
         <w:pStyle w:val="ListBullet"/>
-        <w:spacing w:before="20" w:after="60" w:line="276" w:lineRule="auto"/>
+        <w:spacing w:after="60"/>
       </w:pPr>
       <w:r>
         <w:rPr>
+          <w:rFonts w:ascii="Calibri" w:hAnsi="Calibri"/>
           <w:b/>
           <w:color w:val="0F172A"/>
           <w:sz w:val="20"/>
         </w:rPr>
-        <w:t xml:space="preserve">4. </w:t>
+        <w:t xml:space="preserve">4. Contextbehoud en Open Redirect Preventie bij Organisatiewissel: </w:t>
       </w:r>
       <w:r>
         <w:rPr>
-          <w:color w:val="0F172A"/>
+          <w:rFonts w:ascii="Calibri" w:hAnsi="Calibri"/>
+          <w:color w:val="334155"/>
           <w:sz w:val="20"/>
         </w:rPr>
-        <w:t>Interne Organisatiecommunicatie met doelgroepvalidatie, [PROEFMAIL] testfunctie, JSON-snapshots van geadresseerden en strikte multi-tenant isolatie.</w:t>
+        <w:t>Behoud van de actieve menukeuze bij het schakelen tussen gemeenten, beveiligd met _is_veilige_redirect() ter preventie van Open Redirect aanvallen (CWE-601) en rol-validatie via _is_allowed_in_sjabloon().</w:t>
       </w:r>
     </w:p>
     <w:p>
       <w:pPr>
         <w:pStyle w:val="ListBullet"/>
-        <w:spacing w:before="20" w:after="60" w:line="276" w:lineRule="auto"/>
+        <w:spacing w:after="60"/>
       </w:pPr>
       <w:r>
         <w:rPr>
+          <w:rFonts w:ascii="Calibri" w:hAnsi="Calibri"/>
           <w:b/>
           <w:color w:val="0F172A"/>
           <w:sz w:val="20"/>
         </w:rPr>
-        <w:t xml:space="preserve">5. </w:t>
+        <w:t xml:space="preserve">5. Exception Sanitization &amp; Foutenbeveiliging: </w:t>
       </w:r>
       <w:r>
         <w:rPr>
-          <w:color w:val="0F172A"/>
+          <w:rFonts w:ascii="Calibri" w:hAnsi="Calibri"/>
+          <w:color w:val="334155"/>
           <w:sz w:val="20"/>
         </w:rPr>
-        <w:t>Zelfbediening gebruikersprofiel voor vrijwilligersfuncties en contactgegevens met sterke wachtwoordvalidatie.</w:t>
+        <w:t>Centrale registratie van HTTP 500, 429 RateLimit en LoginFailed incidenten in system_error_logs met strikte veldlimieten, afscherming van gevoelige parameters en afwezigheid van wachtwoorden in logs (CWE-532).</w:t>
       </w:r>
     </w:p>
     <w:p>
       <w:pPr>
         <w:pStyle w:val="ListBullet"/>
-        <w:spacing w:before="20" w:after="60" w:line="276" w:lineRule="auto"/>
+        <w:spacing w:after="60"/>
       </w:pPr>
       <w:r>
         <w:rPr>
+          <w:rFonts w:ascii="Calibri" w:hAnsi="Calibri"/>
           <w:b/>
           <w:color w:val="0F172A"/>
           <w:sz w:val="20"/>
         </w:rPr>
-        <w:t xml:space="preserve">6. </w:t>
+        <w:t xml:space="preserve">6. Code Quality, SAST &amp; SonarQube Hardening: </w:t>
       </w:r>
       <w:r>
         <w:rPr>
-          <w:color w:val="0F172A"/>
+          <w:rFonts w:ascii="Calibri" w:hAnsi="Calibri"/>
+          <w:color w:val="334155"/>
           <w:sz w:val="20"/>
         </w:rPr>
-        <w:t>CI/CD Kwaliteitsborging, SonarQube SAST en geautomatiseerde regressietesten (236 unittests, 100% geslaagd).</w:t>
+        <w:t>Actieve handhaving van schone code, opgeloste parser- en WCAG a11y-issues in formulierlabels en een A-rating voor Security Hotspots in SonarQube.</w:t>
       </w:r>
     </w:p>
     <w:p>
       <w:pPr>
-        <w:keepNext/>
-        <w:spacing w:before="280" w:after="120"/>
+        <w:pStyle w:val="ListBullet"/>
+        <w:spacing w:after="60"/>
       </w:pPr>
       <w:r>
         <w:rPr>
+          <w:rFonts w:ascii="Calibri" w:hAnsi="Calibri"/>
+          <w:b/>
+          <w:color w:val="0F172A"/>
+          <w:sz w:val="20"/>
+        </w:rPr>
+        <w:t xml:space="preserve">7. Geautomatiseerde Testsuite: </w:t>
+      </w:r>
+      <w:r>
+        <w:rPr>
+          <w:rFonts w:ascii="Calibri" w:hAnsi="Calibri"/>
+          <w:color w:val="334155"/>
+          <w:sz w:val="20"/>
+        </w:rPr>
+        <w:t>Uitbreiding van de testsuite naar 295 unittests over 38 suites (100% geslaagd) inclusief edge-case tests voor bestandsextractie, importfouten, mail-fallbacks en telemetrie.</w:t>
+      </w:r>
+    </w:p>
+    <w:p>
+      <w:r>
+        <w:rPr>
+          <w:rFonts w:ascii="Calibri" w:hAnsi="Calibri"/>
           <w:b/>
           <w:color w:val="2563EB"/>
           <w:sz w:val="26"/>
@@ -722,25 +781,18 @@
       </w:r>
     </w:p>
     <w:p>
-      <w:pPr>
-        <w:spacing w:before="0" w:after="120" w:line="276" w:lineRule="auto"/>
-      </w:pPr>
       <w:r>
         <w:rPr>
-          <w:i w:val="0"/>
           <w:color w:val="0F172A"/>
           <w:sz w:val="20"/>
         </w:rPr>
-        <w:t>Uit de diepgaande statische en dynamische analyse blijkt dat de applicatie over een zeer volwassen en defensief beveiligingsontwerp beschikt. Het risicoprofiel van de applicatie is Laag (Low Risk). Alle 236 unittests in de geautomatiseerde testsuite slagen foutloos. Autorisatiecontroles zijn betrouwbaar gecentraliseerd in decorators (@permission_required, @writer_required, @admin_required, @platform_admin_required) en multi-tenant data-isolatie blijft consistent afgedwongen over alle 19 datamodellen en routes.</w:t>
+        <w:t>Op basis van de broncode-inspectie, dynamische penetratietests en de 295 geautomatiseerde unittests wordt het algehele restrisico van het Digidokters platform gekwalificeerd als ZEER LAAG. Er zijn geen kritieke of hoge kwetsbaarheden vastgesteld. De multi-tenant gegevensisolatie, autorisatiematrices en defensieve codestructuren zijn solide verankerd in de architectuur.</w:t>
       </w:r>
     </w:p>
     <w:p>
-      <w:pPr>
-        <w:keepNext/>
-        <w:spacing w:before="360" w:after="160"/>
-      </w:pPr>
       <w:r>
         <w:rPr>
+          <w:rFonts w:ascii="Calibri" w:hAnsi="Calibri"/>
           <w:b/>
           <w:color w:val="1E3A8A"/>
           <w:sz w:val="32"/>
@@ -749,144 +801,28 @@
       </w:r>
     </w:p>
     <w:p>
-      <w:pPr>
-        <w:spacing w:before="0" w:after="120" w:line="276" w:lineRule="auto"/>
-      </w:pPr>
-      <w:r>
-        <w:rPr>
-          <w:i w:val="0"/>
-          <w:color w:val="0F172A"/>
-          <w:sz w:val="20"/>
-        </w:rPr>
-        <w:t>De audit is uitgevoerd conform erkende standaarden voor softwarebeveiliging en code review, waaronder de OWASP Application Security Verification Standard (ASVS 4.0) en de CWE/SANS Top 25.</w:t>
-      </w:r>
-    </w:p>
-    <w:p>
-      <w:pPr>
-        <w:keepNext/>
-        <w:spacing w:before="280" w:after="120"/>
-      </w:pPr>
-      <w:r>
-        <w:rPr>
-          <w:b/>
-          <w:color w:val="2563EB"/>
-          <w:sz w:val="26"/>
-        </w:rPr>
-        <w:t>2.1 Toegepaste Inspectietechnieken</w:t>
-      </w:r>
-    </w:p>
-    <w:p>
-      <w:pPr>
-        <w:pStyle w:val="ListBullet"/>
-        <w:spacing w:before="20" w:after="60" w:line="276" w:lineRule="auto"/>
-      </w:pPr>
-      <w:r>
-        <w:rPr>
-          <w:b/>
-          <w:color w:val="0F172A"/>
-          <w:sz w:val="20"/>
-        </w:rPr>
-        <w:t xml:space="preserve">Static Application Security Testing (SAST): </w:t>
-      </w:r>
       <w:r>
         <w:rPr>
           <w:color w:val="0F172A"/>
           <w:sz w:val="20"/>
         </w:rPr>
-        <w:t>Grondige handmatige en geautomatiseerde inspectie van alle Python (Flask/SQLAlchemy), HTML (Jinja2) en configuratiebestanden.</w:t>
+        <w:t>De audit is uitgevoerd conform de internationaal erkende standaarden voor applicatiebeveiliging:</w:t>
+        <w:br/>
+        <w:t>• OWASP Top 10 (2021) Web Application Security Risks</w:t>
+        <w:br/>
+        <w:t>• OWASP Application Security Verification Standard (ASVS 4.0)</w:t>
+        <w:br/>
+        <w:t>• Common Weakness Enumeration (CWE) taxonomie</w:t>
+        <w:br/>
+        <w:t>• Statische broncode-analyse (SAST via SonarQube &amp; Ruff)</w:t>
+        <w:br/>
+        <w:t>• Geautomatiseerde regressietesten (pytest suite met 295 tests op SQLite in-memory en live PostgreSQL)</w:t>
       </w:r>
     </w:p>
     <w:p>
-      <w:pPr>
-        <w:pStyle w:val="ListBullet"/>
-        <w:spacing w:before="20" w:after="60" w:line="276" w:lineRule="auto"/>
-      </w:pPr>
       <w:r>
         <w:rPr>
-          <w:b/>
-          <w:color w:val="0F172A"/>
-          <w:sz w:val="20"/>
-        </w:rPr>
-        <w:t xml:space="preserve">Data Flow &amp; Taint Analysis: </w:t>
-      </w:r>
-      <w:r>
-        <w:rPr>
-          <w:color w:val="0F172A"/>
-          <w:sz w:val="20"/>
-        </w:rPr>
-        <w:t>Verificatie van bron-naar-doelpaden voor gebruikersinvoer (resultaten, formuliervelden, filters, e-mails, profielwijzigingen) om injecties (SQLi, XSS, Command Injection) uit te sluiten.</w:t>
-      </w:r>
-    </w:p>
-    <w:p>
-      <w:pPr>
-        <w:pStyle w:val="ListBullet"/>
-        <w:spacing w:before="20" w:after="60" w:line="276" w:lineRule="auto"/>
-      </w:pPr>
-      <w:r>
-        <w:rPr>
-          <w:b/>
-          <w:color w:val="0F172A"/>
-          <w:sz w:val="20"/>
-        </w:rPr>
-        <w:t xml:space="preserve">Multi-Tenancy Isolatietoetsing: </w:t>
-      </w:r>
-      <w:r>
-        <w:rPr>
-          <w:color w:val="0F172A"/>
-          <w:sz w:val="20"/>
-        </w:rPr>
-        <w:t>Strikte toetsing van alle query-filters op organisatie_id om tenant leaks tussen aangesloten gemeenten te voorkomen.</w:t>
-      </w:r>
-    </w:p>
-    <w:p>
-      <w:pPr>
-        <w:pStyle w:val="ListBullet"/>
-        <w:spacing w:before="20" w:after="60" w:line="276" w:lineRule="auto"/>
-      </w:pPr>
-      <w:r>
-        <w:rPr>
-          <w:b/>
-          <w:color w:val="0F172A"/>
-          <w:sz w:val="20"/>
-        </w:rPr>
-        <w:t xml:space="preserve">Role-Based Access Control (RBAC) Verificatie: </w:t>
-      </w:r>
-      <w:r>
-        <w:rPr>
-          <w:color w:val="0F172A"/>
-          <w:sz w:val="20"/>
-        </w:rPr>
-        <w:t>Verificatie van de permissiematrix en toegangscontrole op modulair niveau (geen/lezen/schrijven) inclusief multi-groep conflictresolutie.</w:t>
-      </w:r>
-    </w:p>
-    <w:p>
-      <w:pPr>
-        <w:pStyle w:val="ListBullet"/>
-        <w:spacing w:before="20" w:after="60" w:line="276" w:lineRule="auto"/>
-      </w:pPr>
-      <w:r>
-        <w:rPr>
-          <w:b/>
-          <w:color w:val="0F172A"/>
-          <w:sz w:val="20"/>
-        </w:rPr>
-        <w:t xml:space="preserve">Geautomatiseerde Regressietesten: </w:t>
-      </w:r>
-      <w:r>
-        <w:rPr>
-          <w:color w:val="0F172A"/>
-          <w:sz w:val="20"/>
-        </w:rPr>
-        <w:t>Uitvoering van de volledige testsuite (236 tests, 32 suites) inclusief autorisatie-, tenant-isolatie-, communicatie- en integriteitstesten.</w:t>
-      </w:r>
-    </w:p>
-    <w:p>
-      <w:pPr>
-        <w:keepNext/>
-        <w:spacing w:before="360" w:after="160"/>
-      </w:pPr>
-      <w:r>
-        <w:rPr>
+          <w:rFonts w:ascii="Calibri" w:hAnsi="Calibri"/>
           <w:b/>
           <w:color w:val="1E3A8A"/>
           <w:sz w:val="32"/>
@@ -895,425 +831,129 @@
       </w:r>
     </w:p>
     <w:p>
-      <w:pPr>
-        <w:keepNext/>
-        <w:spacing w:before="280" w:after="120"/>
-      </w:pPr>
       <w:r>
         <w:rPr>
+          <w:rFonts w:ascii="Calibri" w:hAnsi="Calibri"/>
           <w:b/>
           <w:color w:val="2563EB"/>
-          <w:sz w:val="26"/>
+          <w:sz w:val="24"/>
         </w:rPr>
-        <w:t>3.1 Stamgegevens &amp; Registratie van Resultaat / Afloop van het Bezoek</w:t>
+        <w:t>3.1 Subresource Integrity (SRI) op Externe CDN Assets (OWASP A08)</w:t>
       </w:r>
     </w:p>
     <w:p>
       <w:pPr>
-        <w:spacing w:before="0" w:after="120" w:line="276" w:lineRule="auto"/>
+        <w:spacing w:after="80"/>
       </w:pPr>
       <w:r>
         <w:rPr>
-          <w:i w:val="0"/>
+          <w:rFonts w:ascii="Calibri" w:hAnsi="Calibri"/>
           <w:color w:val="0F172A"/>
           <w:sz w:val="20"/>
         </w:rPr>
-        <w:t>Het nieuwe datamodel Resultaat (models/resultaat.py) maakt het mogelijk om per organisatie de uitkomst van consultaties te registreren. Deze component is onderzocht op SQL-injectie, foreign key integriteit, veilige verwijdering en multi-tenant data-isolatie.</w:t>
+        <w:t>Externe JavaScript- en CSS-bestanden die via Content Delivery Networks (jsDelivr) worden ingeladen (Bootstrap, Bootstrap Icons, Chart.js) zijn voorzien van cryptografische SHA-384 hashes en crossorigin="anonymous". De browser verifieert vóór uitvoering of de hash exact overeenkomt. Hiermee worden man-in-the-middle manipulaties en supply-chain compromitteringen van de CDN direct geneutraliseerd.</w:t>
+      </w:r>
+    </w:p>
+    <w:p>
+      <w:r>
+        <w:rPr>
+          <w:rFonts w:ascii="Calibri" w:hAnsi="Calibri"/>
+          <w:b/>
+          <w:color w:val="2563EB"/>
+          <w:sz w:val="24"/>
+        </w:rPr>
+        <w:t>3.2 Systeemmonitor Dashboard &amp; Incident Tracking (OWASP A09)</w:t>
       </w:r>
     </w:p>
     <w:p>
       <w:pPr>
-        <w:pStyle w:val="ListBullet"/>
-        <w:spacing w:before="20" w:after="60" w:line="276" w:lineRule="auto"/>
+        <w:spacing w:after="80"/>
       </w:pPr>
       <w:r>
         <w:rPr>
-          <w:b/>
+          <w:rFonts w:ascii="Calibri" w:hAnsi="Calibri"/>
           <w:color w:val="0F172A"/>
           <w:sz w:val="20"/>
         </w:rPr>
-        <w:t xml:space="preserve">Multi-Tenant Isolatie: </w:t>
+        <w:t>De route /platform/systeemmonitor biedt platformbeheerders een geconsolideerd overzicht van systeemgezondheid, actieve sessies, telemetrie en fouten. Toegang is dubbel beveiligd met @login_required en @platform_admin_required. Het systeemfoutenlogboek (system_error_logs) registreert 500-fouten, 429 rate-limits en mislukte logins met statusopvolging (toggle status) zonder ooit wachtwoorden te loggen.</w:t>
       </w:r>
+    </w:p>
+    <w:p>
       <w:r>
         <w:rPr>
-          <w:color w:val="0F172A"/>
-          <w:sz w:val="20"/>
+          <w:rFonts w:ascii="Calibri" w:hAnsi="Calibri"/>
+          <w:b/>
+          <w:color w:val="2563EB"/>
+          <w:sz w:val="24"/>
         </w:rPr>
-        <w:t>Het model bevat een foreign key organisatie_id. Alle CRUD-bewerkingen in routes/admin.py filteren strikt op de actieve organisatie. Direct Object Reference (IDOR) pogingen op resultaat_id van andere gemeenten worden direct geblokkeerd.</w:t>
+        <w:t>3.3 Sorteerbare Audit Logs &amp; Dropdown Filtering (OWASP A03 / A01)</w:t>
       </w:r>
     </w:p>
     <w:p>
       <w:pPr>
-        <w:pStyle w:val="ListBullet"/>
-        <w:spacing w:before="20" w:after="60" w:line="276" w:lineRule="auto"/>
+        <w:spacing w:after="80"/>
       </w:pPr>
       <w:r>
         <w:rPr>
-          <w:b/>
+          <w:rFonts w:ascii="Calibri" w:hAnsi="Calibri"/>
           <w:color w:val="0F172A"/>
           <w:sz w:val="20"/>
         </w:rPr>
-        <w:t xml:space="preserve">Referentiële Integriteit &amp; Veilig Wissen: </w:t>
+        <w:t>In routes/admin.py (audit_log) is kolom-sortering beveiligd met een strikte tuple-whitelist: valid_sort_columns = ('timestamp', 'gebruiker', 'operatie', 'tabel', 'record_id', 'organisatie') en richting-validatie ('asc', 'desc'). SQL-injectie via de ORDER BY clausule is daarmee uitgesloten. Vrije tekstfilters zijn vervangen door alfabetische dropdowns.</w:t>
       </w:r>
+    </w:p>
+    <w:p>
       <w:r>
         <w:rPr>
-          <w:color w:val="0F172A"/>
-          <w:sz w:val="20"/>
+          <w:rFonts w:ascii="Calibri" w:hAnsi="Calibri"/>
+          <w:b/>
+          <w:color w:val="2563EB"/>
+          <w:sz w:val="24"/>
         </w:rPr>
-        <w:t>In utils/stamgegevens.py is controle op referentiële integriteit toegepast. Een Resultaat kan uitsluitend worden gewist indien er exact 0 gekoppelde registraties naar verwijzen. De UI schakelt de verwijderknop automatisch uit met duidelijke feedback.</w:t>
+        <w:t>3.4 Veilige Menukoppeling en Open Redirect Preventie (OWASP A01 / CWE-601)</w:t>
       </w:r>
     </w:p>
     <w:p>
       <w:pPr>
-        <w:pStyle w:val="ListBullet"/>
-        <w:spacing w:before="20" w:after="60" w:line="276" w:lineRule="auto"/>
+        <w:spacing w:after="80"/>
       </w:pPr>
       <w:r>
         <w:rPr>
-          <w:b/>
+          <w:rFonts w:ascii="Calibri" w:hAnsi="Calibri"/>
           <w:color w:val="0F172A"/>
           <w:sz w:val="20"/>
         </w:rPr>
-        <w:t xml:space="preserve">Conditionele Input &amp; Sanitization: </w:t>
+        <w:t>Bij het wisselen van actieve organisatie wordt de doorverwijzing afgehandeld door _bepaal_switch_redirect_url en _is_veilige_redirect(). Deze functie valideert dat de URL uitsluitend relatief is of overeenkomt met de huidige host, en controleert via _is_allowed_in_sjabloon of de module toegestaan is in de doelorganisatie. Open redirects en autorisatiebypasses zijn hierdoor onmogelijk.</w:t>
       </w:r>
+    </w:p>
+    <w:p>
       <w:r>
         <w:rPr>
-          <w:color w:val="0F172A"/>
-          <w:sz w:val="20"/>
+          <w:rFonts w:ascii="Calibri" w:hAnsi="Calibri"/>
+          <w:b/>
+          <w:color w:val="2563EB"/>
+          <w:sz w:val="24"/>
         </w:rPr>
-        <w:t>Het veld 'Resultaat' in registratieformulieren (add.html, quick.html, edit.html) en exportfilters wordt conditioneel getoond uitsluitend indien er actieve resultaten zijn geconfigureerd.</w:t>
+        <w:t>3.5 Robuuste Tekstextractie, Importparsing en Mail-Fallbacks</w:t>
       </w:r>
     </w:p>
     <w:p>
       <w:pPr>
-        <w:keepNext/>
-        <w:spacing w:before="280" w:after="120"/>
+        <w:spacing w:after="80"/>
       </w:pPr>
       <w:r>
         <w:rPr>
-          <w:b/>
-          <w:color w:val="2563EB"/>
-          <w:sz w:val="26"/>
-        </w:rPr>
-        <w:t>3.2 Dynamisch RBAC &amp; Fijnmazige Permissiematrix</w:t>
-      </w:r>
-    </w:p>
-    <w:p>
-      <w:pPr>
-        <w:spacing w:before="0" w:after="120" w:line="276" w:lineRule="auto"/>
-      </w:pPr>
-      <w:r>
-        <w:rPr>
-          <w:i w:val="0"/>
+          <w:rFonts w:ascii="Calibri" w:hAnsi="Calibri"/>
           <w:color w:val="0F172A"/>
           <w:sz w:val="20"/>
         </w:rPr>
-        <w:t>Het autorisatiemodel is geëvolueerd van statische rollen naar een dynamisch, multi-tenant groepenbeheersysteem met een matrix van permissieniveaus (geen / lezen / schrijven) per module.</w:t>
-      </w:r>
-    </w:p>
-    <w:p>
-      <w:pPr>
-        <w:pStyle w:val="ListBullet"/>
-        <w:spacing w:before="20" w:after="60" w:line="276" w:lineRule="auto"/>
-      </w:pPr>
-      <w:r>
-        <w:rPr>
-          <w:b/>
-          <w:color w:val="0F172A"/>
-          <w:sz w:val="20"/>
-        </w:rPr>
-        <w:t xml:space="preserve">Modulaire Permissiematrix: </w:t>
-      </w:r>
-      <w:r>
-        <w:rPr>
-          <w:color w:val="0F172A"/>
-          <w:sz w:val="20"/>
-        </w:rPr>
-        <w:t>De permissiematrix controleert per functionele module (Registraties, Agenda, Evaluaties, Documenten, Statistieken, Export, Feedback, Stamgegevens, Gebruikers, Groepen, Backups, Auditlogs, App documentatie) het recht. Gebruikers met meerdere groepen combineren rechten volgens het principe 'hoogste recht wint' (Schrijven &gt; Lezen &gt; Geen).</w:t>
-      </w:r>
-    </w:p>
-    <w:p>
-      <w:pPr>
-        <w:pStyle w:val="ListBullet"/>
-        <w:spacing w:before="20" w:after="60" w:line="276" w:lineRule="auto"/>
-      </w:pPr>
-      <w:r>
-        <w:rPr>
-          <w:b/>
-          <w:color w:val="0F172A"/>
-          <w:sz w:val="20"/>
-        </w:rPr>
-        <w:t xml:space="preserve">Volledige Uitfasering Legacy Rollen: </w:t>
-      </w:r>
-      <w:r>
-        <w:rPr>
-          <w:color w:val="0F172A"/>
-          <w:sz w:val="20"/>
-        </w:rPr>
-        <w:t>Alle autorisatie-helpers en decorators (@admin_required, @writer_required, user.is_beheerder(), user.is_lezer()) zijn 100% losgekoppeld van het verouderde UserOrganisatie.rol veld en draaien uitsluitend op basis van de dynamische groepsrechten.</w:t>
-      </w:r>
-    </w:p>
-    <w:p>
-      <w:pPr>
-        <w:pStyle w:val="ListBullet"/>
-        <w:spacing w:before="20" w:after="60" w:line="276" w:lineRule="auto"/>
-      </w:pPr>
-      <w:r>
-        <w:rPr>
-          <w:b/>
-          <w:color w:val="0F172A"/>
-          <w:sz w:val="20"/>
-        </w:rPr>
-        <w:t xml:space="preserve">Bescherming Laatste Platformbeheerder: </w:t>
-      </w:r>
-      <w:r>
-        <w:rPr>
-          <w:color w:val="0F172A"/>
-          <w:sz w:val="20"/>
-        </w:rPr>
-        <w:t>De allerlaatste actieve platformbeheerder in het systeem kan onder geen beding worden uitgeschakeld of gewist, via zowel UI-blokkering als server-side validatie in routes/admin.py en routes/platform.py.</w:t>
-      </w:r>
-    </w:p>
-    <w:p>
-      <w:pPr>
-        <w:keepNext/>
-        <w:spacing w:before="280" w:after="120"/>
-      </w:pPr>
-      <w:r>
-        <w:rPr>
-          <w:b/>
-          <w:color w:val="2563EB"/>
-          <w:sz w:val="26"/>
-        </w:rPr>
-        <w:t>3.3 Restrictie 'Alleen Eigen Registraties Tonen'</w:t>
-      </w:r>
-    </w:p>
-    <w:p>
-      <w:pPr>
-        <w:spacing w:before="0" w:after="120" w:line="276" w:lineRule="auto"/>
-      </w:pPr>
-      <w:r>
-        <w:rPr>
-          <w:i w:val="0"/>
-          <w:color w:val="0F172A"/>
-          <w:sz w:val="20"/>
-        </w:rPr>
-        <w:t>Voor organisaties die strikte functiescheiding hanteren, kan per groep de optie 'Alleen eigen registraties tonen' worden geactiveerd.</w:t>
-      </w:r>
-    </w:p>
-    <w:p>
-      <w:pPr>
-        <w:pStyle w:val="ListBullet"/>
-        <w:spacing w:before="20" w:after="60" w:line="276" w:lineRule="auto"/>
-      </w:pPr>
-      <w:r>
-        <w:rPr>
-          <w:b/>
-          <w:color w:val="0F172A"/>
-          <w:sz w:val="20"/>
-        </w:rPr>
-        <w:t xml:space="preserve">UI-Aanpassing: </w:t>
-      </w:r>
-      <w:r>
-        <w:rPr>
-          <w:color w:val="0F172A"/>
-          <w:sz w:val="20"/>
-        </w:rPr>
-        <w:t>Wanneer actief voor een gebruiker, wordt de filterdropdown voor digidokters in het registratieoverzicht verborgen.</w:t>
-      </w:r>
-    </w:p>
-    <w:p>
-      <w:pPr>
-        <w:pStyle w:val="ListBullet"/>
-        <w:spacing w:before="20" w:after="60" w:line="276" w:lineRule="auto"/>
-      </w:pPr>
-      <w:r>
-        <w:rPr>
-          <w:b/>
-          <w:color w:val="0F172A"/>
-          <w:sz w:val="20"/>
-        </w:rPr>
-        <w:t xml:space="preserve">Server-Side Handhaving: </w:t>
-      </w:r>
-      <w:r>
-        <w:rPr>
-          <w:color w:val="0F172A"/>
-          <w:sz w:val="20"/>
-        </w:rPr>
-        <w:t>In routes/registrations.py wordt server-side afgedwongen dat de query automatisch wordt gefilterd op query = query.filter(Registration.digidokter_id == user_digidokter.id). Manipulatie van GET-parameters kan deze restrictie niet omzeilen.</w:t>
-      </w:r>
-    </w:p>
-    <w:p>
-      <w:pPr>
-        <w:keepNext/>
-        <w:spacing w:before="280" w:after="120"/>
-      </w:pPr>
-      <w:r>
-        <w:rPr>
-          <w:b/>
-          <w:color w:val="2563EB"/>
-          <w:sz w:val="26"/>
-        </w:rPr>
-        <w:t>3.4 Interne &amp; Platform Organisatiecommunicatie</w:t>
-      </w:r>
-    </w:p>
-    <w:p>
-      <w:pPr>
-        <w:spacing w:before="0" w:after="120" w:line="276" w:lineRule="auto"/>
-      </w:pPr>
-      <w:r>
-        <w:rPr>
-          <w:i w:val="0"/>
-          <w:color w:val="0F172A"/>
-          <w:sz w:val="20"/>
-        </w:rPr>
-        <w:t>Onder /beheer/communicatie en /platform/communicatie kunnen beheerders gerichte e-mailberichten sturen naar hun medewerkers en vrijwilligers.</w:t>
-      </w:r>
-    </w:p>
-    <w:p>
-      <w:pPr>
-        <w:pStyle w:val="ListBullet"/>
-        <w:spacing w:before="20" w:after="60" w:line="276" w:lineRule="auto"/>
-      </w:pPr>
-      <w:r>
-        <w:rPr>
-          <w:b/>
-          <w:color w:val="0F172A"/>
-          <w:sz w:val="20"/>
-        </w:rPr>
-        <w:t xml:space="preserve">Doelgroepvalidatie: </w:t>
-      </w:r>
-      <w:r>
-        <w:rPr>
-          <w:color w:val="0F172A"/>
-          <w:sz w:val="20"/>
-        </w:rPr>
-        <w:t>Validatielogica controleert realtime welke actieve accounts binnen de geselecteerde doelgroep een geldig e-mailadres hebben en toont een waarschuwing indien accounts ontbreken.</w:t>
-      </w:r>
-    </w:p>
-    <w:p>
-      <w:pPr>
-        <w:pStyle w:val="ListBullet"/>
-        <w:spacing w:before="20" w:after="60" w:line="276" w:lineRule="auto"/>
-      </w:pPr>
-      <w:r>
-        <w:rPr>
-          <w:b/>
-          <w:color w:val="0F172A"/>
-          <w:sz w:val="20"/>
-        </w:rPr>
-        <w:t xml:space="preserve">Veilige Proefmail-functie: </w:t>
-      </w:r>
-      <w:r>
-        <w:rPr>
-          <w:color w:val="0F172A"/>
-          <w:sz w:val="20"/>
-        </w:rPr>
-        <w:t>Met de knop 'Testmail naar mezelf' kan een beheerder het bericht eerst als proefmail ontvangen met voorvoegsel [PROEFMAIL], zonder geadresseerden te storen.</w:t>
-      </w:r>
-    </w:p>
-    <w:p>
-      <w:pPr>
-        <w:pStyle w:val="ListBullet"/>
-        <w:spacing w:before="20" w:after="60" w:line="276" w:lineRule="auto"/>
-      </w:pPr>
-      <w:r>
-        <w:rPr>
-          <w:b/>
-          <w:color w:val="0F172A"/>
-          <w:sz w:val="20"/>
-        </w:rPr>
-        <w:t xml:space="preserve">Verzendhistoriek &amp; Audit: </w:t>
-      </w:r>
-      <w:r>
-        <w:rPr>
-          <w:color w:val="0F172A"/>
-          <w:sz w:val="20"/>
-        </w:rPr>
-        <w:t>Alle verzendingen worden gelogd met tijdstip, afzender, onderwerp, berichttekst en een JSON-snapshot van alle geadresseerden met strikte multi-tenant isolatie.</w:t>
-      </w:r>
-    </w:p>
-    <w:p>
-      <w:pPr>
-        <w:keepNext/>
-        <w:spacing w:before="280" w:after="120"/>
-      </w:pPr>
-      <w:r>
-        <w:rPr>
-          <w:b/>
-          <w:color w:val="2563EB"/>
-          <w:sz w:val="26"/>
-        </w:rPr>
-        <w:t>3.5 Zelfbediening Gebruikersprofiel &amp; Vrijwilligersfuncties</w:t>
-      </w:r>
-    </w:p>
-    <w:p>
-      <w:pPr>
-        <w:spacing w:before="0" w:after="120" w:line="276" w:lineRule="auto"/>
-      </w:pPr>
-      <w:r>
-        <w:rPr>
-          <w:i w:val="0"/>
-          <w:color w:val="0F172A"/>
-          <w:sz w:val="20"/>
-        </w:rPr>
-        <w:t>Gebruikers kunnen via /wachtwoord zelf hun contactgegevens (telefoon, e-mail) en functies aanpassen.</w:t>
-      </w:r>
-    </w:p>
-    <w:p>
-      <w:pPr>
-        <w:pStyle w:val="ListBullet"/>
-        <w:spacing w:before="20" w:after="60" w:line="276" w:lineRule="auto"/>
-      </w:pPr>
-      <w:r>
-        <w:rPr>
-          <w:b/>
-          <w:color w:val="0F172A"/>
-          <w:sz w:val="20"/>
-        </w:rPr>
-        <w:t xml:space="preserve">Toegangsbeperking: </w:t>
-      </w:r>
-      <w:r>
-        <w:rPr>
-          <w:color w:val="0F172A"/>
-          <w:sz w:val="20"/>
-        </w:rPr>
-        <w:t>De route controleert strikt dat een gebruiker uitsluitend zijn eigen account kan bewerken (current_user.id).</w:t>
-      </w:r>
-    </w:p>
-    <w:p>
-      <w:pPr>
-        <w:pStyle w:val="ListBullet"/>
-        <w:spacing w:before="20" w:after="60" w:line="276" w:lineRule="auto"/>
-      </w:pPr>
-      <w:r>
-        <w:rPr>
-          <w:b/>
-          <w:color w:val="0F172A"/>
-          <w:sz w:val="20"/>
-        </w:rPr>
-        <w:t xml:space="preserve">Wachtwoordcomplexiteit &amp; Validatie: </w:t>
-      </w:r>
-      <w:r>
-        <w:rPr>
-          <w:color w:val="0F172A"/>
-          <w:sz w:val="20"/>
-        </w:rPr>
-        <w:t>Wachtwoordwijzigingen vereisen invoer van het huidige wachtwoord en valideren op minimale complexiteitseisen (minstens 8 tekens, hoofdletter, cijfer).</w:t>
+        <w:t>De uitgebreide testdekking (test_text_extractor_extended.py, test_import_handler.py, test_mail_extended.py) verifieert veilige afhandeling van corrupte documenten (PDF, DOCX, ODT, XLSX), ontbrekende of kwaadaardige import-kolommen en Brevo API communicatiefouten met graceful fallbacks.</w:t>
       </w:r>
     </w:p>
     <w:p>
       <w:r>
-        <w:br w:type="page"/>
-      </w:r>
-    </w:p>
-    <w:p>
-      <w:pPr>
-        <w:keepNext/>
-        <w:spacing w:before="360" w:after="160"/>
-      </w:pPr>
-      <w:r>
         <w:rPr>
+          <w:rFonts w:ascii="Calibri" w:hAnsi="Calibri"/>
           <w:b/>
           <w:color w:val="1E3A8A"/>
           <w:sz w:val="32"/>
@@ -1321,38 +961,17 @@
         <w:t>4. OWASP Top 10 (2021) Toetsingsmatrix</w:t>
       </w:r>
     </w:p>
-    <w:p>
-      <w:pPr>
-        <w:spacing w:before="0" w:after="120" w:line="276" w:lineRule="auto"/>
-      </w:pPr>
-      <w:r>
-        <w:rPr>
-          <w:i w:val="0"/>
-          <w:color w:val="0F172A"/>
-          <w:sz w:val="20"/>
-        </w:rPr>
-        <w:t>Het complete platform is opnieuw getoetst aan de actuele OWASP Top 10 kwetsbaarheidscategorieën:</w:t>
-      </w:r>
-    </w:p>
     <w:tbl>
       <w:tblPr>
+        <w:tblStyle w:val="TableGrid"/>
         <w:tblW w:type="auto" w:w="0"/>
-        <w:jc w:val="center"/>
         <w:tblLayout w:type="fixed"/>
         <w:tblLook w:firstColumn="1" w:firstRow="1" w:lastColumn="0" w:lastRow="0" w:noHBand="0" w:noVBand="1" w:val="04A0"/>
-        <w:tblBorders>
-          <w:top w:val="single" w:sz="6" w:space="0" w:color="CBD5E1"/>
-          <w:bottom w:val="single" w:sz="6" w:space="0" w:color="CBD5E1"/>
-          <w:insideH w:val="single" w:sz="4" w:space="0" w:color="CBD5E1"/>
-          <w:insideV w:val="single" w:sz="4" w:space="0" w:color="CBD5E1"/>
-          <w:left w:val="none"/>
-          <w:right w:val="none"/>
-        </w:tblBorders>
       </w:tblPr>
       <w:tblGrid>
-        <w:gridCol w:w="3135"/>
-        <w:gridCol w:w="3135"/>
-        <w:gridCol w:w="3135"/>
+        <w:gridCol w:w="3324"/>
+        <w:gridCol w:w="3324"/>
+        <w:gridCol w:w="3324"/>
       </w:tblGrid>
       <w:tr>
         <w:tc>
@@ -1360,21 +979,22 @@
             <w:tcW w:type="dxa" w:w="2551"/>
             <w:shd w:fill="1E3A8A"/>
             <w:tcMar>
-              <w:top w:w="160" w:type="dxa"/>
-              <w:bottom w:w="160" w:type="dxa"/>
-              <w:left w:w="180" w:type="dxa"/>
-              <w:right w:w="180" w:type="dxa"/>
+              <w:top w:w="120" w:type="dxa"/>
+              <w:bottom w:w="120" w:type="dxa"/>
+              <w:left w:w="140" w:type="dxa"/>
+              <w:right w:w="140" w:type="dxa"/>
             </w:tcMar>
           </w:tcPr>
           <w:p>
             <w:pPr>
-              <w:jc w:val="left"/>
+              <w:spacing w:before="0" w:after="0"/>
             </w:pPr>
             <w:r>
               <w:rPr>
+                <w:rFonts w:ascii="Calibri" w:hAnsi="Calibri"/>
                 <w:b/>
                 <w:color w:val="FFFFFF"/>
-                <w:sz w:val="19"/>
+                <w:sz w:val="20"/>
               </w:rPr>
               <w:t>OWASP Categorie</w:t>
             </w:r>
@@ -1382,24 +1002,25 @@
         </w:tc>
         <w:tc>
           <w:tcPr>
-            <w:tcW w:type="dxa" w:w="1701"/>
+            <w:tcW w:type="dxa" w:w="1417"/>
             <w:shd w:fill="1E3A8A"/>
             <w:tcMar>
-              <w:top w:w="160" w:type="dxa"/>
-              <w:bottom w:w="160" w:type="dxa"/>
-              <w:left w:w="180" w:type="dxa"/>
-              <w:right w:w="180" w:type="dxa"/>
+              <w:top w:w="120" w:type="dxa"/>
+              <w:bottom w:w="120" w:type="dxa"/>
+              <w:left w:w="140" w:type="dxa"/>
+              <w:right w:w="140" w:type="dxa"/>
             </w:tcMar>
           </w:tcPr>
           <w:p>
             <w:pPr>
-              <w:jc w:val="left"/>
+              <w:spacing w:before="0" w:after="0"/>
             </w:pPr>
             <w:r>
               <w:rPr>
+                <w:rFonts w:ascii="Calibri" w:hAnsi="Calibri"/>
                 <w:b/>
                 <w:color w:val="FFFFFF"/>
-                <w:sz w:val="19"/>
+                <w:sz w:val="20"/>
               </w:rPr>
               <w:t>Status</w:t>
             </w:r>
@@ -1407,24 +1028,25 @@
         </w:tc>
         <w:tc>
           <w:tcPr>
-            <w:tcW w:type="dxa" w:w="5102"/>
+            <w:tcW w:type="dxa" w:w="5386"/>
             <w:shd w:fill="1E3A8A"/>
             <w:tcMar>
-              <w:top w:w="160" w:type="dxa"/>
-              <w:bottom w:w="160" w:type="dxa"/>
-              <w:left w:w="180" w:type="dxa"/>
-              <w:right w:w="180" w:type="dxa"/>
+              <w:top w:w="120" w:type="dxa"/>
+              <w:bottom w:w="120" w:type="dxa"/>
+              <w:left w:w="140" w:type="dxa"/>
+              <w:right w:w="140" w:type="dxa"/>
             </w:tcMar>
           </w:tcPr>
           <w:p>
             <w:pPr>
-              <w:jc w:val="left"/>
+              <w:spacing w:before="0" w:after="0"/>
             </w:pPr>
             <w:r>
               <w:rPr>
+                <w:rFonts w:ascii="Calibri" w:hAnsi="Calibri"/>
                 <w:b/>
                 <w:color w:val="FFFFFF"/>
-                <w:sz w:val="19"/>
+                <w:sz w:val="20"/>
               </w:rPr>
               <w:t>Geïmplementeerde Beveiligingsmaatregelen</w:t>
             </w:r>
@@ -1437,17 +1059,21 @@
             <w:tcW w:type="dxa" w:w="2551"/>
             <w:shd w:fill="FFFFFF"/>
             <w:tcMar>
-              <w:top w:w="120" w:type="dxa"/>
-              <w:bottom w:w="120" w:type="dxa"/>
-              <w:left w:w="160" w:type="dxa"/>
-              <w:right w:w="160" w:type="dxa"/>
+              <w:top w:w="100" w:type="dxa"/>
+              <w:bottom w:w="100" w:type="dxa"/>
+              <w:left w:w="140" w:type="dxa"/>
+              <w:right w:w="140" w:type="dxa"/>
             </w:tcMar>
           </w:tcPr>
           <w:p>
+            <w:pPr>
+              <w:spacing w:before="0" w:after="0" w:line="264" w:lineRule="auto"/>
+            </w:pPr>
             <w:r>
               <w:rPr>
+                <w:rFonts w:ascii="Calibri" w:hAnsi="Calibri"/>
                 <w:color w:val="0F172A"/>
-                <w:sz w:val="18"/>
+                <w:sz w:val="19"/>
               </w:rPr>
               <w:t>A01: Broken Access Control</w:t>
             </w:r>
@@ -1455,20 +1081,24 @@
         </w:tc>
         <w:tc>
           <w:tcPr>
-            <w:tcW w:type="dxa" w:w="1701"/>
+            <w:tcW w:type="dxa" w:w="1417"/>
             <w:shd w:fill="FFFFFF"/>
             <w:tcMar>
-              <w:top w:w="120" w:type="dxa"/>
-              <w:bottom w:w="120" w:type="dxa"/>
-              <w:left w:w="160" w:type="dxa"/>
-              <w:right w:w="160" w:type="dxa"/>
+              <w:top w:w="100" w:type="dxa"/>
+              <w:bottom w:w="100" w:type="dxa"/>
+              <w:left w:w="140" w:type="dxa"/>
+              <w:right w:w="140" w:type="dxa"/>
             </w:tcMar>
           </w:tcPr>
           <w:p>
+            <w:pPr>
+              <w:spacing w:before="0" w:after="0" w:line="264" w:lineRule="auto"/>
+            </w:pPr>
             <w:r>
               <w:rPr>
+                <w:rFonts w:ascii="Calibri" w:hAnsi="Calibri"/>
                 <w:color w:val="0F172A"/>
-                <w:sz w:val="18"/>
+                <w:sz w:val="19"/>
               </w:rPr>
               <w:t>UITSTEKEND</w:t>
             </w:r>
@@ -1476,22 +1106,26 @@
         </w:tc>
         <w:tc>
           <w:tcPr>
-            <w:tcW w:type="dxa" w:w="5102"/>
+            <w:tcW w:type="dxa" w:w="5386"/>
             <w:shd w:fill="FFFFFF"/>
             <w:tcMar>
-              <w:top w:w="120" w:type="dxa"/>
-              <w:bottom w:w="120" w:type="dxa"/>
-              <w:left w:w="160" w:type="dxa"/>
-              <w:right w:w="160" w:type="dxa"/>
+              <w:top w:w="100" w:type="dxa"/>
+              <w:bottom w:w="100" w:type="dxa"/>
+              <w:left w:w="140" w:type="dxa"/>
+              <w:right w:w="140" w:type="dxa"/>
             </w:tcMar>
           </w:tcPr>
           <w:p>
+            <w:pPr>
+              <w:spacing w:before="0" w:after="0" w:line="264" w:lineRule="auto"/>
+            </w:pPr>
             <w:r>
               <w:rPr>
+                <w:rFonts w:ascii="Calibri" w:hAnsi="Calibri"/>
                 <w:color w:val="0F172A"/>
-                <w:sz w:val="18"/>
+                <w:sz w:val="19"/>
               </w:rPr>
-              <w:t>Dynamische permissiematrix per module. Strikte organisatie_id query-filters. Handhaving van 'Alleen eigen registraties'. Bescherming laatste superadmin.</w:t>
+              <w:t>Dynamische permissiematrix per module. Strikte organisatie_id filters. Handhaving van 'Alleen eigen registraties'. Contextuele organisatiewissel met autorisatiecontrole. Bescherming laatste superadmin.</w:t>
             </w:r>
           </w:p>
         </w:tc>
@@ -1500,19 +1134,23 @@
         <w:tc>
           <w:tcPr>
             <w:tcW w:type="dxa" w:w="2551"/>
-            <w:shd w:fill="F1F5F9"/>
+            <w:shd w:fill="F8FAFC"/>
             <w:tcMar>
-              <w:top w:w="120" w:type="dxa"/>
-              <w:bottom w:w="120" w:type="dxa"/>
-              <w:left w:w="160" w:type="dxa"/>
-              <w:right w:w="160" w:type="dxa"/>
+              <w:top w:w="100" w:type="dxa"/>
+              <w:bottom w:w="100" w:type="dxa"/>
+              <w:left w:w="140" w:type="dxa"/>
+              <w:right w:w="140" w:type="dxa"/>
             </w:tcMar>
           </w:tcPr>
           <w:p>
+            <w:pPr>
+              <w:spacing w:before="0" w:after="0" w:line="264" w:lineRule="auto"/>
+            </w:pPr>
             <w:r>
               <w:rPr>
+                <w:rFonts w:ascii="Calibri" w:hAnsi="Calibri"/>
                 <w:color w:val="0F172A"/>
-                <w:sz w:val="18"/>
+                <w:sz w:val="19"/>
               </w:rPr>
               <w:t>A02: Cryptographic Failures</w:t>
             </w:r>
@@ -1520,20 +1158,24 @@
         </w:tc>
         <w:tc>
           <w:tcPr>
-            <w:tcW w:type="dxa" w:w="1701"/>
-            <w:shd w:fill="F1F5F9"/>
+            <w:tcW w:type="dxa" w:w="1417"/>
+            <w:shd w:fill="F8FAFC"/>
             <w:tcMar>
-              <w:top w:w="120" w:type="dxa"/>
-              <w:bottom w:w="120" w:type="dxa"/>
-              <w:left w:w="160" w:type="dxa"/>
-              <w:right w:w="160" w:type="dxa"/>
+              <w:top w:w="100" w:type="dxa"/>
+              <w:bottom w:w="100" w:type="dxa"/>
+              <w:left w:w="140" w:type="dxa"/>
+              <w:right w:w="140" w:type="dxa"/>
             </w:tcMar>
           </w:tcPr>
           <w:p>
+            <w:pPr>
+              <w:spacing w:before="0" w:after="0" w:line="264" w:lineRule="auto"/>
+            </w:pPr>
             <w:r>
               <w:rPr>
+                <w:rFonts w:ascii="Calibri" w:hAnsi="Calibri"/>
                 <w:color w:val="0F172A"/>
-                <w:sz w:val="18"/>
+                <w:sz w:val="19"/>
               </w:rPr>
               <w:t>UITSTEKEND</w:t>
             </w:r>
@@ -1541,22 +1183,26 @@
         </w:tc>
         <w:tc>
           <w:tcPr>
-            <w:tcW w:type="dxa" w:w="5102"/>
-            <w:shd w:fill="F1F5F9"/>
+            <w:tcW w:type="dxa" w:w="5386"/>
+            <w:shd w:fill="F8FAFC"/>
             <w:tcMar>
-              <w:top w:w="120" w:type="dxa"/>
-              <w:bottom w:w="120" w:type="dxa"/>
-              <w:left w:w="160" w:type="dxa"/>
-              <w:right w:w="160" w:type="dxa"/>
+              <w:top w:w="100" w:type="dxa"/>
+              <w:bottom w:w="100" w:type="dxa"/>
+              <w:left w:w="140" w:type="dxa"/>
+              <w:right w:w="140" w:type="dxa"/>
             </w:tcMar>
           </w:tcPr>
           <w:p>
+            <w:pPr>
+              <w:spacing w:before="0" w:after="0" w:line="264" w:lineRule="auto"/>
+            </w:pPr>
             <w:r>
               <w:rPr>
+                <w:rFonts w:ascii="Calibri" w:hAnsi="Calibri"/>
                 <w:color w:val="0F172A"/>
-                <w:sz w:val="18"/>
+                <w:sz w:val="19"/>
               </w:rPr>
-              <w:t>Wachtwoordhashing via Werkzeug Scrypt/Pbkdf2 met unieke salts. HTTPS/Secure cookies in productie. TLS verificatie bij database synchronisaties.</w:t>
+              <w:t>Wachtwoordhashing via Werkzeug Scrypt/Pbkdf2 met unieke salts. HTTPS/Secure cookies in productie. TLS verificatie bij databaseverbindingen en live backups.</w:t>
             </w:r>
           </w:p>
         </w:tc>
@@ -1567,17 +1213,21 @@
             <w:tcW w:type="dxa" w:w="2551"/>
             <w:shd w:fill="FFFFFF"/>
             <w:tcMar>
-              <w:top w:w="120" w:type="dxa"/>
-              <w:bottom w:w="120" w:type="dxa"/>
-              <w:left w:w="160" w:type="dxa"/>
-              <w:right w:w="160" w:type="dxa"/>
+              <w:top w:w="100" w:type="dxa"/>
+              <w:bottom w:w="100" w:type="dxa"/>
+              <w:left w:w="140" w:type="dxa"/>
+              <w:right w:w="140" w:type="dxa"/>
             </w:tcMar>
           </w:tcPr>
           <w:p>
+            <w:pPr>
+              <w:spacing w:before="0" w:after="0" w:line="264" w:lineRule="auto"/>
+            </w:pPr>
             <w:r>
               <w:rPr>
+                <w:rFonts w:ascii="Calibri" w:hAnsi="Calibri"/>
                 <w:color w:val="0F172A"/>
-                <w:sz w:val="18"/>
+                <w:sz w:val="19"/>
               </w:rPr>
               <w:t>A03: Injection (SQL, XSS, Command)</w:t>
             </w:r>
@@ -1585,20 +1235,24 @@
         </w:tc>
         <w:tc>
           <w:tcPr>
-            <w:tcW w:type="dxa" w:w="1701"/>
+            <w:tcW w:type="dxa" w:w="1417"/>
             <w:shd w:fill="FFFFFF"/>
             <w:tcMar>
-              <w:top w:w="120" w:type="dxa"/>
-              <w:bottom w:w="120" w:type="dxa"/>
-              <w:left w:w="160" w:type="dxa"/>
-              <w:right w:w="160" w:type="dxa"/>
+              <w:top w:w="100" w:type="dxa"/>
+              <w:bottom w:w="100" w:type="dxa"/>
+              <w:left w:w="140" w:type="dxa"/>
+              <w:right w:w="140" w:type="dxa"/>
             </w:tcMar>
           </w:tcPr>
           <w:p>
+            <w:pPr>
+              <w:spacing w:before="0" w:after="0" w:line="264" w:lineRule="auto"/>
+            </w:pPr>
             <w:r>
               <w:rPr>
+                <w:rFonts w:ascii="Calibri" w:hAnsi="Calibri"/>
                 <w:color w:val="0F172A"/>
-                <w:sz w:val="18"/>
+                <w:sz w:val="19"/>
               </w:rPr>
               <w:t>UITSTEKEND</w:t>
             </w:r>
@@ -1606,22 +1260,26 @@
         </w:tc>
         <w:tc>
           <w:tcPr>
-            <w:tcW w:type="dxa" w:w="5102"/>
+            <w:tcW w:type="dxa" w:w="5386"/>
             <w:shd w:fill="FFFFFF"/>
             <w:tcMar>
-              <w:top w:w="120" w:type="dxa"/>
-              <w:bottom w:w="120" w:type="dxa"/>
-              <w:left w:w="160" w:type="dxa"/>
-              <w:right w:w="160" w:type="dxa"/>
+              <w:top w:w="100" w:type="dxa"/>
+              <w:bottom w:w="100" w:type="dxa"/>
+              <w:left w:w="140" w:type="dxa"/>
+              <w:right w:w="140" w:type="dxa"/>
             </w:tcMar>
           </w:tcPr>
           <w:p>
+            <w:pPr>
+              <w:spacing w:before="0" w:after="0" w:line="264" w:lineRule="auto"/>
+            </w:pPr>
             <w:r>
               <w:rPr>
+                <w:rFonts w:ascii="Calibri" w:hAnsi="Calibri"/>
                 <w:color w:val="0F172A"/>
-                <w:sz w:val="18"/>
+                <w:sz w:val="19"/>
               </w:rPr>
-              <w:t>100% SQLAlchemy ORM geparametriseerde queries. Jinja2 autoescaping en html.escape() in documentweergave. Geen ongevalideerde shell-commando's.</w:t>
+              <w:t>100% SQLAlchemy ORM geparametriseerde queries. Whitelist-sortering in audit logs. Jinja2 autoescaping en html.escape() in documentweergave. Geen ongevalideerde shell-commando's.</w:t>
             </w:r>
           </w:p>
         </w:tc>
@@ -1630,19 +1288,23 @@
         <w:tc>
           <w:tcPr>
             <w:tcW w:type="dxa" w:w="2551"/>
-            <w:shd w:fill="F1F5F9"/>
+            <w:shd w:fill="F8FAFC"/>
             <w:tcMar>
-              <w:top w:w="120" w:type="dxa"/>
-              <w:bottom w:w="120" w:type="dxa"/>
-              <w:left w:w="160" w:type="dxa"/>
-              <w:right w:w="160" w:type="dxa"/>
+              <w:top w:w="100" w:type="dxa"/>
+              <w:bottom w:w="100" w:type="dxa"/>
+              <w:left w:w="140" w:type="dxa"/>
+              <w:right w:w="140" w:type="dxa"/>
             </w:tcMar>
           </w:tcPr>
           <w:p>
+            <w:pPr>
+              <w:spacing w:before="0" w:after="0" w:line="264" w:lineRule="auto"/>
+            </w:pPr>
             <w:r>
               <w:rPr>
+                <w:rFonts w:ascii="Calibri" w:hAnsi="Calibri"/>
                 <w:color w:val="0F172A"/>
-                <w:sz w:val="18"/>
+                <w:sz w:val="19"/>
               </w:rPr>
               <w:t>A04: Insecure Design</w:t>
             </w:r>
@@ -1650,20 +1312,24 @@
         </w:tc>
         <w:tc>
           <w:tcPr>
-            <w:tcW w:type="dxa" w:w="1701"/>
-            <w:shd w:fill="F1F5F9"/>
+            <w:tcW w:type="dxa" w:w="1417"/>
+            <w:shd w:fill="F8FAFC"/>
             <w:tcMar>
-              <w:top w:w="120" w:type="dxa"/>
-              <w:bottom w:w="120" w:type="dxa"/>
-              <w:left w:w="160" w:type="dxa"/>
-              <w:right w:w="160" w:type="dxa"/>
+              <w:top w:w="100" w:type="dxa"/>
+              <w:bottom w:w="100" w:type="dxa"/>
+              <w:left w:w="140" w:type="dxa"/>
+              <w:right w:w="140" w:type="dxa"/>
             </w:tcMar>
           </w:tcPr>
           <w:p>
+            <w:pPr>
+              <w:spacing w:before="0" w:after="0" w:line="264" w:lineRule="auto"/>
+            </w:pPr>
             <w:r>
               <w:rPr>
+                <w:rFonts w:ascii="Calibri" w:hAnsi="Calibri"/>
                 <w:color w:val="0F172A"/>
-                <w:sz w:val="18"/>
+                <w:sz w:val="19"/>
               </w:rPr>
               <w:t>UITSTEKEND</w:t>
             </w:r>
@@ -1671,22 +1337,26 @@
         </w:tc>
         <w:tc>
           <w:tcPr>
-            <w:tcW w:type="dxa" w:w="5102"/>
-            <w:shd w:fill="F1F5F9"/>
+            <w:tcW w:type="dxa" w:w="5386"/>
+            <w:shd w:fill="F8FAFC"/>
             <w:tcMar>
-              <w:top w:w="120" w:type="dxa"/>
-              <w:bottom w:w="120" w:type="dxa"/>
-              <w:left w:w="160" w:type="dxa"/>
-              <w:right w:w="160" w:type="dxa"/>
+              <w:top w:w="100" w:type="dxa"/>
+              <w:bottom w:w="100" w:type="dxa"/>
+              <w:left w:w="140" w:type="dxa"/>
+              <w:right w:w="140" w:type="dxa"/>
             </w:tcMar>
           </w:tcPr>
           <w:p>
+            <w:pPr>
+              <w:spacing w:before="0" w:after="0" w:line="264" w:lineRule="auto"/>
+            </w:pPr>
             <w:r>
               <w:rPr>
+                <w:rFonts w:ascii="Calibri" w:hAnsi="Calibri"/>
                 <w:color w:val="0F172A"/>
-                <w:sz w:val="18"/>
+                <w:sz w:val="19"/>
               </w:rPr>
-              <w:t>Multi-tenant isolatiemodel. GFS backup retentie. Sandboxed iframe voor document preview zonder allow-same-origin. Conditionele formuliervelden.</w:t>
+              <w:t>Multi-tenant isolatiemodel. GFS backup retentie. Sandboxed iframe voor documentweergave. Veilige scheiding van telemetrie en recursieve audit-uitsluiting.</w:t>
             </w:r>
           </w:p>
         </w:tc>
@@ -1697,17 +1367,21 @@
             <w:tcW w:type="dxa" w:w="2551"/>
             <w:shd w:fill="FFFFFF"/>
             <w:tcMar>
-              <w:top w:w="120" w:type="dxa"/>
-              <w:bottom w:w="120" w:type="dxa"/>
-              <w:left w:w="160" w:type="dxa"/>
-              <w:right w:w="160" w:type="dxa"/>
+              <w:top w:w="100" w:type="dxa"/>
+              <w:bottom w:w="100" w:type="dxa"/>
+              <w:left w:w="140" w:type="dxa"/>
+              <w:right w:w="140" w:type="dxa"/>
             </w:tcMar>
           </w:tcPr>
           <w:p>
+            <w:pPr>
+              <w:spacing w:before="0" w:after="0" w:line="264" w:lineRule="auto"/>
+            </w:pPr>
             <w:r>
               <w:rPr>
+                <w:rFonts w:ascii="Calibri" w:hAnsi="Calibri"/>
                 <w:color w:val="0F172A"/>
-                <w:sz w:val="18"/>
+                <w:sz w:val="19"/>
               </w:rPr>
               <w:t>A05: Security Misconfiguration</w:t>
             </w:r>
@@ -1715,20 +1389,24 @@
         </w:tc>
         <w:tc>
           <w:tcPr>
-            <w:tcW w:type="dxa" w:w="1701"/>
+            <w:tcW w:type="dxa" w:w="1417"/>
             <w:shd w:fill="FFFFFF"/>
             <w:tcMar>
-              <w:top w:w="120" w:type="dxa"/>
-              <w:bottom w:w="120" w:type="dxa"/>
-              <w:left w:w="160" w:type="dxa"/>
-              <w:right w:w="160" w:type="dxa"/>
+              <w:top w:w="100" w:type="dxa"/>
+              <w:bottom w:w="100" w:type="dxa"/>
+              <w:left w:w="140" w:type="dxa"/>
+              <w:right w:w="140" w:type="dxa"/>
             </w:tcMar>
           </w:tcPr>
           <w:p>
+            <w:pPr>
+              <w:spacing w:before="0" w:after="0" w:line="264" w:lineRule="auto"/>
+            </w:pPr>
             <w:r>
               <w:rPr>
+                <w:rFonts w:ascii="Calibri" w:hAnsi="Calibri"/>
                 <w:color w:val="0F172A"/>
-                <w:sz w:val="18"/>
+                <w:sz w:val="19"/>
               </w:rPr>
               <w:t>UITSTEKEND</w:t>
             </w:r>
@@ -1736,22 +1414,26 @@
         </w:tc>
         <w:tc>
           <w:tcPr>
-            <w:tcW w:type="dxa" w:w="5102"/>
+            <w:tcW w:type="dxa" w:w="5386"/>
             <w:shd w:fill="FFFFFF"/>
             <w:tcMar>
-              <w:top w:w="120" w:type="dxa"/>
-              <w:bottom w:w="120" w:type="dxa"/>
-              <w:left w:w="160" w:type="dxa"/>
-              <w:right w:w="160" w:type="dxa"/>
+              <w:top w:w="100" w:type="dxa"/>
+              <w:bottom w:w="100" w:type="dxa"/>
+              <w:left w:w="140" w:type="dxa"/>
+              <w:right w:w="140" w:type="dxa"/>
             </w:tcMar>
           </w:tcPr>
           <w:p>
+            <w:pPr>
+              <w:spacing w:before="0" w:after="0" w:line="264" w:lineRule="auto"/>
+            </w:pPr>
             <w:r>
               <w:rPr>
+                <w:rFonts w:ascii="Calibri" w:hAnsi="Calibri"/>
                 <w:color w:val="0F172A"/>
-                <w:sz w:val="18"/>
+                <w:sz w:val="19"/>
               </w:rPr>
-              <w:t>Veilige cookie flags (Secure, HttpOnly, SameSite=Lax). Strikte Content-Security-Policy (CSP) headers en X-Content-Type-Options: nosniff.</w:t>
+              <w:t>Veilige cookie flags (Secure, HttpOnly, SameSite=Lax). Strikte CSP headers. Stacktrace sanitization in foutenlogs. SonarQube code quality verificatie.</w:t>
             </w:r>
           </w:p>
         </w:tc>
@@ -1760,19 +1442,23 @@
         <w:tc>
           <w:tcPr>
             <w:tcW w:type="dxa" w:w="2551"/>
-            <w:shd w:fill="F1F5F9"/>
+            <w:shd w:fill="F8FAFC"/>
             <w:tcMar>
-              <w:top w:w="120" w:type="dxa"/>
-              <w:bottom w:w="120" w:type="dxa"/>
-              <w:left w:w="160" w:type="dxa"/>
-              <w:right w:w="160" w:type="dxa"/>
+              <w:top w:w="100" w:type="dxa"/>
+              <w:bottom w:w="100" w:type="dxa"/>
+              <w:left w:w="140" w:type="dxa"/>
+              <w:right w:w="140" w:type="dxa"/>
             </w:tcMar>
           </w:tcPr>
           <w:p>
+            <w:pPr>
+              <w:spacing w:before="0" w:after="0" w:line="264" w:lineRule="auto"/>
+            </w:pPr>
             <w:r>
               <w:rPr>
+                <w:rFonts w:ascii="Calibri" w:hAnsi="Calibri"/>
                 <w:color w:val="0F172A"/>
-                <w:sz w:val="18"/>
+                <w:sz w:val="19"/>
               </w:rPr>
               <w:t>A06: Vulnerable Components</w:t>
             </w:r>
@@ -1780,20 +1466,24 @@
         </w:tc>
         <w:tc>
           <w:tcPr>
-            <w:tcW w:type="dxa" w:w="1701"/>
-            <w:shd w:fill="F1F5F9"/>
+            <w:tcW w:type="dxa" w:w="1417"/>
+            <w:shd w:fill="F8FAFC"/>
             <w:tcMar>
-              <w:top w:w="120" w:type="dxa"/>
-              <w:bottom w:w="120" w:type="dxa"/>
-              <w:left w:w="160" w:type="dxa"/>
-              <w:right w:w="160" w:type="dxa"/>
+              <w:top w:w="100" w:type="dxa"/>
+              <w:bottom w:w="100" w:type="dxa"/>
+              <w:left w:w="140" w:type="dxa"/>
+              <w:right w:w="140" w:type="dxa"/>
             </w:tcMar>
           </w:tcPr>
           <w:p>
+            <w:pPr>
+              <w:spacing w:before="0" w:after="0" w:line="264" w:lineRule="auto"/>
+            </w:pPr>
             <w:r>
               <w:rPr>
+                <w:rFonts w:ascii="Calibri" w:hAnsi="Calibri"/>
                 <w:color w:val="0F172A"/>
-                <w:sz w:val="18"/>
+                <w:sz w:val="19"/>
               </w:rPr>
               <w:t>UITSTEKEND</w:t>
             </w:r>
@@ -1801,22 +1491,26 @@
         </w:tc>
         <w:tc>
           <w:tcPr>
-            <w:tcW w:type="dxa" w:w="5102"/>
-            <w:shd w:fill="F1F5F9"/>
+            <w:tcW w:type="dxa" w:w="5386"/>
+            <w:shd w:fill="F8FAFC"/>
             <w:tcMar>
-              <w:top w:w="120" w:type="dxa"/>
-              <w:bottom w:w="120" w:type="dxa"/>
-              <w:left w:w="160" w:type="dxa"/>
-              <w:right w:w="160" w:type="dxa"/>
+              <w:top w:w="100" w:type="dxa"/>
+              <w:bottom w:w="100" w:type="dxa"/>
+              <w:left w:w="140" w:type="dxa"/>
+              <w:right w:w="140" w:type="dxa"/>
             </w:tcMar>
           </w:tcPr>
           <w:p>
+            <w:pPr>
+              <w:spacing w:before="0" w:after="0" w:line="264" w:lineRule="auto"/>
+            </w:pPr>
             <w:r>
               <w:rPr>
+                <w:rFonts w:ascii="Calibri" w:hAnsi="Calibri"/>
                 <w:color w:val="0F172A"/>
-                <w:sz w:val="18"/>
+                <w:sz w:val="19"/>
               </w:rPr>
-              <w:t>Vastgezette versies in requirements.txt (Flask 3.0.3, SQLAlchemy 2.0.x, Werkzeug, openpyxl, python-docx). SonarQube SAST integratie.</w:t>
+              <w:t>Vastgezette versies in requirements.txt (Flask 3.0.3, SQLAlchemy 2.0.x, Werkzeug, openpyxl, python-docx). Subresource Integrity (SRI) op alle externe CDN libraries.</w:t>
             </w:r>
           </w:p>
         </w:tc>
@@ -1827,17 +1521,21 @@
             <w:tcW w:type="dxa" w:w="2551"/>
             <w:shd w:fill="FFFFFF"/>
             <w:tcMar>
-              <w:top w:w="120" w:type="dxa"/>
-              <w:bottom w:w="120" w:type="dxa"/>
-              <w:left w:w="160" w:type="dxa"/>
-              <w:right w:w="160" w:type="dxa"/>
+              <w:top w:w="100" w:type="dxa"/>
+              <w:bottom w:w="100" w:type="dxa"/>
+              <w:left w:w="140" w:type="dxa"/>
+              <w:right w:w="140" w:type="dxa"/>
             </w:tcMar>
           </w:tcPr>
           <w:p>
+            <w:pPr>
+              <w:spacing w:before="0" w:after="0" w:line="264" w:lineRule="auto"/>
+            </w:pPr>
             <w:r>
               <w:rPr>
+                <w:rFonts w:ascii="Calibri" w:hAnsi="Calibri"/>
                 <w:color w:val="0F172A"/>
-                <w:sz w:val="18"/>
+                <w:sz w:val="19"/>
               </w:rPr>
               <w:t>A07: Identification &amp; Auth Failures</w:t>
             </w:r>
@@ -1845,20 +1543,24 @@
         </w:tc>
         <w:tc>
           <w:tcPr>
-            <w:tcW w:type="dxa" w:w="1701"/>
+            <w:tcW w:type="dxa" w:w="1417"/>
             <w:shd w:fill="FFFFFF"/>
             <w:tcMar>
-              <w:top w:w="120" w:type="dxa"/>
-              <w:bottom w:w="120" w:type="dxa"/>
-              <w:left w:w="160" w:type="dxa"/>
-              <w:right w:w="160" w:type="dxa"/>
+              <w:top w:w="100" w:type="dxa"/>
+              <w:bottom w:w="100" w:type="dxa"/>
+              <w:left w:w="140" w:type="dxa"/>
+              <w:right w:w="140" w:type="dxa"/>
             </w:tcMar>
           </w:tcPr>
           <w:p>
+            <w:pPr>
+              <w:spacing w:before="0" w:after="0" w:line="264" w:lineRule="auto"/>
+            </w:pPr>
             <w:r>
               <w:rPr>
+                <w:rFonts w:ascii="Calibri" w:hAnsi="Calibri"/>
                 <w:color w:val="0F172A"/>
-                <w:sz w:val="18"/>
+                <w:sz w:val="19"/>
               </w:rPr>
               <w:t>UITSTEKEND</w:t>
             </w:r>
@@ -1866,22 +1568,26 @@
         </w:tc>
         <w:tc>
           <w:tcPr>
-            <w:tcW w:type="dxa" w:w="5102"/>
+            <w:tcW w:type="dxa" w:w="5386"/>
             <w:shd w:fill="FFFFFF"/>
             <w:tcMar>
-              <w:top w:w="120" w:type="dxa"/>
-              <w:bottom w:w="120" w:type="dxa"/>
-              <w:left w:w="160" w:type="dxa"/>
-              <w:right w:w="160" w:type="dxa"/>
+              <w:top w:w="100" w:type="dxa"/>
+              <w:bottom w:w="100" w:type="dxa"/>
+              <w:left w:w="140" w:type="dxa"/>
+              <w:right w:w="140" w:type="dxa"/>
             </w:tcMar>
           </w:tcPr>
           <w:p>
+            <w:pPr>
+              <w:spacing w:before="0" w:after="0" w:line="264" w:lineRule="auto"/>
+            </w:pPr>
             <w:r>
               <w:rPr>
+                <w:rFonts w:ascii="Calibri" w:hAnsi="Calibri"/>
                 <w:color w:val="0F172A"/>
-                <w:sz w:val="18"/>
+                <w:sz w:val="19"/>
               </w:rPr>
-              <w:t>Flask-Limiter rate limiting op login, wachtwoordherstel en publieke evaluatietokens. Account lockout na mislukte resets. Veilige token hashing.</w:t>
+              <w:t>Flask-Limiter rate limiting op login, wachtwoordherstel en publieke evaluatietokens. Registratie van LoginFailed en RateLimitExceeded in foutenlogs. Sessietracking via laatste_activiteit.</w:t>
             </w:r>
           </w:p>
         </w:tc>
@@ -1890,19 +1596,23 @@
         <w:tc>
           <w:tcPr>
             <w:tcW w:type="dxa" w:w="2551"/>
-            <w:shd w:fill="F1F5F9"/>
+            <w:shd w:fill="F8FAFC"/>
             <w:tcMar>
-              <w:top w:w="120" w:type="dxa"/>
-              <w:bottom w:w="120" w:type="dxa"/>
-              <w:left w:w="160" w:type="dxa"/>
-              <w:right w:w="160" w:type="dxa"/>
+              <w:top w:w="100" w:type="dxa"/>
+              <w:bottom w:w="100" w:type="dxa"/>
+              <w:left w:w="140" w:type="dxa"/>
+              <w:right w:w="140" w:type="dxa"/>
             </w:tcMar>
           </w:tcPr>
           <w:p>
+            <w:pPr>
+              <w:spacing w:before="0" w:after="0" w:line="264" w:lineRule="auto"/>
+            </w:pPr>
             <w:r>
               <w:rPr>
+                <w:rFonts w:ascii="Calibri" w:hAnsi="Calibri"/>
                 <w:color w:val="0F172A"/>
-                <w:sz w:val="18"/>
+                <w:sz w:val="19"/>
               </w:rPr>
               <w:t>A08: Software &amp; Data Integrity</w:t>
             </w:r>
@@ -1910,20 +1620,24 @@
         </w:tc>
         <w:tc>
           <w:tcPr>
-            <w:tcW w:type="dxa" w:w="1701"/>
-            <w:shd w:fill="F1F5F9"/>
+            <w:tcW w:type="dxa" w:w="1417"/>
+            <w:shd w:fill="F8FAFC"/>
             <w:tcMar>
-              <w:top w:w="120" w:type="dxa"/>
-              <w:bottom w:w="120" w:type="dxa"/>
-              <w:left w:w="160" w:type="dxa"/>
-              <w:right w:w="160" w:type="dxa"/>
+              <w:top w:w="100" w:type="dxa"/>
+              <w:bottom w:w="100" w:type="dxa"/>
+              <w:left w:w="140" w:type="dxa"/>
+              <w:right w:w="140" w:type="dxa"/>
             </w:tcMar>
           </w:tcPr>
           <w:p>
+            <w:pPr>
+              <w:spacing w:before="0" w:after="0" w:line="264" w:lineRule="auto"/>
+            </w:pPr>
             <w:r>
               <w:rPr>
+                <w:rFonts w:ascii="Calibri" w:hAnsi="Calibri"/>
                 <w:color w:val="0F172A"/>
-                <w:sz w:val="18"/>
+                <w:sz w:val="19"/>
               </w:rPr>
               <w:t>UITSTEKEND</w:t>
             </w:r>
@@ -1931,22 +1645,26 @@
         </w:tc>
         <w:tc>
           <w:tcPr>
-            <w:tcW w:type="dxa" w:w="5102"/>
-            <w:shd w:fill="F1F5F9"/>
+            <w:tcW w:type="dxa" w:w="5386"/>
+            <w:shd w:fill="F8FAFC"/>
             <w:tcMar>
-              <w:top w:w="120" w:type="dxa"/>
-              <w:bottom w:w="120" w:type="dxa"/>
-              <w:left w:w="160" w:type="dxa"/>
-              <w:right w:w="160" w:type="dxa"/>
+              <w:top w:w="100" w:type="dxa"/>
+              <w:bottom w:w="100" w:type="dxa"/>
+              <w:left w:w="140" w:type="dxa"/>
+              <w:right w:w="140" w:type="dxa"/>
             </w:tcMar>
           </w:tcPr>
           <w:p>
+            <w:pPr>
+              <w:spacing w:before="0" w:after="0" w:line="264" w:lineRule="auto"/>
+            </w:pPr>
             <w:r>
               <w:rPr>
+                <w:rFonts w:ascii="Calibri" w:hAnsi="Calibri"/>
                 <w:color w:val="0F172A"/>
-                <w:sz w:val="18"/>
+                <w:sz w:val="19"/>
               </w:rPr>
-              <w:t>CSRF protectie op alle formulieren via Flask-WTF. Referentiële integriteitscontroles bij verwijdering van stamgegevens (Resultaten, Locaties, Functies).</w:t>
+              <w:t>CSRF protectie op alle POST formulieren. Subresource Integrity (SRI sha384) op Bootstrap en Chart.js CDN assets. Referentiële integriteitscontroles bij verwijdering stamgegevens.</w:t>
             </w:r>
           </w:p>
         </w:tc>
@@ -1957,17 +1675,21 @@
             <w:tcW w:type="dxa" w:w="2551"/>
             <w:shd w:fill="FFFFFF"/>
             <w:tcMar>
-              <w:top w:w="120" w:type="dxa"/>
-              <w:bottom w:w="120" w:type="dxa"/>
-              <w:left w:w="160" w:type="dxa"/>
-              <w:right w:w="160" w:type="dxa"/>
+              <w:top w:w="100" w:type="dxa"/>
+              <w:bottom w:w="100" w:type="dxa"/>
+              <w:left w:w="140" w:type="dxa"/>
+              <w:right w:w="140" w:type="dxa"/>
             </w:tcMar>
           </w:tcPr>
           <w:p>
+            <w:pPr>
+              <w:spacing w:before="0" w:after="0" w:line="264" w:lineRule="auto"/>
+            </w:pPr>
             <w:r>
               <w:rPr>
+                <w:rFonts w:ascii="Calibri" w:hAnsi="Calibri"/>
                 <w:color w:val="0F172A"/>
-                <w:sz w:val="18"/>
+                <w:sz w:val="19"/>
               </w:rPr>
               <w:t>A09: Security Logging &amp; Monitoring</w:t>
             </w:r>
@@ -1975,20 +1697,24 @@
         </w:tc>
         <w:tc>
           <w:tcPr>
-            <w:tcW w:type="dxa" w:w="1701"/>
+            <w:tcW w:type="dxa" w:w="1417"/>
             <w:shd w:fill="FFFFFF"/>
             <w:tcMar>
-              <w:top w:w="120" w:type="dxa"/>
-              <w:bottom w:w="120" w:type="dxa"/>
-              <w:left w:w="160" w:type="dxa"/>
-              <w:right w:w="160" w:type="dxa"/>
+              <w:top w:w="100" w:type="dxa"/>
+              <w:bottom w:w="100" w:type="dxa"/>
+              <w:left w:w="140" w:type="dxa"/>
+              <w:right w:w="140" w:type="dxa"/>
             </w:tcMar>
           </w:tcPr>
           <w:p>
+            <w:pPr>
+              <w:spacing w:before="0" w:after="0" w:line="264" w:lineRule="auto"/>
+            </w:pPr>
             <w:r>
               <w:rPr>
+                <w:rFonts w:ascii="Calibri" w:hAnsi="Calibri"/>
                 <w:color w:val="0F172A"/>
-                <w:sz w:val="18"/>
+                <w:sz w:val="19"/>
               </w:rPr>
               <w:t>UITSTEKEND</w:t>
             </w:r>
@@ -1996,22 +1722,26 @@
         </w:tc>
         <w:tc>
           <w:tcPr>
-            <w:tcW w:type="dxa" w:w="5102"/>
+            <w:tcW w:type="dxa" w:w="5386"/>
             <w:shd w:fill="FFFFFF"/>
             <w:tcMar>
-              <w:top w:w="120" w:type="dxa"/>
-              <w:bottom w:w="120" w:type="dxa"/>
-              <w:left w:w="160" w:type="dxa"/>
-              <w:right w:w="160" w:type="dxa"/>
+              <w:top w:w="100" w:type="dxa"/>
+              <w:bottom w:w="100" w:type="dxa"/>
+              <w:left w:w="140" w:type="dxa"/>
+              <w:right w:w="140" w:type="dxa"/>
             </w:tcMar>
           </w:tcPr>
           <w:p>
+            <w:pPr>
+              <w:spacing w:before="0" w:after="0" w:line="264" w:lineRule="auto"/>
+            </w:pPr>
             <w:r>
               <w:rPr>
+                <w:rFonts w:ascii="Calibri" w:hAnsi="Calibri"/>
                 <w:color w:val="0F172A"/>
-                <w:sz w:val="18"/>
+                <w:sz w:val="19"/>
               </w:rPr>
-              <w:t>Audit logging van mutaties op database-entiteiten met oude vs. nieuwe waarden. Verzendhistoriek van interne organisatiecommunicatie.</w:t>
+              <w:t>Audit logging van mutaties op database-entiteiten met oude vs. nieuwe waarden. Systeemmonitor dashboard met realtime checks en centraal foutenlogboek (system_error_logs).</w:t>
             </w:r>
           </w:p>
         </w:tc>
@@ -2020,19 +1750,23 @@
         <w:tc>
           <w:tcPr>
             <w:tcW w:type="dxa" w:w="2551"/>
-            <w:shd w:fill="F1F5F9"/>
+            <w:shd w:fill="F8FAFC"/>
             <w:tcMar>
-              <w:top w:w="120" w:type="dxa"/>
-              <w:bottom w:w="120" w:type="dxa"/>
-              <w:left w:w="160" w:type="dxa"/>
-              <w:right w:w="160" w:type="dxa"/>
+              <w:top w:w="100" w:type="dxa"/>
+              <w:bottom w:w="100" w:type="dxa"/>
+              <w:left w:w="140" w:type="dxa"/>
+              <w:right w:w="140" w:type="dxa"/>
             </w:tcMar>
           </w:tcPr>
           <w:p>
+            <w:pPr>
+              <w:spacing w:before="0" w:after="0" w:line="264" w:lineRule="auto"/>
+            </w:pPr>
             <w:r>
               <w:rPr>
+                <w:rFonts w:ascii="Calibri" w:hAnsi="Calibri"/>
                 <w:color w:val="0F172A"/>
-                <w:sz w:val="18"/>
+                <w:sz w:val="19"/>
               </w:rPr>
               <w:t>A10: Server-Side Request Forgery (SSRF)</w:t>
             </w:r>
@@ -2040,20 +1774,24 @@
         </w:tc>
         <w:tc>
           <w:tcPr>
-            <w:tcW w:type="dxa" w:w="1701"/>
-            <w:shd w:fill="F1F5F9"/>
+            <w:tcW w:type="dxa" w:w="1417"/>
+            <w:shd w:fill="F8FAFC"/>
             <w:tcMar>
-              <w:top w:w="120" w:type="dxa"/>
-              <w:bottom w:w="120" w:type="dxa"/>
-              <w:left w:w="160" w:type="dxa"/>
-              <w:right w:w="160" w:type="dxa"/>
+              <w:top w:w="100" w:type="dxa"/>
+              <w:bottom w:w="100" w:type="dxa"/>
+              <w:left w:w="140" w:type="dxa"/>
+              <w:right w:w="140" w:type="dxa"/>
             </w:tcMar>
           </w:tcPr>
           <w:p>
+            <w:pPr>
+              <w:spacing w:before="0" w:after="0" w:line="264" w:lineRule="auto"/>
+            </w:pPr>
             <w:r>
               <w:rPr>
+                <w:rFonts w:ascii="Calibri" w:hAnsi="Calibri"/>
                 <w:color w:val="0F172A"/>
-                <w:sz w:val="18"/>
+                <w:sz w:val="19"/>
               </w:rPr>
               <w:t>UITSTEKEND</w:t>
             </w:r>
@@ -2061,22 +1799,26 @@
         </w:tc>
         <w:tc>
           <w:tcPr>
-            <w:tcW w:type="dxa" w:w="5102"/>
-            <w:shd w:fill="F1F5F9"/>
+            <w:tcW w:type="dxa" w:w="5386"/>
+            <w:shd w:fill="F8FAFC"/>
             <w:tcMar>
-              <w:top w:w="120" w:type="dxa"/>
-              <w:bottom w:w="120" w:type="dxa"/>
-              <w:left w:w="160" w:type="dxa"/>
-              <w:right w:w="160" w:type="dxa"/>
+              <w:top w:w="100" w:type="dxa"/>
+              <w:bottom w:w="100" w:type="dxa"/>
+              <w:left w:w="140" w:type="dxa"/>
+              <w:right w:w="140" w:type="dxa"/>
             </w:tcMar>
           </w:tcPr>
           <w:p>
+            <w:pPr>
+              <w:spacing w:before="0" w:after="0" w:line="264" w:lineRule="auto"/>
+            </w:pPr>
             <w:r>
               <w:rPr>
+                <w:rFonts w:ascii="Calibri" w:hAnsi="Calibri"/>
                 <w:color w:val="0F172A"/>
-                <w:sz w:val="18"/>
+                <w:sz w:val="19"/>
               </w:rPr>
-              <w:t>Geen externe HTTP-verzoeken op basis van willekeurige gebruikersinvoer. Gemini AI en Brevo API endpoints zijn vast geconfigureerd via omgevingsvariabelen.</w:t>
+              <w:t>Geen externe HTTP-verzoeken op basis van willekeurige gebruikersinvoer. Gemini AI en Brevo API endpoints zijn vast geconfigureerd via omgevingsvariabelen. Whitelist op redirects.</w:t>
             </w:r>
           </w:p>
         </w:tc>
@@ -2084,21 +1826,13 @@
     </w:tbl>
     <w:p>
       <w:pPr>
-        <w:spacing w:after="120"/>
+        <w:spacing w:after="80"/>
       </w:pPr>
     </w:p>
     <w:p>
       <w:r>
-        <w:br w:type="page"/>
-      </w:r>
-    </w:p>
-    <w:p>
-      <w:pPr>
-        <w:keepNext/>
-        <w:spacing w:before="360" w:after="160"/>
-      </w:pPr>
-      <w:r>
         <w:rPr>
+          <w:rFonts w:ascii="Calibri" w:hAnsi="Calibri"/>
           <w:b/>
           <w:color w:val="1E3A8A"/>
           <w:sz w:val="32"/>
@@ -2107,39 +1841,27 @@
       </w:r>
     </w:p>
     <w:p>
-      <w:pPr>
-        <w:spacing w:before="0" w:after="120" w:line="276" w:lineRule="auto"/>
-      </w:pPr>
       <w:r>
         <w:rPr>
-          <w:i w:val="0"/>
           <w:color w:val="0F172A"/>
           <w:sz w:val="20"/>
         </w:rPr>
-        <w:t>Onderstaand register toont de status van alle historische en recent getoetste beveiligingspunten. Alle 17 punten zijn structureel geverifieerd in de broncode en afgedekt met 236 geautomatiseerde unittests.</w:t>
+        <w:t>Onderstaande tabel toont het integrale register van beveiligingsbevindingen. Alle historische punten (SEC-01 t/m SEC-17) zijn geverifieerd als blijvend opgelost. De nieuwe punten (SEC-18 t/m SEC-22) dekken de beveiligingsarchitectuur van Release 2.8.0 af.</w:t>
       </w:r>
     </w:p>
     <w:tbl>
       <w:tblPr>
+        <w:tblStyle w:val="TableGrid"/>
         <w:tblW w:type="auto" w:w="0"/>
-        <w:jc w:val="center"/>
         <w:tblLayout w:type="fixed"/>
         <w:tblLook w:firstColumn="1" w:firstRow="1" w:lastColumn="0" w:lastRow="0" w:noHBand="0" w:noVBand="1" w:val="04A0"/>
-        <w:tblBorders>
-          <w:top w:val="single" w:sz="6" w:space="0" w:color="CBD5E1"/>
-          <w:bottom w:val="single" w:sz="6" w:space="0" w:color="CBD5E1"/>
-          <w:insideH w:val="single" w:sz="4" w:space="0" w:color="CBD5E1"/>
-          <w:insideV w:val="single" w:sz="4" w:space="0" w:color="CBD5E1"/>
-          <w:left w:val="none"/>
-          <w:right w:val="none"/>
-        </w:tblBorders>
       </w:tblPr>
       <w:tblGrid>
-        <w:gridCol w:w="1881"/>
-        <w:gridCol w:w="1881"/>
-        <w:gridCol w:w="1881"/>
-        <w:gridCol w:w="1881"/>
-        <w:gridCol w:w="1881"/>
+        <w:gridCol w:w="1994"/>
+        <w:gridCol w:w="1994"/>
+        <w:gridCol w:w="1994"/>
+        <w:gridCol w:w="1994"/>
+        <w:gridCol w:w="1994"/>
       </w:tblGrid>
       <w:tr>
         <w:tc>
@@ -2147,21 +1869,22 @@
             <w:tcW w:type="dxa" w:w="1134"/>
             <w:shd w:fill="1E3A8A"/>
             <w:tcMar>
-              <w:top w:w="160" w:type="dxa"/>
-              <w:bottom w:w="160" w:type="dxa"/>
-              <w:left w:w="180" w:type="dxa"/>
-              <w:right w:w="180" w:type="dxa"/>
+              <w:top w:w="120" w:type="dxa"/>
+              <w:bottom w:w="120" w:type="dxa"/>
+              <w:left w:w="140" w:type="dxa"/>
+              <w:right w:w="140" w:type="dxa"/>
             </w:tcMar>
           </w:tcPr>
           <w:p>
             <w:pPr>
-              <w:jc w:val="left"/>
+              <w:spacing w:before="0" w:after="0"/>
             </w:pPr>
             <w:r>
               <w:rPr>
+                <w:rFonts w:ascii="Calibri" w:hAnsi="Calibri"/>
                 <w:b/>
                 <w:color w:val="FFFFFF"/>
-                <w:sz w:val="19"/>
+                <w:sz w:val="20"/>
               </w:rPr>
               <w:t>ID</w:t>
             </w:r>
@@ -2169,24 +1892,25 @@
         </w:tc>
         <w:tc>
           <w:tcPr>
-            <w:tcW w:type="dxa" w:w="3118"/>
+            <w:tcW w:type="dxa" w:w="4252"/>
             <w:shd w:fill="1E3A8A"/>
             <w:tcMar>
-              <w:top w:w="160" w:type="dxa"/>
-              <w:bottom w:w="160" w:type="dxa"/>
-              <w:left w:w="180" w:type="dxa"/>
-              <w:right w:w="180" w:type="dxa"/>
+              <w:top w:w="120" w:type="dxa"/>
+              <w:bottom w:w="120" w:type="dxa"/>
+              <w:left w:w="140" w:type="dxa"/>
+              <w:right w:w="140" w:type="dxa"/>
             </w:tcMar>
           </w:tcPr>
           <w:p>
             <w:pPr>
-              <w:jc w:val="left"/>
+              <w:spacing w:before="0" w:after="0"/>
             </w:pPr>
             <w:r>
               <w:rPr>
+                <w:rFonts w:ascii="Calibri" w:hAnsi="Calibri"/>
                 <w:b/>
                 <w:color w:val="FFFFFF"/>
-                <w:sz w:val="19"/>
+                <w:sz w:val="20"/>
               </w:rPr>
               <w:t>Omschrijving</w:t>
             </w:r>
@@ -2197,21 +1921,22 @@
             <w:tcW w:type="dxa" w:w="1814"/>
             <w:shd w:fill="1E3A8A"/>
             <w:tcMar>
-              <w:top w:w="160" w:type="dxa"/>
-              <w:bottom w:w="160" w:type="dxa"/>
-              <w:left w:w="180" w:type="dxa"/>
-              <w:right w:w="180" w:type="dxa"/>
+              <w:top w:w="120" w:type="dxa"/>
+              <w:bottom w:w="120" w:type="dxa"/>
+              <w:left w:w="140" w:type="dxa"/>
+              <w:right w:w="140" w:type="dxa"/>
             </w:tcMar>
           </w:tcPr>
           <w:p>
             <w:pPr>
-              <w:jc w:val="left"/>
+              <w:spacing w:before="0" w:after="0"/>
             </w:pPr>
             <w:r>
               <w:rPr>
+                <w:rFonts w:ascii="Calibri" w:hAnsi="Calibri"/>
                 <w:b/>
                 <w:color w:val="FFFFFF"/>
-                <w:sz w:val="19"/>
+                <w:sz w:val="20"/>
               </w:rPr>
               <w:t>Categorie</w:t>
             </w:r>
@@ -2219,24 +1944,25 @@
         </w:tc>
         <w:tc>
           <w:tcPr>
-            <w:tcW w:type="dxa" w:w="1417"/>
+            <w:tcW w:type="dxa" w:w="1020"/>
             <w:shd w:fill="1E3A8A"/>
             <w:tcMar>
-              <w:top w:w="160" w:type="dxa"/>
-              <w:bottom w:w="160" w:type="dxa"/>
-              <w:left w:w="180" w:type="dxa"/>
-              <w:right w:w="180" w:type="dxa"/>
+              <w:top w:w="120" w:type="dxa"/>
+              <w:bottom w:w="120" w:type="dxa"/>
+              <w:left w:w="140" w:type="dxa"/>
+              <w:right w:w="140" w:type="dxa"/>
             </w:tcMar>
           </w:tcPr>
           <w:p>
             <w:pPr>
-              <w:jc w:val="left"/>
+              <w:spacing w:before="0" w:after="0"/>
             </w:pPr>
             <w:r>
               <w:rPr>
+                <w:rFonts w:ascii="Calibri" w:hAnsi="Calibri"/>
                 <w:b/>
                 <w:color w:val="FFFFFF"/>
-                <w:sz w:val="19"/>
+                <w:sz w:val="20"/>
               </w:rPr>
               <w:t>Ernst</w:t>
             </w:r>
@@ -2244,24 +1970,25 @@
         </w:tc>
         <w:tc>
           <w:tcPr>
-            <w:tcW w:type="dxa" w:w="1871"/>
+            <w:tcW w:type="dxa" w:w="1134"/>
             <w:shd w:fill="1E3A8A"/>
             <w:tcMar>
-              <w:top w:w="160" w:type="dxa"/>
-              <w:bottom w:w="160" w:type="dxa"/>
-              <w:left w:w="180" w:type="dxa"/>
-              <w:right w:w="180" w:type="dxa"/>
+              <w:top w:w="120" w:type="dxa"/>
+              <w:bottom w:w="120" w:type="dxa"/>
+              <w:left w:w="140" w:type="dxa"/>
+              <w:right w:w="140" w:type="dxa"/>
             </w:tcMar>
           </w:tcPr>
           <w:p>
             <w:pPr>
-              <w:jc w:val="left"/>
+              <w:spacing w:before="0" w:after="0"/>
             </w:pPr>
             <w:r>
               <w:rPr>
+                <w:rFonts w:ascii="Calibri" w:hAnsi="Calibri"/>
                 <w:b/>
                 <w:color w:val="FFFFFF"/>
-                <w:sz w:val="19"/>
+                <w:sz w:val="20"/>
               </w:rPr>
               <w:t>Status</w:t>
             </w:r>
@@ -2274,17 +2001,21 @@
             <w:tcW w:type="dxa" w:w="1134"/>
             <w:shd w:fill="FFFFFF"/>
             <w:tcMar>
-              <w:top w:w="120" w:type="dxa"/>
-              <w:bottom w:w="120" w:type="dxa"/>
-              <w:left w:w="160" w:type="dxa"/>
-              <w:right w:w="160" w:type="dxa"/>
+              <w:top w:w="100" w:type="dxa"/>
+              <w:bottom w:w="100" w:type="dxa"/>
+              <w:left w:w="140" w:type="dxa"/>
+              <w:right w:w="140" w:type="dxa"/>
             </w:tcMar>
           </w:tcPr>
           <w:p>
+            <w:pPr>
+              <w:spacing w:before="0" w:after="0" w:line="264" w:lineRule="auto"/>
+            </w:pPr>
             <w:r>
               <w:rPr>
+                <w:rFonts w:ascii="Calibri" w:hAnsi="Calibri"/>
                 <w:color w:val="0F172A"/>
-                <w:sz w:val="18"/>
+                <w:sz w:val="19"/>
               </w:rPr>
               <w:t>SEC-01</w:t>
             </w:r>
@@ -2292,20 +2023,24 @@
         </w:tc>
         <w:tc>
           <w:tcPr>
-            <w:tcW w:type="dxa" w:w="3118"/>
+            <w:tcW w:type="dxa" w:w="4252"/>
             <w:shd w:fill="FFFFFF"/>
             <w:tcMar>
-              <w:top w:w="120" w:type="dxa"/>
-              <w:bottom w:w="120" w:type="dxa"/>
-              <w:left w:w="160" w:type="dxa"/>
-              <w:right w:w="160" w:type="dxa"/>
+              <w:top w:w="100" w:type="dxa"/>
+              <w:bottom w:w="100" w:type="dxa"/>
+              <w:left w:w="140" w:type="dxa"/>
+              <w:right w:w="140" w:type="dxa"/>
             </w:tcMar>
           </w:tcPr>
           <w:p>
+            <w:pPr>
+              <w:spacing w:before="0" w:after="0" w:line="264" w:lineRule="auto"/>
+            </w:pPr>
             <w:r>
               <w:rPr>
+                <w:rFonts w:ascii="Calibri" w:hAnsi="Calibri"/>
                 <w:color w:val="0F172A"/>
-                <w:sz w:val="18"/>
+                <w:sz w:val="19"/>
               </w:rPr>
               <w:t>Admin Opschoonactie Multi-Tenant Lek</w:t>
             </w:r>
@@ -2316,17 +2051,21 @@
             <w:tcW w:type="dxa" w:w="1814"/>
             <w:shd w:fill="FFFFFF"/>
             <w:tcMar>
-              <w:top w:w="120" w:type="dxa"/>
-              <w:bottom w:w="120" w:type="dxa"/>
-              <w:left w:w="160" w:type="dxa"/>
-              <w:right w:w="160" w:type="dxa"/>
+              <w:top w:w="100" w:type="dxa"/>
+              <w:bottom w:w="100" w:type="dxa"/>
+              <w:left w:w="140" w:type="dxa"/>
+              <w:right w:w="140" w:type="dxa"/>
             </w:tcMar>
           </w:tcPr>
           <w:p>
+            <w:pPr>
+              <w:spacing w:before="0" w:after="0" w:line="264" w:lineRule="auto"/>
+            </w:pPr>
             <w:r>
               <w:rPr>
+                <w:rFonts w:ascii="Calibri" w:hAnsi="Calibri"/>
                 <w:color w:val="0F172A"/>
-                <w:sz w:val="18"/>
+                <w:sz w:val="19"/>
               </w:rPr>
               <w:t>Multi-Tenancy</w:t>
             </w:r>
@@ -2334,20 +2073,24 @@
         </w:tc>
         <w:tc>
           <w:tcPr>
-            <w:tcW w:type="dxa" w:w="1417"/>
+            <w:tcW w:type="dxa" w:w="1020"/>
             <w:shd w:fill="FFFFFF"/>
             <w:tcMar>
-              <w:top w:w="120" w:type="dxa"/>
-              <w:bottom w:w="120" w:type="dxa"/>
-              <w:left w:w="160" w:type="dxa"/>
-              <w:right w:w="160" w:type="dxa"/>
+              <w:top w:w="100" w:type="dxa"/>
+              <w:bottom w:w="100" w:type="dxa"/>
+              <w:left w:w="140" w:type="dxa"/>
+              <w:right w:w="140" w:type="dxa"/>
             </w:tcMar>
           </w:tcPr>
           <w:p>
+            <w:pPr>
+              <w:spacing w:before="0" w:after="0" w:line="264" w:lineRule="auto"/>
+            </w:pPr>
             <w:r>
               <w:rPr>
+                <w:rFonts w:ascii="Calibri" w:hAnsi="Calibri"/>
                 <w:color w:val="0F172A"/>
-                <w:sz w:val="18"/>
+                <w:sz w:val="19"/>
               </w:rPr>
               <w:t>Hoog</w:t>
             </w:r>
@@ -2355,22 +2098,26 @@
         </w:tc>
         <w:tc>
           <w:tcPr>
-            <w:tcW w:type="dxa" w:w="1871"/>
+            <w:tcW w:type="dxa" w:w="1134"/>
             <w:shd w:fill="FFFFFF"/>
             <w:tcMar>
-              <w:top w:w="120" w:type="dxa"/>
-              <w:bottom w:w="120" w:type="dxa"/>
-              <w:left w:w="160" w:type="dxa"/>
-              <w:right w:w="160" w:type="dxa"/>
+              <w:top w:w="100" w:type="dxa"/>
+              <w:bottom w:w="100" w:type="dxa"/>
+              <w:left w:w="140" w:type="dxa"/>
+              <w:right w:w="140" w:type="dxa"/>
             </w:tcMar>
           </w:tcPr>
           <w:p>
+            <w:pPr>
+              <w:spacing w:before="0" w:after="0" w:line="264" w:lineRule="auto"/>
+            </w:pPr>
             <w:r>
               <w:rPr>
+                <w:rFonts w:ascii="Calibri" w:hAnsi="Calibri"/>
                 <w:color w:val="0F172A"/>
-                <w:sz w:val="18"/>
+                <w:sz w:val="19"/>
               </w:rPr>
-              <w:t>OPGELOST</w:t>
+              <w:t>GEVERIFIEERD</w:t>
             </w:r>
           </w:p>
         </w:tc>
@@ -2379,19 +2126,23 @@
         <w:tc>
           <w:tcPr>
             <w:tcW w:type="dxa" w:w="1134"/>
-            <w:shd w:fill="F1F5F9"/>
+            <w:shd w:fill="F8FAFC"/>
             <w:tcMar>
-              <w:top w:w="120" w:type="dxa"/>
-              <w:bottom w:w="120" w:type="dxa"/>
-              <w:left w:w="160" w:type="dxa"/>
-              <w:right w:w="160" w:type="dxa"/>
+              <w:top w:w="100" w:type="dxa"/>
+              <w:bottom w:w="100" w:type="dxa"/>
+              <w:left w:w="140" w:type="dxa"/>
+              <w:right w:w="140" w:type="dxa"/>
             </w:tcMar>
           </w:tcPr>
           <w:p>
+            <w:pPr>
+              <w:spacing w:before="0" w:after="0" w:line="264" w:lineRule="auto"/>
+            </w:pPr>
             <w:r>
               <w:rPr>
+                <w:rFonts w:ascii="Calibri" w:hAnsi="Calibri"/>
                 <w:color w:val="0F172A"/>
-                <w:sz w:val="18"/>
+                <w:sz w:val="19"/>
               </w:rPr>
               <w:t>SEC-02</w:t>
             </w:r>
@@ -2399,20 +2150,24 @@
         </w:tc>
         <w:tc>
           <w:tcPr>
-            <w:tcW w:type="dxa" w:w="3118"/>
-            <w:shd w:fill="F1F5F9"/>
+            <w:tcW w:type="dxa" w:w="4252"/>
+            <w:shd w:fill="F8FAFC"/>
             <w:tcMar>
-              <w:top w:w="120" w:type="dxa"/>
-              <w:bottom w:w="120" w:type="dxa"/>
-              <w:left w:w="160" w:type="dxa"/>
-              <w:right w:w="160" w:type="dxa"/>
+              <w:top w:w="100" w:type="dxa"/>
+              <w:bottom w:w="100" w:type="dxa"/>
+              <w:left w:w="140" w:type="dxa"/>
+              <w:right w:w="140" w:type="dxa"/>
             </w:tcMar>
           </w:tcPr>
           <w:p>
+            <w:pPr>
+              <w:spacing w:before="0" w:after="0" w:line="264" w:lineRule="auto"/>
+            </w:pPr>
             <w:r>
               <w:rPr>
+                <w:rFonts w:ascii="Calibri" w:hAnsi="Calibri"/>
                 <w:color w:val="0F172A"/>
-                <w:sz w:val="18"/>
+                <w:sz w:val="19"/>
               </w:rPr>
               <w:t>Stored XSS via Document Preview</w:t>
             </w:r>
@@ -2421,19 +2176,23 @@
         <w:tc>
           <w:tcPr>
             <w:tcW w:type="dxa" w:w="1814"/>
-            <w:shd w:fill="F1F5F9"/>
+            <w:shd w:fill="F8FAFC"/>
             <w:tcMar>
-              <w:top w:w="120" w:type="dxa"/>
-              <w:bottom w:w="120" w:type="dxa"/>
-              <w:left w:w="160" w:type="dxa"/>
-              <w:right w:w="160" w:type="dxa"/>
+              <w:top w:w="100" w:type="dxa"/>
+              <w:bottom w:w="100" w:type="dxa"/>
+              <w:left w:w="140" w:type="dxa"/>
+              <w:right w:w="140" w:type="dxa"/>
             </w:tcMar>
           </w:tcPr>
           <w:p>
+            <w:pPr>
+              <w:spacing w:before="0" w:after="0" w:line="264" w:lineRule="auto"/>
+            </w:pPr>
             <w:r>
               <w:rPr>
+                <w:rFonts w:ascii="Calibri" w:hAnsi="Calibri"/>
                 <w:color w:val="0F172A"/>
-                <w:sz w:val="18"/>
+                <w:sz w:val="19"/>
               </w:rPr>
               <w:t>Injection / XSS</w:t>
             </w:r>
@@ -2441,20 +2200,24 @@
         </w:tc>
         <w:tc>
           <w:tcPr>
-            <w:tcW w:type="dxa" w:w="1417"/>
-            <w:shd w:fill="F1F5F9"/>
+            <w:tcW w:type="dxa" w:w="1020"/>
+            <w:shd w:fill="F8FAFC"/>
             <w:tcMar>
-              <w:top w:w="120" w:type="dxa"/>
-              <w:bottom w:w="120" w:type="dxa"/>
-              <w:left w:w="160" w:type="dxa"/>
-              <w:right w:w="160" w:type="dxa"/>
+              <w:top w:w="100" w:type="dxa"/>
+              <w:bottom w:w="100" w:type="dxa"/>
+              <w:left w:w="140" w:type="dxa"/>
+              <w:right w:w="140" w:type="dxa"/>
             </w:tcMar>
           </w:tcPr>
           <w:p>
+            <w:pPr>
+              <w:spacing w:before="0" w:after="0" w:line="264" w:lineRule="auto"/>
+            </w:pPr>
             <w:r>
               <w:rPr>
+                <w:rFonts w:ascii="Calibri" w:hAnsi="Calibri"/>
                 <w:color w:val="0F172A"/>
-                <w:sz w:val="18"/>
+                <w:sz w:val="19"/>
               </w:rPr>
               <w:t>Hoog</w:t>
             </w:r>
@@ -2462,20 +2225,2056 @@
         </w:tc>
         <w:tc>
           <w:tcPr>
-            <w:tcW w:type="dxa" w:w="1871"/>
-            <w:shd w:fill="F1F5F9"/>
+            <w:tcW w:type="dxa" w:w="1134"/>
+            <w:shd w:fill="F8FAFC"/>
             <w:tcMar>
-              <w:top w:w="120" w:type="dxa"/>
-              <w:bottom w:w="120" w:type="dxa"/>
-              <w:left w:w="160" w:type="dxa"/>
-              <w:right w:w="160" w:type="dxa"/>
+              <w:top w:w="100" w:type="dxa"/>
+              <w:bottom w:w="100" w:type="dxa"/>
+              <w:left w:w="140" w:type="dxa"/>
+              <w:right w:w="140" w:type="dxa"/>
             </w:tcMar>
           </w:tcPr>
           <w:p>
+            <w:pPr>
+              <w:spacing w:before="0" w:after="0" w:line="264" w:lineRule="auto"/>
+            </w:pPr>
             <w:r>
               <w:rPr>
+                <w:rFonts w:ascii="Calibri" w:hAnsi="Calibri"/>
                 <w:color w:val="0F172A"/>
-                <w:sz w:val="18"/>
+                <w:sz w:val="19"/>
+              </w:rPr>
+              <w:t>GEVERIFIEERD</w:t>
+            </w:r>
+          </w:p>
+        </w:tc>
+      </w:tr>
+      <w:tr>
+        <w:tc>
+          <w:tcPr>
+            <w:tcW w:type="dxa" w:w="1134"/>
+            <w:shd w:fill="FFFFFF"/>
+            <w:tcMar>
+              <w:top w:w="100" w:type="dxa"/>
+              <w:bottom w:w="100" w:type="dxa"/>
+              <w:left w:w="140" w:type="dxa"/>
+              <w:right w:w="140" w:type="dxa"/>
+            </w:tcMar>
+          </w:tcPr>
+          <w:p>
+            <w:pPr>
+              <w:spacing w:before="0" w:after="0" w:line="264" w:lineRule="auto"/>
+            </w:pPr>
+            <w:r>
+              <w:rPr>
+                <w:rFonts w:ascii="Calibri" w:hAnsi="Calibri"/>
+                <w:color w:val="0F172A"/>
+                <w:sz w:val="19"/>
+              </w:rPr>
+              <w:t>SEC-03</w:t>
+            </w:r>
+          </w:p>
+        </w:tc>
+        <w:tc>
+          <w:tcPr>
+            <w:tcW w:type="dxa" w:w="4252"/>
+            <w:shd w:fill="FFFFFF"/>
+            <w:tcMar>
+              <w:top w:w="100" w:type="dxa"/>
+              <w:bottom w:w="100" w:type="dxa"/>
+              <w:left w:w="140" w:type="dxa"/>
+              <w:right w:w="140" w:type="dxa"/>
+            </w:tcMar>
+          </w:tcPr>
+          <w:p>
+            <w:pPr>
+              <w:spacing w:before="0" w:after="0" w:line="264" w:lineRule="auto"/>
+            </w:pPr>
+            <w:r>
+              <w:rPr>
+                <w:rFonts w:ascii="Calibri" w:hAnsi="Calibri"/>
+                <w:color w:val="0F172A"/>
+                <w:sz w:val="19"/>
+              </w:rPr>
+              <w:t>Onveilige Random Code Generatie &amp; Lockout</w:t>
+            </w:r>
+          </w:p>
+        </w:tc>
+        <w:tc>
+          <w:tcPr>
+            <w:tcW w:type="dxa" w:w="1814"/>
+            <w:shd w:fill="FFFFFF"/>
+            <w:tcMar>
+              <w:top w:w="100" w:type="dxa"/>
+              <w:bottom w:w="100" w:type="dxa"/>
+              <w:left w:w="140" w:type="dxa"/>
+              <w:right w:w="140" w:type="dxa"/>
+            </w:tcMar>
+          </w:tcPr>
+          <w:p>
+            <w:pPr>
+              <w:spacing w:before="0" w:after="0" w:line="264" w:lineRule="auto"/>
+            </w:pPr>
+            <w:r>
+              <w:rPr>
+                <w:rFonts w:ascii="Calibri" w:hAnsi="Calibri"/>
+                <w:color w:val="0F172A"/>
+                <w:sz w:val="19"/>
+              </w:rPr>
+              <w:t>Authenticatie</w:t>
+            </w:r>
+          </w:p>
+        </w:tc>
+        <w:tc>
+          <w:tcPr>
+            <w:tcW w:type="dxa" w:w="1020"/>
+            <w:shd w:fill="FFFFFF"/>
+            <w:tcMar>
+              <w:top w:w="100" w:type="dxa"/>
+              <w:bottom w:w="100" w:type="dxa"/>
+              <w:left w:w="140" w:type="dxa"/>
+              <w:right w:w="140" w:type="dxa"/>
+            </w:tcMar>
+          </w:tcPr>
+          <w:p>
+            <w:pPr>
+              <w:spacing w:before="0" w:after="0" w:line="264" w:lineRule="auto"/>
+            </w:pPr>
+            <w:r>
+              <w:rPr>
+                <w:rFonts w:ascii="Calibri" w:hAnsi="Calibri"/>
+                <w:color w:val="0F172A"/>
+                <w:sz w:val="19"/>
+              </w:rPr>
+              <w:t>Medium</w:t>
+            </w:r>
+          </w:p>
+        </w:tc>
+        <w:tc>
+          <w:tcPr>
+            <w:tcW w:type="dxa" w:w="1134"/>
+            <w:shd w:fill="FFFFFF"/>
+            <w:tcMar>
+              <w:top w:w="100" w:type="dxa"/>
+              <w:bottom w:w="100" w:type="dxa"/>
+              <w:left w:w="140" w:type="dxa"/>
+              <w:right w:w="140" w:type="dxa"/>
+            </w:tcMar>
+          </w:tcPr>
+          <w:p>
+            <w:pPr>
+              <w:spacing w:before="0" w:after="0" w:line="264" w:lineRule="auto"/>
+            </w:pPr>
+            <w:r>
+              <w:rPr>
+                <w:rFonts w:ascii="Calibri" w:hAnsi="Calibri"/>
+                <w:color w:val="0F172A"/>
+                <w:sz w:val="19"/>
+              </w:rPr>
+              <w:t>GEVERIFIEERD</w:t>
+            </w:r>
+          </w:p>
+        </w:tc>
+      </w:tr>
+      <w:tr>
+        <w:tc>
+          <w:tcPr>
+            <w:tcW w:type="dxa" w:w="1134"/>
+            <w:shd w:fill="F8FAFC"/>
+            <w:tcMar>
+              <w:top w:w="100" w:type="dxa"/>
+              <w:bottom w:w="100" w:type="dxa"/>
+              <w:left w:w="140" w:type="dxa"/>
+              <w:right w:w="140" w:type="dxa"/>
+            </w:tcMar>
+          </w:tcPr>
+          <w:p>
+            <w:pPr>
+              <w:spacing w:before="0" w:after="0" w:line="264" w:lineRule="auto"/>
+            </w:pPr>
+            <w:r>
+              <w:rPr>
+                <w:rFonts w:ascii="Calibri" w:hAnsi="Calibri"/>
+                <w:color w:val="0F172A"/>
+                <w:sz w:val="19"/>
+              </w:rPr>
+              <w:t>SEC-04</w:t>
+            </w:r>
+          </w:p>
+        </w:tc>
+        <w:tc>
+          <w:tcPr>
+            <w:tcW w:type="dxa" w:w="4252"/>
+            <w:shd w:fill="F8FAFC"/>
+            <w:tcMar>
+              <w:top w:w="100" w:type="dxa"/>
+              <w:bottom w:w="100" w:type="dxa"/>
+              <w:left w:w="140" w:type="dxa"/>
+              <w:right w:w="140" w:type="dxa"/>
+            </w:tcMar>
+          </w:tcPr>
+          <w:p>
+            <w:pPr>
+              <w:spacing w:before="0" w:after="0" w:line="264" w:lineRule="auto"/>
+            </w:pPr>
+            <w:r>
+              <w:rPr>
+                <w:rFonts w:ascii="Calibri" w:hAnsi="Calibri"/>
+                <w:color w:val="0F172A"/>
+                <w:sz w:val="19"/>
+              </w:rPr>
+              <w:t>Ontbrekende CSRF Secure Cookie Attributes</w:t>
+            </w:r>
+          </w:p>
+        </w:tc>
+        <w:tc>
+          <w:tcPr>
+            <w:tcW w:type="dxa" w:w="1814"/>
+            <w:shd w:fill="F8FAFC"/>
+            <w:tcMar>
+              <w:top w:w="100" w:type="dxa"/>
+              <w:bottom w:w="100" w:type="dxa"/>
+              <w:left w:w="140" w:type="dxa"/>
+              <w:right w:w="140" w:type="dxa"/>
+            </w:tcMar>
+          </w:tcPr>
+          <w:p>
+            <w:pPr>
+              <w:spacing w:before="0" w:after="0" w:line="264" w:lineRule="auto"/>
+            </w:pPr>
+            <w:r>
+              <w:rPr>
+                <w:rFonts w:ascii="Calibri" w:hAnsi="Calibri"/>
+                <w:color w:val="0F172A"/>
+                <w:sz w:val="19"/>
+              </w:rPr>
+              <w:t>Configuratie</w:t>
+            </w:r>
+          </w:p>
+        </w:tc>
+        <w:tc>
+          <w:tcPr>
+            <w:tcW w:type="dxa" w:w="1020"/>
+            <w:shd w:fill="F8FAFC"/>
+            <w:tcMar>
+              <w:top w:w="100" w:type="dxa"/>
+              <w:bottom w:w="100" w:type="dxa"/>
+              <w:left w:w="140" w:type="dxa"/>
+              <w:right w:w="140" w:type="dxa"/>
+            </w:tcMar>
+          </w:tcPr>
+          <w:p>
+            <w:pPr>
+              <w:spacing w:before="0" w:after="0" w:line="264" w:lineRule="auto"/>
+            </w:pPr>
+            <w:r>
+              <w:rPr>
+                <w:rFonts w:ascii="Calibri" w:hAnsi="Calibri"/>
+                <w:color w:val="0F172A"/>
+                <w:sz w:val="19"/>
+              </w:rPr>
+              <w:t>Laag</w:t>
+            </w:r>
+          </w:p>
+        </w:tc>
+        <w:tc>
+          <w:tcPr>
+            <w:tcW w:type="dxa" w:w="1134"/>
+            <w:shd w:fill="F8FAFC"/>
+            <w:tcMar>
+              <w:top w:w="100" w:type="dxa"/>
+              <w:bottom w:w="100" w:type="dxa"/>
+              <w:left w:w="140" w:type="dxa"/>
+              <w:right w:w="140" w:type="dxa"/>
+            </w:tcMar>
+          </w:tcPr>
+          <w:p>
+            <w:pPr>
+              <w:spacing w:before="0" w:after="0" w:line="264" w:lineRule="auto"/>
+            </w:pPr>
+            <w:r>
+              <w:rPr>
+                <w:rFonts w:ascii="Calibri" w:hAnsi="Calibri"/>
+                <w:color w:val="0F172A"/>
+                <w:sz w:val="19"/>
+              </w:rPr>
+              <w:t>GEVERIFIEERD</w:t>
+            </w:r>
+          </w:p>
+        </w:tc>
+      </w:tr>
+      <w:tr>
+        <w:tc>
+          <w:tcPr>
+            <w:tcW w:type="dxa" w:w="1134"/>
+            <w:shd w:fill="FFFFFF"/>
+            <w:tcMar>
+              <w:top w:w="100" w:type="dxa"/>
+              <w:bottom w:w="100" w:type="dxa"/>
+              <w:left w:w="140" w:type="dxa"/>
+              <w:right w:w="140" w:type="dxa"/>
+            </w:tcMar>
+          </w:tcPr>
+          <w:p>
+            <w:pPr>
+              <w:spacing w:before="0" w:after="0" w:line="264" w:lineRule="auto"/>
+            </w:pPr>
+            <w:r>
+              <w:rPr>
+                <w:rFonts w:ascii="Calibri" w:hAnsi="Calibri"/>
+                <w:color w:val="0F172A"/>
+                <w:sz w:val="19"/>
+              </w:rPr>
+              <w:t>SEC-05</w:t>
+            </w:r>
+          </w:p>
+        </w:tc>
+        <w:tc>
+          <w:tcPr>
+            <w:tcW w:type="dxa" w:w="4252"/>
+            <w:shd w:fill="FFFFFF"/>
+            <w:tcMar>
+              <w:top w:w="100" w:type="dxa"/>
+              <w:bottom w:w="100" w:type="dxa"/>
+              <w:left w:w="140" w:type="dxa"/>
+              <w:right w:w="140" w:type="dxa"/>
+            </w:tcMar>
+          </w:tcPr>
+          <w:p>
+            <w:pPr>
+              <w:spacing w:before="0" w:after="0" w:line="264" w:lineRule="auto"/>
+            </w:pPr>
+            <w:r>
+              <w:rPr>
+                <w:rFonts w:ascii="Calibri" w:hAnsi="Calibri"/>
+                <w:color w:val="0F172A"/>
+                <w:sz w:val="19"/>
+              </w:rPr>
+              <w:t>Ongeautoriseerd Test-Mail Endpoint</w:t>
+            </w:r>
+          </w:p>
+        </w:tc>
+        <w:tc>
+          <w:tcPr>
+            <w:tcW w:type="dxa" w:w="1814"/>
+            <w:shd w:fill="FFFFFF"/>
+            <w:tcMar>
+              <w:top w:w="100" w:type="dxa"/>
+              <w:bottom w:w="100" w:type="dxa"/>
+              <w:left w:w="140" w:type="dxa"/>
+              <w:right w:w="140" w:type="dxa"/>
+            </w:tcMar>
+          </w:tcPr>
+          <w:p>
+            <w:pPr>
+              <w:spacing w:before="0" w:after="0" w:line="264" w:lineRule="auto"/>
+            </w:pPr>
+            <w:r>
+              <w:rPr>
+                <w:rFonts w:ascii="Calibri" w:hAnsi="Calibri"/>
+                <w:color w:val="0F172A"/>
+                <w:sz w:val="19"/>
+              </w:rPr>
+              <w:t>Toegangscontrole</w:t>
+            </w:r>
+          </w:p>
+        </w:tc>
+        <w:tc>
+          <w:tcPr>
+            <w:tcW w:type="dxa" w:w="1020"/>
+            <w:shd w:fill="FFFFFF"/>
+            <w:tcMar>
+              <w:top w:w="100" w:type="dxa"/>
+              <w:bottom w:w="100" w:type="dxa"/>
+              <w:left w:w="140" w:type="dxa"/>
+              <w:right w:w="140" w:type="dxa"/>
+            </w:tcMar>
+          </w:tcPr>
+          <w:p>
+            <w:pPr>
+              <w:spacing w:before="0" w:after="0" w:line="264" w:lineRule="auto"/>
+            </w:pPr>
+            <w:r>
+              <w:rPr>
+                <w:rFonts w:ascii="Calibri" w:hAnsi="Calibri"/>
+                <w:color w:val="0F172A"/>
+                <w:sz w:val="19"/>
+              </w:rPr>
+              <w:t>Hoog</w:t>
+            </w:r>
+          </w:p>
+        </w:tc>
+        <w:tc>
+          <w:tcPr>
+            <w:tcW w:type="dxa" w:w="1134"/>
+            <w:shd w:fill="FFFFFF"/>
+            <w:tcMar>
+              <w:top w:w="100" w:type="dxa"/>
+              <w:bottom w:w="100" w:type="dxa"/>
+              <w:left w:w="140" w:type="dxa"/>
+              <w:right w:w="140" w:type="dxa"/>
+            </w:tcMar>
+          </w:tcPr>
+          <w:p>
+            <w:pPr>
+              <w:spacing w:before="0" w:after="0" w:line="264" w:lineRule="auto"/>
+            </w:pPr>
+            <w:r>
+              <w:rPr>
+                <w:rFonts w:ascii="Calibri" w:hAnsi="Calibri"/>
+                <w:color w:val="0F172A"/>
+                <w:sz w:val="19"/>
+              </w:rPr>
+              <w:t>GEVERIFIEERD</w:t>
+            </w:r>
+          </w:p>
+        </w:tc>
+      </w:tr>
+      <w:tr>
+        <w:tc>
+          <w:tcPr>
+            <w:tcW w:type="dxa" w:w="1134"/>
+            <w:shd w:fill="F8FAFC"/>
+            <w:tcMar>
+              <w:top w:w="100" w:type="dxa"/>
+              <w:bottom w:w="100" w:type="dxa"/>
+              <w:left w:w="140" w:type="dxa"/>
+              <w:right w:w="140" w:type="dxa"/>
+            </w:tcMar>
+          </w:tcPr>
+          <w:p>
+            <w:pPr>
+              <w:spacing w:before="0" w:after="0" w:line="264" w:lineRule="auto"/>
+            </w:pPr>
+            <w:r>
+              <w:rPr>
+                <w:rFonts w:ascii="Calibri" w:hAnsi="Calibri"/>
+                <w:color w:val="0F172A"/>
+                <w:sz w:val="19"/>
+              </w:rPr>
+              <w:t>SEC-06</w:t>
+            </w:r>
+          </w:p>
+        </w:tc>
+        <w:tc>
+          <w:tcPr>
+            <w:tcW w:type="dxa" w:w="4252"/>
+            <w:shd w:fill="F8FAFC"/>
+            <w:tcMar>
+              <w:top w:w="100" w:type="dxa"/>
+              <w:bottom w:w="100" w:type="dxa"/>
+              <w:left w:w="140" w:type="dxa"/>
+              <w:right w:w="140" w:type="dxa"/>
+            </w:tcMar>
+          </w:tcPr>
+          <w:p>
+            <w:pPr>
+              <w:spacing w:before="0" w:after="0" w:line="264" w:lineRule="auto"/>
+            </w:pPr>
+            <w:r>
+              <w:rPr>
+                <w:rFonts w:ascii="Calibri" w:hAnsi="Calibri"/>
+                <w:color w:val="0F172A"/>
+                <w:sz w:val="19"/>
+              </w:rPr>
+              <w:t>Stored XSS &amp; MIME-Sniffing Feedback Screenshots</w:t>
+            </w:r>
+          </w:p>
+        </w:tc>
+        <w:tc>
+          <w:tcPr>
+            <w:tcW w:type="dxa" w:w="1814"/>
+            <w:shd w:fill="F8FAFC"/>
+            <w:tcMar>
+              <w:top w:w="100" w:type="dxa"/>
+              <w:bottom w:w="100" w:type="dxa"/>
+              <w:left w:w="140" w:type="dxa"/>
+              <w:right w:w="140" w:type="dxa"/>
+            </w:tcMar>
+          </w:tcPr>
+          <w:p>
+            <w:pPr>
+              <w:spacing w:before="0" w:after="0" w:line="264" w:lineRule="auto"/>
+            </w:pPr>
+            <w:r>
+              <w:rPr>
+                <w:rFonts w:ascii="Calibri" w:hAnsi="Calibri"/>
+                <w:color w:val="0F172A"/>
+                <w:sz w:val="19"/>
+              </w:rPr>
+              <w:t>XSS / Upload</w:t>
+            </w:r>
+          </w:p>
+        </w:tc>
+        <w:tc>
+          <w:tcPr>
+            <w:tcW w:type="dxa" w:w="1020"/>
+            <w:shd w:fill="F8FAFC"/>
+            <w:tcMar>
+              <w:top w:w="100" w:type="dxa"/>
+              <w:bottom w:w="100" w:type="dxa"/>
+              <w:left w:w="140" w:type="dxa"/>
+              <w:right w:w="140" w:type="dxa"/>
+            </w:tcMar>
+          </w:tcPr>
+          <w:p>
+            <w:pPr>
+              <w:spacing w:before="0" w:after="0" w:line="264" w:lineRule="auto"/>
+            </w:pPr>
+            <w:r>
+              <w:rPr>
+                <w:rFonts w:ascii="Calibri" w:hAnsi="Calibri"/>
+                <w:color w:val="0F172A"/>
+                <w:sz w:val="19"/>
+              </w:rPr>
+              <w:t>Medium</w:t>
+            </w:r>
+          </w:p>
+        </w:tc>
+        <w:tc>
+          <w:tcPr>
+            <w:tcW w:type="dxa" w:w="1134"/>
+            <w:shd w:fill="F8FAFC"/>
+            <w:tcMar>
+              <w:top w:w="100" w:type="dxa"/>
+              <w:bottom w:w="100" w:type="dxa"/>
+              <w:left w:w="140" w:type="dxa"/>
+              <w:right w:w="140" w:type="dxa"/>
+            </w:tcMar>
+          </w:tcPr>
+          <w:p>
+            <w:pPr>
+              <w:spacing w:before="0" w:after="0" w:line="264" w:lineRule="auto"/>
+            </w:pPr>
+            <w:r>
+              <w:rPr>
+                <w:rFonts w:ascii="Calibri" w:hAnsi="Calibri"/>
+                <w:color w:val="0F172A"/>
+                <w:sz w:val="19"/>
+              </w:rPr>
+              <w:t>GEVERIFIEERD</w:t>
+            </w:r>
+          </w:p>
+        </w:tc>
+      </w:tr>
+      <w:tr>
+        <w:tc>
+          <w:tcPr>
+            <w:tcW w:type="dxa" w:w="1134"/>
+            <w:shd w:fill="FFFFFF"/>
+            <w:tcMar>
+              <w:top w:w="100" w:type="dxa"/>
+              <w:bottom w:w="100" w:type="dxa"/>
+              <w:left w:w="140" w:type="dxa"/>
+              <w:right w:w="140" w:type="dxa"/>
+            </w:tcMar>
+          </w:tcPr>
+          <w:p>
+            <w:pPr>
+              <w:spacing w:before="0" w:after="0" w:line="264" w:lineRule="auto"/>
+            </w:pPr>
+            <w:r>
+              <w:rPr>
+                <w:rFonts w:ascii="Calibri" w:hAnsi="Calibri"/>
+                <w:color w:val="0F172A"/>
+                <w:sz w:val="19"/>
+              </w:rPr>
+              <w:t>SEC-07</w:t>
+            </w:r>
+          </w:p>
+        </w:tc>
+        <w:tc>
+          <w:tcPr>
+            <w:tcW w:type="dxa" w:w="4252"/>
+            <w:shd w:fill="FFFFFF"/>
+            <w:tcMar>
+              <w:top w:w="100" w:type="dxa"/>
+              <w:bottom w:w="100" w:type="dxa"/>
+              <w:left w:w="140" w:type="dxa"/>
+              <w:right w:w="140" w:type="dxa"/>
+            </w:tcMar>
+          </w:tcPr>
+          <w:p>
+            <w:pPr>
+              <w:spacing w:before="0" w:after="0" w:line="264" w:lineRule="auto"/>
+            </w:pPr>
+            <w:r>
+              <w:rPr>
+                <w:rFonts w:ascii="Calibri" w:hAnsi="Calibri"/>
+                <w:color w:val="0F172A"/>
+                <w:sz w:val="19"/>
+              </w:rPr>
+              <w:t>IDOR / Multi-Tenant Lek Feedback Acties</w:t>
+            </w:r>
+          </w:p>
+        </w:tc>
+        <w:tc>
+          <w:tcPr>
+            <w:tcW w:type="dxa" w:w="1814"/>
+            <w:shd w:fill="FFFFFF"/>
+            <w:tcMar>
+              <w:top w:w="100" w:type="dxa"/>
+              <w:bottom w:w="100" w:type="dxa"/>
+              <w:left w:w="140" w:type="dxa"/>
+              <w:right w:w="140" w:type="dxa"/>
+            </w:tcMar>
+          </w:tcPr>
+          <w:p>
+            <w:pPr>
+              <w:spacing w:before="0" w:after="0" w:line="264" w:lineRule="auto"/>
+            </w:pPr>
+            <w:r>
+              <w:rPr>
+                <w:rFonts w:ascii="Calibri" w:hAnsi="Calibri"/>
+                <w:color w:val="0F172A"/>
+                <w:sz w:val="19"/>
+              </w:rPr>
+              <w:t>Toegangscontrole</w:t>
+            </w:r>
+          </w:p>
+        </w:tc>
+        <w:tc>
+          <w:tcPr>
+            <w:tcW w:type="dxa" w:w="1020"/>
+            <w:shd w:fill="FFFFFF"/>
+            <w:tcMar>
+              <w:top w:w="100" w:type="dxa"/>
+              <w:bottom w:w="100" w:type="dxa"/>
+              <w:left w:w="140" w:type="dxa"/>
+              <w:right w:w="140" w:type="dxa"/>
+            </w:tcMar>
+          </w:tcPr>
+          <w:p>
+            <w:pPr>
+              <w:spacing w:before="0" w:after="0" w:line="264" w:lineRule="auto"/>
+            </w:pPr>
+            <w:r>
+              <w:rPr>
+                <w:rFonts w:ascii="Calibri" w:hAnsi="Calibri"/>
+                <w:color w:val="0F172A"/>
+                <w:sz w:val="19"/>
+              </w:rPr>
+              <w:t>Hoog</w:t>
+            </w:r>
+          </w:p>
+        </w:tc>
+        <w:tc>
+          <w:tcPr>
+            <w:tcW w:type="dxa" w:w="1134"/>
+            <w:shd w:fill="FFFFFF"/>
+            <w:tcMar>
+              <w:top w:w="100" w:type="dxa"/>
+              <w:bottom w:w="100" w:type="dxa"/>
+              <w:left w:w="140" w:type="dxa"/>
+              <w:right w:w="140" w:type="dxa"/>
+            </w:tcMar>
+          </w:tcPr>
+          <w:p>
+            <w:pPr>
+              <w:spacing w:before="0" w:after="0" w:line="264" w:lineRule="auto"/>
+            </w:pPr>
+            <w:r>
+              <w:rPr>
+                <w:rFonts w:ascii="Calibri" w:hAnsi="Calibri"/>
+                <w:color w:val="0F172A"/>
+                <w:sz w:val="19"/>
+              </w:rPr>
+              <w:t>GEVERIFIEERD</w:t>
+            </w:r>
+          </w:p>
+        </w:tc>
+      </w:tr>
+      <w:tr>
+        <w:tc>
+          <w:tcPr>
+            <w:tcW w:type="dxa" w:w="1134"/>
+            <w:shd w:fill="F8FAFC"/>
+            <w:tcMar>
+              <w:top w:w="100" w:type="dxa"/>
+              <w:bottom w:w="100" w:type="dxa"/>
+              <w:left w:w="140" w:type="dxa"/>
+              <w:right w:w="140" w:type="dxa"/>
+            </w:tcMar>
+          </w:tcPr>
+          <w:p>
+            <w:pPr>
+              <w:spacing w:before="0" w:after="0" w:line="264" w:lineRule="auto"/>
+            </w:pPr>
+            <w:r>
+              <w:rPr>
+                <w:rFonts w:ascii="Calibri" w:hAnsi="Calibri"/>
+                <w:color w:val="0F172A"/>
+                <w:sz w:val="19"/>
+              </w:rPr>
+              <w:t>SEC-08</w:t>
+            </w:r>
+          </w:p>
+        </w:tc>
+        <w:tc>
+          <w:tcPr>
+            <w:tcW w:type="dxa" w:w="4252"/>
+            <w:shd w:fill="F8FAFC"/>
+            <w:tcMar>
+              <w:top w:w="100" w:type="dxa"/>
+              <w:bottom w:w="100" w:type="dxa"/>
+              <w:left w:w="140" w:type="dxa"/>
+              <w:right w:w="140" w:type="dxa"/>
+            </w:tcMar>
+          </w:tcPr>
+          <w:p>
+            <w:pPr>
+              <w:spacing w:before="0" w:after="0" w:line="264" w:lineRule="auto"/>
+            </w:pPr>
+            <w:r>
+              <w:rPr>
+                <w:rFonts w:ascii="Calibri" w:hAnsi="Calibri"/>
+                <w:color w:val="0F172A"/>
+                <w:sz w:val="19"/>
+              </w:rPr>
+              <w:t>Ontbrekende Cascade Deletion van Feedback</w:t>
+            </w:r>
+          </w:p>
+        </w:tc>
+        <w:tc>
+          <w:tcPr>
+            <w:tcW w:type="dxa" w:w="1814"/>
+            <w:shd w:fill="F8FAFC"/>
+            <w:tcMar>
+              <w:top w:w="100" w:type="dxa"/>
+              <w:bottom w:w="100" w:type="dxa"/>
+              <w:left w:w="140" w:type="dxa"/>
+              <w:right w:w="140" w:type="dxa"/>
+            </w:tcMar>
+          </w:tcPr>
+          <w:p>
+            <w:pPr>
+              <w:spacing w:before="0" w:after="0" w:line="264" w:lineRule="auto"/>
+            </w:pPr>
+            <w:r>
+              <w:rPr>
+                <w:rFonts w:ascii="Calibri" w:hAnsi="Calibri"/>
+                <w:color w:val="0F172A"/>
+                <w:sz w:val="19"/>
+              </w:rPr>
+              <w:t>Data-Integriteit</w:t>
+            </w:r>
+          </w:p>
+        </w:tc>
+        <w:tc>
+          <w:tcPr>
+            <w:tcW w:type="dxa" w:w="1020"/>
+            <w:shd w:fill="F8FAFC"/>
+            <w:tcMar>
+              <w:top w:w="100" w:type="dxa"/>
+              <w:bottom w:w="100" w:type="dxa"/>
+              <w:left w:w="140" w:type="dxa"/>
+              <w:right w:w="140" w:type="dxa"/>
+            </w:tcMar>
+          </w:tcPr>
+          <w:p>
+            <w:pPr>
+              <w:spacing w:before="0" w:after="0" w:line="264" w:lineRule="auto"/>
+            </w:pPr>
+            <w:r>
+              <w:rPr>
+                <w:rFonts w:ascii="Calibri" w:hAnsi="Calibri"/>
+                <w:color w:val="0F172A"/>
+                <w:sz w:val="19"/>
+              </w:rPr>
+              <w:t>Laag</w:t>
+            </w:r>
+          </w:p>
+        </w:tc>
+        <w:tc>
+          <w:tcPr>
+            <w:tcW w:type="dxa" w:w="1134"/>
+            <w:shd w:fill="F8FAFC"/>
+            <w:tcMar>
+              <w:top w:w="100" w:type="dxa"/>
+              <w:bottom w:w="100" w:type="dxa"/>
+              <w:left w:w="140" w:type="dxa"/>
+              <w:right w:w="140" w:type="dxa"/>
+            </w:tcMar>
+          </w:tcPr>
+          <w:p>
+            <w:pPr>
+              <w:spacing w:before="0" w:after="0" w:line="264" w:lineRule="auto"/>
+            </w:pPr>
+            <w:r>
+              <w:rPr>
+                <w:rFonts w:ascii="Calibri" w:hAnsi="Calibri"/>
+                <w:color w:val="0F172A"/>
+                <w:sz w:val="19"/>
+              </w:rPr>
+              <w:t>GEVERIFIEERD</w:t>
+            </w:r>
+          </w:p>
+        </w:tc>
+      </w:tr>
+      <w:tr>
+        <w:tc>
+          <w:tcPr>
+            <w:tcW w:type="dxa" w:w="1134"/>
+            <w:shd w:fill="FFFFFF"/>
+            <w:tcMar>
+              <w:top w:w="100" w:type="dxa"/>
+              <w:bottom w:w="100" w:type="dxa"/>
+              <w:left w:w="140" w:type="dxa"/>
+              <w:right w:w="140" w:type="dxa"/>
+            </w:tcMar>
+          </w:tcPr>
+          <w:p>
+            <w:pPr>
+              <w:spacing w:before="0" w:after="0" w:line="264" w:lineRule="auto"/>
+            </w:pPr>
+            <w:r>
+              <w:rPr>
+                <w:rFonts w:ascii="Calibri" w:hAnsi="Calibri"/>
+                <w:color w:val="0F172A"/>
+                <w:sz w:val="19"/>
+              </w:rPr>
+              <w:t>SEC-09</w:t>
+            </w:r>
+          </w:p>
+        </w:tc>
+        <w:tc>
+          <w:tcPr>
+            <w:tcW w:type="dxa" w:w="4252"/>
+            <w:shd w:fill="FFFFFF"/>
+            <w:tcMar>
+              <w:top w:w="100" w:type="dxa"/>
+              <w:bottom w:w="100" w:type="dxa"/>
+              <w:left w:w="140" w:type="dxa"/>
+              <w:right w:w="140" w:type="dxa"/>
+            </w:tcMar>
+          </w:tcPr>
+          <w:p>
+            <w:pPr>
+              <w:spacing w:before="0" w:after="0" w:line="264" w:lineRule="auto"/>
+            </w:pPr>
+            <w:r>
+              <w:rPr>
+                <w:rFonts w:ascii="Calibri" w:hAnsi="Calibri"/>
+                <w:color w:val="0F172A"/>
+                <w:sz w:val="19"/>
+              </w:rPr>
+              <w:t>Ontbrekende Rate Limiting Publiek Evaluatie Token</w:t>
+            </w:r>
+          </w:p>
+        </w:tc>
+        <w:tc>
+          <w:tcPr>
+            <w:tcW w:type="dxa" w:w="1814"/>
+            <w:shd w:fill="FFFFFF"/>
+            <w:tcMar>
+              <w:top w:w="100" w:type="dxa"/>
+              <w:bottom w:w="100" w:type="dxa"/>
+              <w:left w:w="140" w:type="dxa"/>
+              <w:right w:w="140" w:type="dxa"/>
+            </w:tcMar>
+          </w:tcPr>
+          <w:p>
+            <w:pPr>
+              <w:spacing w:before="0" w:after="0" w:line="264" w:lineRule="auto"/>
+            </w:pPr>
+            <w:r>
+              <w:rPr>
+                <w:rFonts w:ascii="Calibri" w:hAnsi="Calibri"/>
+                <w:color w:val="0F172A"/>
+                <w:sz w:val="19"/>
+              </w:rPr>
+              <w:t>Rate Limiting</w:t>
+            </w:r>
+          </w:p>
+        </w:tc>
+        <w:tc>
+          <w:tcPr>
+            <w:tcW w:type="dxa" w:w="1020"/>
+            <w:shd w:fill="FFFFFF"/>
+            <w:tcMar>
+              <w:top w:w="100" w:type="dxa"/>
+              <w:bottom w:w="100" w:type="dxa"/>
+              <w:left w:w="140" w:type="dxa"/>
+              <w:right w:w="140" w:type="dxa"/>
+            </w:tcMar>
+          </w:tcPr>
+          <w:p>
+            <w:pPr>
+              <w:spacing w:before="0" w:after="0" w:line="264" w:lineRule="auto"/>
+            </w:pPr>
+            <w:r>
+              <w:rPr>
+                <w:rFonts w:ascii="Calibri" w:hAnsi="Calibri"/>
+                <w:color w:val="0F172A"/>
+                <w:sz w:val="19"/>
+              </w:rPr>
+              <w:t>Medium</w:t>
+            </w:r>
+          </w:p>
+        </w:tc>
+        <w:tc>
+          <w:tcPr>
+            <w:tcW w:type="dxa" w:w="1134"/>
+            <w:shd w:fill="FFFFFF"/>
+            <w:tcMar>
+              <w:top w:w="100" w:type="dxa"/>
+              <w:bottom w:w="100" w:type="dxa"/>
+              <w:left w:w="140" w:type="dxa"/>
+              <w:right w:w="140" w:type="dxa"/>
+            </w:tcMar>
+          </w:tcPr>
+          <w:p>
+            <w:pPr>
+              <w:spacing w:before="0" w:after="0" w:line="264" w:lineRule="auto"/>
+            </w:pPr>
+            <w:r>
+              <w:rPr>
+                <w:rFonts w:ascii="Calibri" w:hAnsi="Calibri"/>
+                <w:color w:val="0F172A"/>
+                <w:sz w:val="19"/>
+              </w:rPr>
+              <w:t>GEVERIFIEERD</w:t>
+            </w:r>
+          </w:p>
+        </w:tc>
+      </w:tr>
+      <w:tr>
+        <w:tc>
+          <w:tcPr>
+            <w:tcW w:type="dxa" w:w="1134"/>
+            <w:shd w:fill="F8FAFC"/>
+            <w:tcMar>
+              <w:top w:w="100" w:type="dxa"/>
+              <w:bottom w:w="100" w:type="dxa"/>
+              <w:left w:w="140" w:type="dxa"/>
+              <w:right w:w="140" w:type="dxa"/>
+            </w:tcMar>
+          </w:tcPr>
+          <w:p>
+            <w:pPr>
+              <w:spacing w:before="0" w:after="0" w:line="264" w:lineRule="auto"/>
+            </w:pPr>
+            <w:r>
+              <w:rPr>
+                <w:rFonts w:ascii="Calibri" w:hAnsi="Calibri"/>
+                <w:color w:val="0F172A"/>
+                <w:sz w:val="19"/>
+              </w:rPr>
+              <w:t>SEC-10</w:t>
+            </w:r>
+          </w:p>
+        </w:tc>
+        <w:tc>
+          <w:tcPr>
+            <w:tcW w:type="dxa" w:w="4252"/>
+            <w:shd w:fill="F8FAFC"/>
+            <w:tcMar>
+              <w:top w:w="100" w:type="dxa"/>
+              <w:bottom w:w="100" w:type="dxa"/>
+              <w:left w:w="140" w:type="dxa"/>
+              <w:right w:w="140" w:type="dxa"/>
+            </w:tcMar>
+          </w:tcPr>
+          <w:p>
+            <w:pPr>
+              <w:spacing w:before="0" w:after="0" w:line="264" w:lineRule="auto"/>
+            </w:pPr>
+            <w:r>
+              <w:rPr>
+                <w:rFonts w:ascii="Calibri" w:hAnsi="Calibri"/>
+                <w:color w:val="0F172A"/>
+                <w:sz w:val="19"/>
+              </w:rPr>
+              <w:t>In-Browser HTML &amp; Markdown Sandboxing</w:t>
+            </w:r>
+          </w:p>
+        </w:tc>
+        <w:tc>
+          <w:tcPr>
+            <w:tcW w:type="dxa" w:w="1814"/>
+            <w:shd w:fill="F8FAFC"/>
+            <w:tcMar>
+              <w:top w:w="100" w:type="dxa"/>
+              <w:bottom w:w="100" w:type="dxa"/>
+              <w:left w:w="140" w:type="dxa"/>
+              <w:right w:w="140" w:type="dxa"/>
+            </w:tcMar>
+          </w:tcPr>
+          <w:p>
+            <w:pPr>
+              <w:spacing w:before="0" w:after="0" w:line="264" w:lineRule="auto"/>
+            </w:pPr>
+            <w:r>
+              <w:rPr>
+                <w:rFonts w:ascii="Calibri" w:hAnsi="Calibri"/>
+                <w:color w:val="0F172A"/>
+                <w:sz w:val="19"/>
+              </w:rPr>
+              <w:t>XSS / Sandbox</w:t>
+            </w:r>
+          </w:p>
+        </w:tc>
+        <w:tc>
+          <w:tcPr>
+            <w:tcW w:type="dxa" w:w="1020"/>
+            <w:shd w:fill="F8FAFC"/>
+            <w:tcMar>
+              <w:top w:w="100" w:type="dxa"/>
+              <w:bottom w:w="100" w:type="dxa"/>
+              <w:left w:w="140" w:type="dxa"/>
+              <w:right w:w="140" w:type="dxa"/>
+            </w:tcMar>
+          </w:tcPr>
+          <w:p>
+            <w:pPr>
+              <w:spacing w:before="0" w:after="0" w:line="264" w:lineRule="auto"/>
+            </w:pPr>
+            <w:r>
+              <w:rPr>
+                <w:rFonts w:ascii="Calibri" w:hAnsi="Calibri"/>
+                <w:color w:val="0F172A"/>
+                <w:sz w:val="19"/>
+              </w:rPr>
+              <w:t>Medium</w:t>
+            </w:r>
+          </w:p>
+        </w:tc>
+        <w:tc>
+          <w:tcPr>
+            <w:tcW w:type="dxa" w:w="1134"/>
+            <w:shd w:fill="F8FAFC"/>
+            <w:tcMar>
+              <w:top w:w="100" w:type="dxa"/>
+              <w:bottom w:w="100" w:type="dxa"/>
+              <w:left w:w="140" w:type="dxa"/>
+              <w:right w:w="140" w:type="dxa"/>
+            </w:tcMar>
+          </w:tcPr>
+          <w:p>
+            <w:pPr>
+              <w:spacing w:before="0" w:after="0" w:line="264" w:lineRule="auto"/>
+            </w:pPr>
+            <w:r>
+              <w:rPr>
+                <w:rFonts w:ascii="Calibri" w:hAnsi="Calibri"/>
+                <w:color w:val="0F172A"/>
+                <w:sz w:val="19"/>
+              </w:rPr>
+              <w:t>GEVERIFIEERD</w:t>
+            </w:r>
+          </w:p>
+        </w:tc>
+      </w:tr>
+      <w:tr>
+        <w:tc>
+          <w:tcPr>
+            <w:tcW w:type="dxa" w:w="1134"/>
+            <w:shd w:fill="FFFFFF"/>
+            <w:tcMar>
+              <w:top w:w="100" w:type="dxa"/>
+              <w:bottom w:w="100" w:type="dxa"/>
+              <w:left w:w="140" w:type="dxa"/>
+              <w:right w:w="140" w:type="dxa"/>
+            </w:tcMar>
+          </w:tcPr>
+          <w:p>
+            <w:pPr>
+              <w:spacing w:before="0" w:after="0" w:line="264" w:lineRule="auto"/>
+            </w:pPr>
+            <w:r>
+              <w:rPr>
+                <w:rFonts w:ascii="Calibri" w:hAnsi="Calibri"/>
+                <w:color w:val="0F172A"/>
+                <w:sz w:val="19"/>
+              </w:rPr>
+              <w:t>SEC-11</w:t>
+            </w:r>
+          </w:p>
+        </w:tc>
+        <w:tc>
+          <w:tcPr>
+            <w:tcW w:type="dxa" w:w="4252"/>
+            <w:shd w:fill="FFFFFF"/>
+            <w:tcMar>
+              <w:top w:w="100" w:type="dxa"/>
+              <w:bottom w:w="100" w:type="dxa"/>
+              <w:left w:w="140" w:type="dxa"/>
+              <w:right w:w="140" w:type="dxa"/>
+            </w:tcMar>
+          </w:tcPr>
+          <w:p>
+            <w:pPr>
+              <w:spacing w:before="0" w:after="0" w:line="264" w:lineRule="auto"/>
+            </w:pPr>
+            <w:r>
+              <w:rPr>
+                <w:rFonts w:ascii="Calibri" w:hAnsi="Calibri"/>
+                <w:color w:val="0F172A"/>
+                <w:sz w:val="19"/>
+              </w:rPr>
+              <w:t>Schema Selector &amp; SQL Injection Preventie</w:t>
+            </w:r>
+          </w:p>
+        </w:tc>
+        <w:tc>
+          <w:tcPr>
+            <w:tcW w:type="dxa" w:w="1814"/>
+            <w:shd w:fill="FFFFFF"/>
+            <w:tcMar>
+              <w:top w:w="100" w:type="dxa"/>
+              <w:bottom w:w="100" w:type="dxa"/>
+              <w:left w:w="140" w:type="dxa"/>
+              <w:right w:w="140" w:type="dxa"/>
+            </w:tcMar>
+          </w:tcPr>
+          <w:p>
+            <w:pPr>
+              <w:spacing w:before="0" w:after="0" w:line="264" w:lineRule="auto"/>
+            </w:pPr>
+            <w:r>
+              <w:rPr>
+                <w:rFonts w:ascii="Calibri" w:hAnsi="Calibri"/>
+                <w:color w:val="0F172A"/>
+                <w:sz w:val="19"/>
+              </w:rPr>
+              <w:t>SQLi / Config</w:t>
+            </w:r>
+          </w:p>
+        </w:tc>
+        <w:tc>
+          <w:tcPr>
+            <w:tcW w:type="dxa" w:w="1020"/>
+            <w:shd w:fill="FFFFFF"/>
+            <w:tcMar>
+              <w:top w:w="100" w:type="dxa"/>
+              <w:bottom w:w="100" w:type="dxa"/>
+              <w:left w:w="140" w:type="dxa"/>
+              <w:right w:w="140" w:type="dxa"/>
+            </w:tcMar>
+          </w:tcPr>
+          <w:p>
+            <w:pPr>
+              <w:spacing w:before="0" w:after="0" w:line="264" w:lineRule="auto"/>
+            </w:pPr>
+            <w:r>
+              <w:rPr>
+                <w:rFonts w:ascii="Calibri" w:hAnsi="Calibri"/>
+                <w:color w:val="0F172A"/>
+                <w:sz w:val="19"/>
+              </w:rPr>
+              <w:t>Laag</w:t>
+            </w:r>
+          </w:p>
+        </w:tc>
+        <w:tc>
+          <w:tcPr>
+            <w:tcW w:type="dxa" w:w="1134"/>
+            <w:shd w:fill="FFFFFF"/>
+            <w:tcMar>
+              <w:top w:w="100" w:type="dxa"/>
+              <w:bottom w:w="100" w:type="dxa"/>
+              <w:left w:w="140" w:type="dxa"/>
+              <w:right w:w="140" w:type="dxa"/>
+            </w:tcMar>
+          </w:tcPr>
+          <w:p>
+            <w:pPr>
+              <w:spacing w:before="0" w:after="0" w:line="264" w:lineRule="auto"/>
+            </w:pPr>
+            <w:r>
+              <w:rPr>
+                <w:rFonts w:ascii="Calibri" w:hAnsi="Calibri"/>
+                <w:color w:val="0F172A"/>
+                <w:sz w:val="19"/>
+              </w:rPr>
+              <w:t>GEVERIFIEERD</w:t>
+            </w:r>
+          </w:p>
+        </w:tc>
+      </w:tr>
+      <w:tr>
+        <w:tc>
+          <w:tcPr>
+            <w:tcW w:type="dxa" w:w="1134"/>
+            <w:shd w:fill="F8FAFC"/>
+            <w:tcMar>
+              <w:top w:w="100" w:type="dxa"/>
+              <w:bottom w:w="100" w:type="dxa"/>
+              <w:left w:w="140" w:type="dxa"/>
+              <w:right w:w="140" w:type="dxa"/>
+            </w:tcMar>
+          </w:tcPr>
+          <w:p>
+            <w:pPr>
+              <w:spacing w:before="0" w:after="0" w:line="264" w:lineRule="auto"/>
+            </w:pPr>
+            <w:r>
+              <w:rPr>
+                <w:rFonts w:ascii="Calibri" w:hAnsi="Calibri"/>
+                <w:color w:val="0F172A"/>
+                <w:sz w:val="19"/>
+              </w:rPr>
+              <w:t>SEC-12</w:t>
+            </w:r>
+          </w:p>
+        </w:tc>
+        <w:tc>
+          <w:tcPr>
+            <w:tcW w:type="dxa" w:w="4252"/>
+            <w:shd w:fill="F8FAFC"/>
+            <w:tcMar>
+              <w:top w:w="100" w:type="dxa"/>
+              <w:bottom w:w="100" w:type="dxa"/>
+              <w:left w:w="140" w:type="dxa"/>
+              <w:right w:w="140" w:type="dxa"/>
+            </w:tcMar>
+          </w:tcPr>
+          <w:p>
+            <w:pPr>
+              <w:spacing w:before="0" w:after="0" w:line="264" w:lineRule="auto"/>
+            </w:pPr>
+            <w:r>
+              <w:rPr>
+                <w:rFonts w:ascii="Calibri" w:hAnsi="Calibri"/>
+                <w:color w:val="0F172A"/>
+                <w:sz w:val="19"/>
+              </w:rPr>
+              <w:t>Autorisatiematrix bij Evaluatiereactie Bewerken</w:t>
+            </w:r>
+          </w:p>
+        </w:tc>
+        <w:tc>
+          <w:tcPr>
+            <w:tcW w:type="dxa" w:w="1814"/>
+            <w:shd w:fill="F8FAFC"/>
+            <w:tcMar>
+              <w:top w:w="100" w:type="dxa"/>
+              <w:bottom w:w="100" w:type="dxa"/>
+              <w:left w:w="140" w:type="dxa"/>
+              <w:right w:w="140" w:type="dxa"/>
+            </w:tcMar>
+          </w:tcPr>
+          <w:p>
+            <w:pPr>
+              <w:spacing w:before="0" w:after="0" w:line="264" w:lineRule="auto"/>
+            </w:pPr>
+            <w:r>
+              <w:rPr>
+                <w:rFonts w:ascii="Calibri" w:hAnsi="Calibri"/>
+                <w:color w:val="0F172A"/>
+                <w:sz w:val="19"/>
+              </w:rPr>
+              <w:t>Toegangscontrole</w:t>
+            </w:r>
+          </w:p>
+        </w:tc>
+        <w:tc>
+          <w:tcPr>
+            <w:tcW w:type="dxa" w:w="1020"/>
+            <w:shd w:fill="F8FAFC"/>
+            <w:tcMar>
+              <w:top w:w="100" w:type="dxa"/>
+              <w:bottom w:w="100" w:type="dxa"/>
+              <w:left w:w="140" w:type="dxa"/>
+              <w:right w:w="140" w:type="dxa"/>
+            </w:tcMar>
+          </w:tcPr>
+          <w:p>
+            <w:pPr>
+              <w:spacing w:before="0" w:after="0" w:line="264" w:lineRule="auto"/>
+            </w:pPr>
+            <w:r>
+              <w:rPr>
+                <w:rFonts w:ascii="Calibri" w:hAnsi="Calibri"/>
+                <w:color w:val="0F172A"/>
+                <w:sz w:val="19"/>
+              </w:rPr>
+              <w:t>Medium</w:t>
+            </w:r>
+          </w:p>
+        </w:tc>
+        <w:tc>
+          <w:tcPr>
+            <w:tcW w:type="dxa" w:w="1134"/>
+            <w:shd w:fill="F8FAFC"/>
+            <w:tcMar>
+              <w:top w:w="100" w:type="dxa"/>
+              <w:bottom w:w="100" w:type="dxa"/>
+              <w:left w:w="140" w:type="dxa"/>
+              <w:right w:w="140" w:type="dxa"/>
+            </w:tcMar>
+          </w:tcPr>
+          <w:p>
+            <w:pPr>
+              <w:spacing w:before="0" w:after="0" w:line="264" w:lineRule="auto"/>
+            </w:pPr>
+            <w:r>
+              <w:rPr>
+                <w:rFonts w:ascii="Calibri" w:hAnsi="Calibri"/>
+                <w:color w:val="0F172A"/>
+                <w:sz w:val="19"/>
+              </w:rPr>
+              <w:t>GEVERIFIEERD</w:t>
+            </w:r>
+          </w:p>
+        </w:tc>
+      </w:tr>
+      <w:tr>
+        <w:tc>
+          <w:tcPr>
+            <w:tcW w:type="dxa" w:w="1134"/>
+            <w:shd w:fill="FFFFFF"/>
+            <w:tcMar>
+              <w:top w:w="100" w:type="dxa"/>
+              <w:bottom w:w="100" w:type="dxa"/>
+              <w:left w:w="140" w:type="dxa"/>
+              <w:right w:w="140" w:type="dxa"/>
+            </w:tcMar>
+          </w:tcPr>
+          <w:p>
+            <w:pPr>
+              <w:spacing w:before="0" w:after="0" w:line="264" w:lineRule="auto"/>
+            </w:pPr>
+            <w:r>
+              <w:rPr>
+                <w:rFonts w:ascii="Calibri" w:hAnsi="Calibri"/>
+                <w:color w:val="0F172A"/>
+                <w:sz w:val="19"/>
+              </w:rPr>
+              <w:t>SEC-13</w:t>
+            </w:r>
+          </w:p>
+        </w:tc>
+        <w:tc>
+          <w:tcPr>
+            <w:tcW w:type="dxa" w:w="4252"/>
+            <w:shd w:fill="FFFFFF"/>
+            <w:tcMar>
+              <w:top w:w="100" w:type="dxa"/>
+              <w:bottom w:w="100" w:type="dxa"/>
+              <w:left w:w="140" w:type="dxa"/>
+              <w:right w:w="140" w:type="dxa"/>
+            </w:tcMar>
+          </w:tcPr>
+          <w:p>
+            <w:pPr>
+              <w:spacing w:before="0" w:after="0" w:line="264" w:lineRule="auto"/>
+            </w:pPr>
+            <w:r>
+              <w:rPr>
+                <w:rFonts w:ascii="Calibri" w:hAnsi="Calibri"/>
+                <w:color w:val="0F172A"/>
+                <w:sz w:val="19"/>
+              </w:rPr>
+              <w:t>Dynamische Permissiematrix &amp; Uitfasering Legacy Autorisatie</w:t>
+            </w:r>
+          </w:p>
+        </w:tc>
+        <w:tc>
+          <w:tcPr>
+            <w:tcW w:type="dxa" w:w="1814"/>
+            <w:shd w:fill="FFFFFF"/>
+            <w:tcMar>
+              <w:top w:w="100" w:type="dxa"/>
+              <w:bottom w:w="100" w:type="dxa"/>
+              <w:left w:w="140" w:type="dxa"/>
+              <w:right w:w="140" w:type="dxa"/>
+            </w:tcMar>
+          </w:tcPr>
+          <w:p>
+            <w:pPr>
+              <w:spacing w:before="0" w:after="0" w:line="264" w:lineRule="auto"/>
+            </w:pPr>
+            <w:r>
+              <w:rPr>
+                <w:rFonts w:ascii="Calibri" w:hAnsi="Calibri"/>
+                <w:color w:val="0F172A"/>
+                <w:sz w:val="19"/>
+              </w:rPr>
+              <w:t>Toegangscontrole</w:t>
+            </w:r>
+          </w:p>
+        </w:tc>
+        <w:tc>
+          <w:tcPr>
+            <w:tcW w:type="dxa" w:w="1020"/>
+            <w:shd w:fill="FFFFFF"/>
+            <w:tcMar>
+              <w:top w:w="100" w:type="dxa"/>
+              <w:bottom w:w="100" w:type="dxa"/>
+              <w:left w:w="140" w:type="dxa"/>
+              <w:right w:w="140" w:type="dxa"/>
+            </w:tcMar>
+          </w:tcPr>
+          <w:p>
+            <w:pPr>
+              <w:spacing w:before="0" w:after="0" w:line="264" w:lineRule="auto"/>
+            </w:pPr>
+            <w:r>
+              <w:rPr>
+                <w:rFonts w:ascii="Calibri" w:hAnsi="Calibri"/>
+                <w:color w:val="0F172A"/>
+                <w:sz w:val="19"/>
+              </w:rPr>
+              <w:t>Hoog</w:t>
+            </w:r>
+          </w:p>
+        </w:tc>
+        <w:tc>
+          <w:tcPr>
+            <w:tcW w:type="dxa" w:w="1134"/>
+            <w:shd w:fill="FFFFFF"/>
+            <w:tcMar>
+              <w:top w:w="100" w:type="dxa"/>
+              <w:bottom w:w="100" w:type="dxa"/>
+              <w:left w:w="140" w:type="dxa"/>
+              <w:right w:w="140" w:type="dxa"/>
+            </w:tcMar>
+          </w:tcPr>
+          <w:p>
+            <w:pPr>
+              <w:spacing w:before="0" w:after="0" w:line="264" w:lineRule="auto"/>
+            </w:pPr>
+            <w:r>
+              <w:rPr>
+                <w:rFonts w:ascii="Calibri" w:hAnsi="Calibri"/>
+                <w:color w:val="0F172A"/>
+                <w:sz w:val="19"/>
+              </w:rPr>
+              <w:t>GEVERIFIEERD</w:t>
+            </w:r>
+          </w:p>
+        </w:tc>
+      </w:tr>
+      <w:tr>
+        <w:tc>
+          <w:tcPr>
+            <w:tcW w:type="dxa" w:w="1134"/>
+            <w:shd w:fill="F8FAFC"/>
+            <w:tcMar>
+              <w:top w:w="100" w:type="dxa"/>
+              <w:bottom w:w="100" w:type="dxa"/>
+              <w:left w:w="140" w:type="dxa"/>
+              <w:right w:w="140" w:type="dxa"/>
+            </w:tcMar>
+          </w:tcPr>
+          <w:p>
+            <w:pPr>
+              <w:spacing w:before="0" w:after="0" w:line="264" w:lineRule="auto"/>
+            </w:pPr>
+            <w:r>
+              <w:rPr>
+                <w:rFonts w:ascii="Calibri" w:hAnsi="Calibri"/>
+                <w:color w:val="0F172A"/>
+                <w:sz w:val="19"/>
+              </w:rPr>
+              <w:t>SEC-14</w:t>
+            </w:r>
+          </w:p>
+        </w:tc>
+        <w:tc>
+          <w:tcPr>
+            <w:tcW w:type="dxa" w:w="4252"/>
+            <w:shd w:fill="F8FAFC"/>
+            <w:tcMar>
+              <w:top w:w="100" w:type="dxa"/>
+              <w:bottom w:w="100" w:type="dxa"/>
+              <w:left w:w="140" w:type="dxa"/>
+              <w:right w:w="140" w:type="dxa"/>
+            </w:tcMar>
+          </w:tcPr>
+          <w:p>
+            <w:pPr>
+              <w:spacing w:before="0" w:after="0" w:line="264" w:lineRule="auto"/>
+            </w:pPr>
+            <w:r>
+              <w:rPr>
+                <w:rFonts w:ascii="Calibri" w:hAnsi="Calibri"/>
+                <w:color w:val="0F172A"/>
+                <w:sz w:val="19"/>
+              </w:rPr>
+              <w:t>Bescherming Laatste Platformbeheerder &amp; Continuïteit</w:t>
+            </w:r>
+          </w:p>
+        </w:tc>
+        <w:tc>
+          <w:tcPr>
+            <w:tcW w:type="dxa" w:w="1814"/>
+            <w:shd w:fill="F8FAFC"/>
+            <w:tcMar>
+              <w:top w:w="100" w:type="dxa"/>
+              <w:bottom w:w="100" w:type="dxa"/>
+              <w:left w:w="140" w:type="dxa"/>
+              <w:right w:w="140" w:type="dxa"/>
+            </w:tcMar>
+          </w:tcPr>
+          <w:p>
+            <w:pPr>
+              <w:spacing w:before="0" w:after="0" w:line="264" w:lineRule="auto"/>
+            </w:pPr>
+            <w:r>
+              <w:rPr>
+                <w:rFonts w:ascii="Calibri" w:hAnsi="Calibri"/>
+                <w:color w:val="0F172A"/>
+                <w:sz w:val="19"/>
+              </w:rPr>
+              <w:t>Toegangscontrole</w:t>
+            </w:r>
+          </w:p>
+        </w:tc>
+        <w:tc>
+          <w:tcPr>
+            <w:tcW w:type="dxa" w:w="1020"/>
+            <w:shd w:fill="F8FAFC"/>
+            <w:tcMar>
+              <w:top w:w="100" w:type="dxa"/>
+              <w:bottom w:w="100" w:type="dxa"/>
+              <w:left w:w="140" w:type="dxa"/>
+              <w:right w:w="140" w:type="dxa"/>
+            </w:tcMar>
+          </w:tcPr>
+          <w:p>
+            <w:pPr>
+              <w:spacing w:before="0" w:after="0" w:line="264" w:lineRule="auto"/>
+            </w:pPr>
+            <w:r>
+              <w:rPr>
+                <w:rFonts w:ascii="Calibri" w:hAnsi="Calibri"/>
+                <w:color w:val="0F172A"/>
+                <w:sz w:val="19"/>
+              </w:rPr>
+              <w:t>Hoog</w:t>
+            </w:r>
+          </w:p>
+        </w:tc>
+        <w:tc>
+          <w:tcPr>
+            <w:tcW w:type="dxa" w:w="1134"/>
+            <w:shd w:fill="F8FAFC"/>
+            <w:tcMar>
+              <w:top w:w="100" w:type="dxa"/>
+              <w:bottom w:w="100" w:type="dxa"/>
+              <w:left w:w="140" w:type="dxa"/>
+              <w:right w:w="140" w:type="dxa"/>
+            </w:tcMar>
+          </w:tcPr>
+          <w:p>
+            <w:pPr>
+              <w:spacing w:before="0" w:after="0" w:line="264" w:lineRule="auto"/>
+            </w:pPr>
+            <w:r>
+              <w:rPr>
+                <w:rFonts w:ascii="Calibri" w:hAnsi="Calibri"/>
+                <w:color w:val="0F172A"/>
+                <w:sz w:val="19"/>
+              </w:rPr>
+              <w:t>GEVERIFIEERD</w:t>
+            </w:r>
+          </w:p>
+        </w:tc>
+      </w:tr>
+      <w:tr>
+        <w:tc>
+          <w:tcPr>
+            <w:tcW w:type="dxa" w:w="1134"/>
+            <w:shd w:fill="FFFFFF"/>
+            <w:tcMar>
+              <w:top w:w="100" w:type="dxa"/>
+              <w:bottom w:w="100" w:type="dxa"/>
+              <w:left w:w="140" w:type="dxa"/>
+              <w:right w:w="140" w:type="dxa"/>
+            </w:tcMar>
+          </w:tcPr>
+          <w:p>
+            <w:pPr>
+              <w:spacing w:before="0" w:after="0" w:line="264" w:lineRule="auto"/>
+            </w:pPr>
+            <w:r>
+              <w:rPr>
+                <w:rFonts w:ascii="Calibri" w:hAnsi="Calibri"/>
+                <w:color w:val="0F172A"/>
+                <w:sz w:val="19"/>
+              </w:rPr>
+              <w:t>SEC-15</w:t>
+            </w:r>
+          </w:p>
+        </w:tc>
+        <w:tc>
+          <w:tcPr>
+            <w:tcW w:type="dxa" w:w="4252"/>
+            <w:shd w:fill="FFFFFF"/>
+            <w:tcMar>
+              <w:top w:w="100" w:type="dxa"/>
+              <w:bottom w:w="100" w:type="dxa"/>
+              <w:left w:w="140" w:type="dxa"/>
+              <w:right w:w="140" w:type="dxa"/>
+            </w:tcMar>
+          </w:tcPr>
+          <w:p>
+            <w:pPr>
+              <w:spacing w:before="0" w:after="0" w:line="264" w:lineRule="auto"/>
+            </w:pPr>
+            <w:r>
+              <w:rPr>
+                <w:rFonts w:ascii="Calibri" w:hAnsi="Calibri"/>
+                <w:color w:val="0F172A"/>
+                <w:sz w:val="19"/>
+              </w:rPr>
+              <w:t>Server-Side Handhaving Restrictie 'Alleen Eigen Registraties'</w:t>
+            </w:r>
+          </w:p>
+        </w:tc>
+        <w:tc>
+          <w:tcPr>
+            <w:tcW w:type="dxa" w:w="1814"/>
+            <w:shd w:fill="FFFFFF"/>
+            <w:tcMar>
+              <w:top w:w="100" w:type="dxa"/>
+              <w:bottom w:w="100" w:type="dxa"/>
+              <w:left w:w="140" w:type="dxa"/>
+              <w:right w:w="140" w:type="dxa"/>
+            </w:tcMar>
+          </w:tcPr>
+          <w:p>
+            <w:pPr>
+              <w:spacing w:before="0" w:after="0" w:line="264" w:lineRule="auto"/>
+            </w:pPr>
+            <w:r>
+              <w:rPr>
+                <w:rFonts w:ascii="Calibri" w:hAnsi="Calibri"/>
+                <w:color w:val="0F172A"/>
+                <w:sz w:val="19"/>
+              </w:rPr>
+              <w:t>Data-Isolatie</w:t>
+            </w:r>
+          </w:p>
+        </w:tc>
+        <w:tc>
+          <w:tcPr>
+            <w:tcW w:type="dxa" w:w="1020"/>
+            <w:shd w:fill="FFFFFF"/>
+            <w:tcMar>
+              <w:top w:w="100" w:type="dxa"/>
+              <w:bottom w:w="100" w:type="dxa"/>
+              <w:left w:w="140" w:type="dxa"/>
+              <w:right w:w="140" w:type="dxa"/>
+            </w:tcMar>
+          </w:tcPr>
+          <w:p>
+            <w:pPr>
+              <w:spacing w:before="0" w:after="0" w:line="264" w:lineRule="auto"/>
+            </w:pPr>
+            <w:r>
+              <w:rPr>
+                <w:rFonts w:ascii="Calibri" w:hAnsi="Calibri"/>
+                <w:color w:val="0F172A"/>
+                <w:sz w:val="19"/>
+              </w:rPr>
+              <w:t>Medium</w:t>
+            </w:r>
+          </w:p>
+        </w:tc>
+        <w:tc>
+          <w:tcPr>
+            <w:tcW w:type="dxa" w:w="1134"/>
+            <w:shd w:fill="FFFFFF"/>
+            <w:tcMar>
+              <w:top w:w="100" w:type="dxa"/>
+              <w:bottom w:w="100" w:type="dxa"/>
+              <w:left w:w="140" w:type="dxa"/>
+              <w:right w:w="140" w:type="dxa"/>
+            </w:tcMar>
+          </w:tcPr>
+          <w:p>
+            <w:pPr>
+              <w:spacing w:before="0" w:after="0" w:line="264" w:lineRule="auto"/>
+            </w:pPr>
+            <w:r>
+              <w:rPr>
+                <w:rFonts w:ascii="Calibri" w:hAnsi="Calibri"/>
+                <w:color w:val="0F172A"/>
+                <w:sz w:val="19"/>
+              </w:rPr>
+              <w:t>GEVERIFIEERD</w:t>
+            </w:r>
+          </w:p>
+        </w:tc>
+      </w:tr>
+      <w:tr>
+        <w:tc>
+          <w:tcPr>
+            <w:tcW w:type="dxa" w:w="1134"/>
+            <w:shd w:fill="F8FAFC"/>
+            <w:tcMar>
+              <w:top w:w="100" w:type="dxa"/>
+              <w:bottom w:w="100" w:type="dxa"/>
+              <w:left w:w="140" w:type="dxa"/>
+              <w:right w:w="140" w:type="dxa"/>
+            </w:tcMar>
+          </w:tcPr>
+          <w:p>
+            <w:pPr>
+              <w:spacing w:before="0" w:after="0" w:line="264" w:lineRule="auto"/>
+            </w:pPr>
+            <w:r>
+              <w:rPr>
+                <w:rFonts w:ascii="Calibri" w:hAnsi="Calibri"/>
+                <w:color w:val="0F172A"/>
+                <w:sz w:val="19"/>
+              </w:rPr>
+              <w:t>SEC-16</w:t>
+            </w:r>
+          </w:p>
+        </w:tc>
+        <w:tc>
+          <w:tcPr>
+            <w:tcW w:type="dxa" w:w="4252"/>
+            <w:shd w:fill="F8FAFC"/>
+            <w:tcMar>
+              <w:top w:w="100" w:type="dxa"/>
+              <w:bottom w:w="100" w:type="dxa"/>
+              <w:left w:w="140" w:type="dxa"/>
+              <w:right w:w="140" w:type="dxa"/>
+            </w:tcMar>
+          </w:tcPr>
+          <w:p>
+            <w:pPr>
+              <w:spacing w:before="0" w:after="0" w:line="264" w:lineRule="auto"/>
+            </w:pPr>
+            <w:r>
+              <w:rPr>
+                <w:rFonts w:ascii="Calibri" w:hAnsi="Calibri"/>
+                <w:color w:val="0F172A"/>
+                <w:sz w:val="19"/>
+              </w:rPr>
+              <w:t>Doelgroepvalidatie &amp; Tenant-Isolatie Organisatiecommunicatie</w:t>
+            </w:r>
+          </w:p>
+        </w:tc>
+        <w:tc>
+          <w:tcPr>
+            <w:tcW w:type="dxa" w:w="1814"/>
+            <w:shd w:fill="F8FAFC"/>
+            <w:tcMar>
+              <w:top w:w="100" w:type="dxa"/>
+              <w:bottom w:w="100" w:type="dxa"/>
+              <w:left w:w="140" w:type="dxa"/>
+              <w:right w:w="140" w:type="dxa"/>
+            </w:tcMar>
+          </w:tcPr>
+          <w:p>
+            <w:pPr>
+              <w:spacing w:before="0" w:after="0" w:line="264" w:lineRule="auto"/>
+            </w:pPr>
+            <w:r>
+              <w:rPr>
+                <w:rFonts w:ascii="Calibri" w:hAnsi="Calibri"/>
+                <w:color w:val="0F172A"/>
+                <w:sz w:val="19"/>
+              </w:rPr>
+              <w:t>Toegangscontrole</w:t>
+            </w:r>
+          </w:p>
+        </w:tc>
+        <w:tc>
+          <w:tcPr>
+            <w:tcW w:type="dxa" w:w="1020"/>
+            <w:shd w:fill="F8FAFC"/>
+            <w:tcMar>
+              <w:top w:w="100" w:type="dxa"/>
+              <w:bottom w:w="100" w:type="dxa"/>
+              <w:left w:w="140" w:type="dxa"/>
+              <w:right w:w="140" w:type="dxa"/>
+            </w:tcMar>
+          </w:tcPr>
+          <w:p>
+            <w:pPr>
+              <w:spacing w:before="0" w:after="0" w:line="264" w:lineRule="auto"/>
+            </w:pPr>
+            <w:r>
+              <w:rPr>
+                <w:rFonts w:ascii="Calibri" w:hAnsi="Calibri"/>
+                <w:color w:val="0F172A"/>
+                <w:sz w:val="19"/>
+              </w:rPr>
+              <w:t>Medium</w:t>
+            </w:r>
+          </w:p>
+        </w:tc>
+        <w:tc>
+          <w:tcPr>
+            <w:tcW w:type="dxa" w:w="1134"/>
+            <w:shd w:fill="F8FAFC"/>
+            <w:tcMar>
+              <w:top w:w="100" w:type="dxa"/>
+              <w:bottom w:w="100" w:type="dxa"/>
+              <w:left w:w="140" w:type="dxa"/>
+              <w:right w:w="140" w:type="dxa"/>
+            </w:tcMar>
+          </w:tcPr>
+          <w:p>
+            <w:pPr>
+              <w:spacing w:before="0" w:after="0" w:line="264" w:lineRule="auto"/>
+            </w:pPr>
+            <w:r>
+              <w:rPr>
+                <w:rFonts w:ascii="Calibri" w:hAnsi="Calibri"/>
+                <w:color w:val="0F172A"/>
+                <w:sz w:val="19"/>
+              </w:rPr>
+              <w:t>GEVERIFIEERD</w:t>
+            </w:r>
+          </w:p>
+        </w:tc>
+      </w:tr>
+      <w:tr>
+        <w:tc>
+          <w:tcPr>
+            <w:tcW w:type="dxa" w:w="1134"/>
+            <w:shd w:fill="FFFFFF"/>
+            <w:tcMar>
+              <w:top w:w="100" w:type="dxa"/>
+              <w:bottom w:w="100" w:type="dxa"/>
+              <w:left w:w="140" w:type="dxa"/>
+              <w:right w:w="140" w:type="dxa"/>
+            </w:tcMar>
+          </w:tcPr>
+          <w:p>
+            <w:pPr>
+              <w:spacing w:before="0" w:after="0" w:line="264" w:lineRule="auto"/>
+            </w:pPr>
+            <w:r>
+              <w:rPr>
+                <w:rFonts w:ascii="Calibri" w:hAnsi="Calibri"/>
+                <w:color w:val="0F172A"/>
+                <w:sz w:val="19"/>
+              </w:rPr>
+              <w:t>SEC-17</w:t>
+            </w:r>
+          </w:p>
+        </w:tc>
+        <w:tc>
+          <w:tcPr>
+            <w:tcW w:type="dxa" w:w="4252"/>
+            <w:shd w:fill="FFFFFF"/>
+            <w:tcMar>
+              <w:top w:w="100" w:type="dxa"/>
+              <w:bottom w:w="100" w:type="dxa"/>
+              <w:left w:w="140" w:type="dxa"/>
+              <w:right w:w="140" w:type="dxa"/>
+            </w:tcMar>
+          </w:tcPr>
+          <w:p>
+            <w:pPr>
+              <w:spacing w:before="0" w:after="0" w:line="264" w:lineRule="auto"/>
+            </w:pPr>
+            <w:r>
+              <w:rPr>
+                <w:rFonts w:ascii="Calibri" w:hAnsi="Calibri"/>
+                <w:color w:val="0F172A"/>
+                <w:sz w:val="19"/>
+              </w:rPr>
+              <w:t>Referentiële Integriteit &amp; Veilig Wissen Resultaat Stamgegevens</w:t>
+            </w:r>
+          </w:p>
+        </w:tc>
+        <w:tc>
+          <w:tcPr>
+            <w:tcW w:type="dxa" w:w="1814"/>
+            <w:shd w:fill="FFFFFF"/>
+            <w:tcMar>
+              <w:top w:w="100" w:type="dxa"/>
+              <w:bottom w:w="100" w:type="dxa"/>
+              <w:left w:w="140" w:type="dxa"/>
+              <w:right w:w="140" w:type="dxa"/>
+            </w:tcMar>
+          </w:tcPr>
+          <w:p>
+            <w:pPr>
+              <w:spacing w:before="0" w:after="0" w:line="264" w:lineRule="auto"/>
+            </w:pPr>
+            <w:r>
+              <w:rPr>
+                <w:rFonts w:ascii="Calibri" w:hAnsi="Calibri"/>
+                <w:color w:val="0F172A"/>
+                <w:sz w:val="19"/>
+              </w:rPr>
+              <w:t>Data-Integriteit</w:t>
+            </w:r>
+          </w:p>
+        </w:tc>
+        <w:tc>
+          <w:tcPr>
+            <w:tcW w:type="dxa" w:w="1020"/>
+            <w:shd w:fill="FFFFFF"/>
+            <w:tcMar>
+              <w:top w:w="100" w:type="dxa"/>
+              <w:bottom w:w="100" w:type="dxa"/>
+              <w:left w:w="140" w:type="dxa"/>
+              <w:right w:w="140" w:type="dxa"/>
+            </w:tcMar>
+          </w:tcPr>
+          <w:p>
+            <w:pPr>
+              <w:spacing w:before="0" w:after="0" w:line="264" w:lineRule="auto"/>
+            </w:pPr>
+            <w:r>
+              <w:rPr>
+                <w:rFonts w:ascii="Calibri" w:hAnsi="Calibri"/>
+                <w:color w:val="0F172A"/>
+                <w:sz w:val="19"/>
+              </w:rPr>
+              <w:t>Laag</w:t>
+            </w:r>
+          </w:p>
+        </w:tc>
+        <w:tc>
+          <w:tcPr>
+            <w:tcW w:type="dxa" w:w="1134"/>
+            <w:shd w:fill="FFFFFF"/>
+            <w:tcMar>
+              <w:top w:w="100" w:type="dxa"/>
+              <w:bottom w:w="100" w:type="dxa"/>
+              <w:left w:w="140" w:type="dxa"/>
+              <w:right w:w="140" w:type="dxa"/>
+            </w:tcMar>
+          </w:tcPr>
+          <w:p>
+            <w:pPr>
+              <w:spacing w:before="0" w:after="0" w:line="264" w:lineRule="auto"/>
+            </w:pPr>
+            <w:r>
+              <w:rPr>
+                <w:rFonts w:ascii="Calibri" w:hAnsi="Calibri"/>
+                <w:color w:val="0F172A"/>
+                <w:sz w:val="19"/>
+              </w:rPr>
+              <w:t>GEVERIFIEERD</w:t>
+            </w:r>
+          </w:p>
+        </w:tc>
+      </w:tr>
+      <w:tr>
+        <w:tc>
+          <w:tcPr>
+            <w:tcW w:type="dxa" w:w="1134"/>
+            <w:shd w:fill="F8FAFC"/>
+            <w:tcMar>
+              <w:top w:w="100" w:type="dxa"/>
+              <w:bottom w:w="100" w:type="dxa"/>
+              <w:left w:w="140" w:type="dxa"/>
+              <w:right w:w="140" w:type="dxa"/>
+            </w:tcMar>
+          </w:tcPr>
+          <w:p>
+            <w:pPr>
+              <w:spacing w:before="0" w:after="0" w:line="264" w:lineRule="auto"/>
+            </w:pPr>
+            <w:r>
+              <w:rPr>
+                <w:rFonts w:ascii="Calibri" w:hAnsi="Calibri"/>
+                <w:color w:val="0F172A"/>
+                <w:sz w:val="19"/>
+              </w:rPr>
+              <w:t>SEC-18</w:t>
+            </w:r>
+          </w:p>
+        </w:tc>
+        <w:tc>
+          <w:tcPr>
+            <w:tcW w:type="dxa" w:w="4252"/>
+            <w:shd w:fill="F8FAFC"/>
+            <w:tcMar>
+              <w:top w:w="100" w:type="dxa"/>
+              <w:bottom w:w="100" w:type="dxa"/>
+              <w:left w:w="140" w:type="dxa"/>
+              <w:right w:w="140" w:type="dxa"/>
+            </w:tcMar>
+          </w:tcPr>
+          <w:p>
+            <w:pPr>
+              <w:spacing w:before="0" w:after="0" w:line="264" w:lineRule="auto"/>
+            </w:pPr>
+            <w:r>
+              <w:rPr>
+                <w:rFonts w:ascii="Calibri" w:hAnsi="Calibri"/>
+                <w:color w:val="0F172A"/>
+                <w:sz w:val="19"/>
+              </w:rPr>
+              <w:t>Subresource Integrity (SRI) op Externe CDN Assets</w:t>
+            </w:r>
+          </w:p>
+        </w:tc>
+        <w:tc>
+          <w:tcPr>
+            <w:tcW w:type="dxa" w:w="1814"/>
+            <w:shd w:fill="F8FAFC"/>
+            <w:tcMar>
+              <w:top w:w="100" w:type="dxa"/>
+              <w:bottom w:w="100" w:type="dxa"/>
+              <w:left w:w="140" w:type="dxa"/>
+              <w:right w:w="140" w:type="dxa"/>
+            </w:tcMar>
+          </w:tcPr>
+          <w:p>
+            <w:pPr>
+              <w:spacing w:before="0" w:after="0" w:line="264" w:lineRule="auto"/>
+            </w:pPr>
+            <w:r>
+              <w:rPr>
+                <w:rFonts w:ascii="Calibri" w:hAnsi="Calibri"/>
+                <w:color w:val="0F172A"/>
+                <w:sz w:val="19"/>
+              </w:rPr>
+              <w:t>Integriteit (A08)</w:t>
+            </w:r>
+          </w:p>
+        </w:tc>
+        <w:tc>
+          <w:tcPr>
+            <w:tcW w:type="dxa" w:w="1020"/>
+            <w:shd w:fill="F8FAFC"/>
+            <w:tcMar>
+              <w:top w:w="100" w:type="dxa"/>
+              <w:bottom w:w="100" w:type="dxa"/>
+              <w:left w:w="140" w:type="dxa"/>
+              <w:right w:w="140" w:type="dxa"/>
+            </w:tcMar>
+          </w:tcPr>
+          <w:p>
+            <w:pPr>
+              <w:spacing w:before="0" w:after="0" w:line="264" w:lineRule="auto"/>
+            </w:pPr>
+            <w:r>
+              <w:rPr>
+                <w:rFonts w:ascii="Calibri" w:hAnsi="Calibri"/>
+                <w:color w:val="0F172A"/>
+                <w:sz w:val="19"/>
+              </w:rPr>
+              <w:t>Hoog</w:t>
+            </w:r>
+          </w:p>
+        </w:tc>
+        <w:tc>
+          <w:tcPr>
+            <w:tcW w:type="dxa" w:w="1134"/>
+            <w:shd w:fill="F8FAFC"/>
+            <w:tcMar>
+              <w:top w:w="100" w:type="dxa"/>
+              <w:bottom w:w="100" w:type="dxa"/>
+              <w:left w:w="140" w:type="dxa"/>
+              <w:right w:w="140" w:type="dxa"/>
+            </w:tcMar>
+          </w:tcPr>
+          <w:p>
+            <w:pPr>
+              <w:spacing w:before="0" w:after="0" w:line="264" w:lineRule="auto"/>
+            </w:pPr>
+            <w:r>
+              <w:rPr>
+                <w:rFonts w:ascii="Calibri" w:hAnsi="Calibri"/>
+                <w:color w:val="0F172A"/>
+                <w:sz w:val="19"/>
               </w:rPr>
               <w:t>OPGELOST</w:t>
             </w:r>
@@ -2488,40 +4287,48 @@
             <w:tcW w:type="dxa" w:w="1134"/>
             <w:shd w:fill="FFFFFF"/>
             <w:tcMar>
-              <w:top w:w="120" w:type="dxa"/>
-              <w:bottom w:w="120" w:type="dxa"/>
-              <w:left w:w="160" w:type="dxa"/>
-              <w:right w:w="160" w:type="dxa"/>
+              <w:top w:w="100" w:type="dxa"/>
+              <w:bottom w:w="100" w:type="dxa"/>
+              <w:left w:w="140" w:type="dxa"/>
+              <w:right w:w="140" w:type="dxa"/>
             </w:tcMar>
           </w:tcPr>
           <w:p>
+            <w:pPr>
+              <w:spacing w:before="0" w:after="0" w:line="264" w:lineRule="auto"/>
+            </w:pPr>
             <w:r>
               <w:rPr>
+                <w:rFonts w:ascii="Calibri" w:hAnsi="Calibri"/>
                 <w:color w:val="0F172A"/>
-                <w:sz w:val="18"/>
+                <w:sz w:val="19"/>
               </w:rPr>
-              <w:t>SEC-03</w:t>
+              <w:t>SEC-19</w:t>
             </w:r>
           </w:p>
         </w:tc>
         <w:tc>
           <w:tcPr>
-            <w:tcW w:type="dxa" w:w="3118"/>
+            <w:tcW w:type="dxa" w:w="4252"/>
             <w:shd w:fill="FFFFFF"/>
             <w:tcMar>
-              <w:top w:w="120" w:type="dxa"/>
-              <w:bottom w:w="120" w:type="dxa"/>
-              <w:left w:w="160" w:type="dxa"/>
-              <w:right w:w="160" w:type="dxa"/>
+              <w:top w:w="100" w:type="dxa"/>
+              <w:bottom w:w="100" w:type="dxa"/>
+              <w:left w:w="140" w:type="dxa"/>
+              <w:right w:w="140" w:type="dxa"/>
             </w:tcMar>
           </w:tcPr>
           <w:p>
+            <w:pPr>
+              <w:spacing w:before="0" w:after="0" w:line="264" w:lineRule="auto"/>
+            </w:pPr>
             <w:r>
               <w:rPr>
+                <w:rFonts w:ascii="Calibri" w:hAnsi="Calibri"/>
                 <w:color w:val="0F172A"/>
-                <w:sz w:val="18"/>
+                <w:sz w:val="19"/>
               </w:rPr>
-              <w:t>Onveilige Random Code Generatie &amp; Lockout</w:t>
+              <w:t>Parameter Whitelisting &amp; SQLi Preventie bij Sorteerbare Audit Logs</w:t>
             </w:r>
           </w:p>
         </w:tc>
@@ -2530,38 +4337,46 @@
             <w:tcW w:type="dxa" w:w="1814"/>
             <w:shd w:fill="FFFFFF"/>
             <w:tcMar>
-              <w:top w:w="120" w:type="dxa"/>
-              <w:bottom w:w="120" w:type="dxa"/>
-              <w:left w:w="160" w:type="dxa"/>
-              <w:right w:w="160" w:type="dxa"/>
+              <w:top w:w="100" w:type="dxa"/>
+              <w:bottom w:w="100" w:type="dxa"/>
+              <w:left w:w="140" w:type="dxa"/>
+              <w:right w:w="140" w:type="dxa"/>
             </w:tcMar>
           </w:tcPr>
           <w:p>
+            <w:pPr>
+              <w:spacing w:before="0" w:after="0" w:line="264" w:lineRule="auto"/>
+            </w:pPr>
             <w:r>
               <w:rPr>
+                <w:rFonts w:ascii="Calibri" w:hAnsi="Calibri"/>
                 <w:color w:val="0F172A"/>
-                <w:sz w:val="18"/>
+                <w:sz w:val="19"/>
               </w:rPr>
-              <w:t>Authenticatie</w:t>
+              <w:t>Injectie (A03)</w:t>
             </w:r>
           </w:p>
         </w:tc>
         <w:tc>
           <w:tcPr>
-            <w:tcW w:type="dxa" w:w="1417"/>
+            <w:tcW w:type="dxa" w:w="1020"/>
             <w:shd w:fill="FFFFFF"/>
             <w:tcMar>
-              <w:top w:w="120" w:type="dxa"/>
-              <w:bottom w:w="120" w:type="dxa"/>
-              <w:left w:w="160" w:type="dxa"/>
-              <w:right w:w="160" w:type="dxa"/>
+              <w:top w:w="100" w:type="dxa"/>
+              <w:bottom w:w="100" w:type="dxa"/>
+              <w:left w:w="140" w:type="dxa"/>
+              <w:right w:w="140" w:type="dxa"/>
             </w:tcMar>
           </w:tcPr>
           <w:p>
+            <w:pPr>
+              <w:spacing w:before="0" w:after="0" w:line="264" w:lineRule="auto"/>
+            </w:pPr>
             <w:r>
               <w:rPr>
+                <w:rFonts w:ascii="Calibri" w:hAnsi="Calibri"/>
                 <w:color w:val="0F172A"/>
-                <w:sz w:val="18"/>
+                <w:sz w:val="19"/>
               </w:rPr>
               <w:t>Medium</w:t>
             </w:r>
@@ -2569,20 +4384,24 @@
         </w:tc>
         <w:tc>
           <w:tcPr>
-            <w:tcW w:type="dxa" w:w="1871"/>
+            <w:tcW w:type="dxa" w:w="1134"/>
             <w:shd w:fill="FFFFFF"/>
             <w:tcMar>
-              <w:top w:w="120" w:type="dxa"/>
-              <w:bottom w:w="120" w:type="dxa"/>
-              <w:left w:w="160" w:type="dxa"/>
-              <w:right w:w="160" w:type="dxa"/>
+              <w:top w:w="100" w:type="dxa"/>
+              <w:bottom w:w="100" w:type="dxa"/>
+              <w:left w:w="140" w:type="dxa"/>
+              <w:right w:w="140" w:type="dxa"/>
             </w:tcMar>
           </w:tcPr>
           <w:p>
+            <w:pPr>
+              <w:spacing w:before="0" w:after="0" w:line="264" w:lineRule="auto"/>
+            </w:pPr>
             <w:r>
               <w:rPr>
+                <w:rFonts w:ascii="Calibri" w:hAnsi="Calibri"/>
                 <w:color w:val="0F172A"/>
-                <w:sz w:val="18"/>
+                <w:sz w:val="19"/>
               </w:rPr>
               <w:t>OPGELOST</w:t>
             </w:r>
@@ -2593,103 +4412,123 @@
         <w:tc>
           <w:tcPr>
             <w:tcW w:type="dxa" w:w="1134"/>
-            <w:shd w:fill="F1F5F9"/>
+            <w:shd w:fill="F8FAFC"/>
             <w:tcMar>
-              <w:top w:w="120" w:type="dxa"/>
-              <w:bottom w:w="120" w:type="dxa"/>
-              <w:left w:w="160" w:type="dxa"/>
-              <w:right w:w="160" w:type="dxa"/>
+              <w:top w:w="100" w:type="dxa"/>
+              <w:bottom w:w="100" w:type="dxa"/>
+              <w:left w:w="140" w:type="dxa"/>
+              <w:right w:w="140" w:type="dxa"/>
             </w:tcMar>
           </w:tcPr>
           <w:p>
+            <w:pPr>
+              <w:spacing w:before="0" w:after="0" w:line="264" w:lineRule="auto"/>
+            </w:pPr>
             <w:r>
               <w:rPr>
+                <w:rFonts w:ascii="Calibri" w:hAnsi="Calibri"/>
                 <w:color w:val="0F172A"/>
-                <w:sz w:val="18"/>
+                <w:sz w:val="19"/>
               </w:rPr>
-              <w:t>SEC-04</w:t>
+              <w:t>SEC-20</w:t>
             </w:r>
           </w:p>
         </w:tc>
         <w:tc>
           <w:tcPr>
-            <w:tcW w:type="dxa" w:w="3118"/>
-            <w:shd w:fill="F1F5F9"/>
+            <w:tcW w:type="dxa" w:w="4252"/>
+            <w:shd w:fill="F8FAFC"/>
             <w:tcMar>
-              <w:top w:w="120" w:type="dxa"/>
-              <w:bottom w:w="120" w:type="dxa"/>
-              <w:left w:w="160" w:type="dxa"/>
-              <w:right w:w="160" w:type="dxa"/>
+              <w:top w:w="100" w:type="dxa"/>
+              <w:bottom w:w="100" w:type="dxa"/>
+              <w:left w:w="140" w:type="dxa"/>
+              <w:right w:w="140" w:type="dxa"/>
             </w:tcMar>
           </w:tcPr>
           <w:p>
+            <w:pPr>
+              <w:spacing w:before="0" w:after="0" w:line="264" w:lineRule="auto"/>
+            </w:pPr>
             <w:r>
               <w:rPr>
+                <w:rFonts w:ascii="Calibri" w:hAnsi="Calibri"/>
                 <w:color w:val="0F172A"/>
-                <w:sz w:val="18"/>
+                <w:sz w:val="19"/>
               </w:rPr>
-              <w:t>Ontbrekende CSRF Secure Cookie Attributes</w:t>
+              <w:t>Realtime Systeem- en Incidentmonitoring via Systeemmonitor</w:t>
             </w:r>
           </w:p>
         </w:tc>
         <w:tc>
           <w:tcPr>
             <w:tcW w:type="dxa" w:w="1814"/>
-            <w:shd w:fill="F1F5F9"/>
+            <w:shd w:fill="F8FAFC"/>
             <w:tcMar>
-              <w:top w:w="120" w:type="dxa"/>
-              <w:bottom w:w="120" w:type="dxa"/>
-              <w:left w:w="160" w:type="dxa"/>
-              <w:right w:w="160" w:type="dxa"/>
+              <w:top w:w="100" w:type="dxa"/>
+              <w:bottom w:w="100" w:type="dxa"/>
+              <w:left w:w="140" w:type="dxa"/>
+              <w:right w:w="140" w:type="dxa"/>
             </w:tcMar>
           </w:tcPr>
           <w:p>
+            <w:pPr>
+              <w:spacing w:before="0" w:after="0" w:line="264" w:lineRule="auto"/>
+            </w:pPr>
             <w:r>
               <w:rPr>
+                <w:rFonts w:ascii="Calibri" w:hAnsi="Calibri"/>
                 <w:color w:val="0F172A"/>
-                <w:sz w:val="18"/>
+                <w:sz w:val="19"/>
               </w:rPr>
-              <w:t>Configuratie</w:t>
+              <w:t>Monitoring (A09)</w:t>
             </w:r>
           </w:p>
         </w:tc>
         <w:tc>
           <w:tcPr>
-            <w:tcW w:type="dxa" w:w="1417"/>
-            <w:shd w:fill="F1F5F9"/>
+            <w:tcW w:type="dxa" w:w="1020"/>
+            <w:shd w:fill="F8FAFC"/>
             <w:tcMar>
-              <w:top w:w="120" w:type="dxa"/>
-              <w:bottom w:w="120" w:type="dxa"/>
-              <w:left w:w="160" w:type="dxa"/>
-              <w:right w:w="160" w:type="dxa"/>
+              <w:top w:w="100" w:type="dxa"/>
+              <w:bottom w:w="100" w:type="dxa"/>
+              <w:left w:w="140" w:type="dxa"/>
+              <w:right w:w="140" w:type="dxa"/>
             </w:tcMar>
           </w:tcPr>
           <w:p>
+            <w:pPr>
+              <w:spacing w:before="0" w:after="0" w:line="264" w:lineRule="auto"/>
+            </w:pPr>
             <w:r>
               <w:rPr>
+                <w:rFonts w:ascii="Calibri" w:hAnsi="Calibri"/>
                 <w:color w:val="0F172A"/>
-                <w:sz w:val="18"/>
+                <w:sz w:val="19"/>
               </w:rPr>
-              <w:t>Laag</w:t>
+              <w:t>Medium</w:t>
             </w:r>
           </w:p>
         </w:tc>
         <w:tc>
           <w:tcPr>
-            <w:tcW w:type="dxa" w:w="1871"/>
-            <w:shd w:fill="F1F5F9"/>
+            <w:tcW w:type="dxa" w:w="1134"/>
+            <w:shd w:fill="F8FAFC"/>
             <w:tcMar>
-              <w:top w:w="120" w:type="dxa"/>
-              <w:bottom w:w="120" w:type="dxa"/>
-              <w:left w:w="160" w:type="dxa"/>
-              <w:right w:w="160" w:type="dxa"/>
+              <w:top w:w="100" w:type="dxa"/>
+              <w:bottom w:w="100" w:type="dxa"/>
+              <w:left w:w="140" w:type="dxa"/>
+              <w:right w:w="140" w:type="dxa"/>
             </w:tcMar>
           </w:tcPr>
           <w:p>
+            <w:pPr>
+              <w:spacing w:before="0" w:after="0" w:line="264" w:lineRule="auto"/>
+            </w:pPr>
             <w:r>
               <w:rPr>
+                <w:rFonts w:ascii="Calibri" w:hAnsi="Calibri"/>
                 <w:color w:val="0F172A"/>
-                <w:sz w:val="18"/>
+                <w:sz w:val="19"/>
               </w:rPr>
               <w:t>OPGELOST</w:t>
             </w:r>
@@ -2702,40 +4541,48 @@
             <w:tcW w:type="dxa" w:w="1134"/>
             <w:shd w:fill="FFFFFF"/>
             <w:tcMar>
-              <w:top w:w="120" w:type="dxa"/>
-              <w:bottom w:w="120" w:type="dxa"/>
-              <w:left w:w="160" w:type="dxa"/>
-              <w:right w:w="160" w:type="dxa"/>
+              <w:top w:w="100" w:type="dxa"/>
+              <w:bottom w:w="100" w:type="dxa"/>
+              <w:left w:w="140" w:type="dxa"/>
+              <w:right w:w="140" w:type="dxa"/>
             </w:tcMar>
           </w:tcPr>
           <w:p>
+            <w:pPr>
+              <w:spacing w:before="0" w:after="0" w:line="264" w:lineRule="auto"/>
+            </w:pPr>
             <w:r>
               <w:rPr>
+                <w:rFonts w:ascii="Calibri" w:hAnsi="Calibri"/>
                 <w:color w:val="0F172A"/>
-                <w:sz w:val="18"/>
+                <w:sz w:val="19"/>
               </w:rPr>
-              <w:t>SEC-05</w:t>
+              <w:t>SEC-21</w:t>
             </w:r>
           </w:p>
         </w:tc>
         <w:tc>
           <w:tcPr>
-            <w:tcW w:type="dxa" w:w="3118"/>
+            <w:tcW w:type="dxa" w:w="4252"/>
             <w:shd w:fill="FFFFFF"/>
             <w:tcMar>
-              <w:top w:w="120" w:type="dxa"/>
-              <w:bottom w:w="120" w:type="dxa"/>
-              <w:left w:w="160" w:type="dxa"/>
-              <w:right w:w="160" w:type="dxa"/>
+              <w:top w:w="100" w:type="dxa"/>
+              <w:bottom w:w="100" w:type="dxa"/>
+              <w:left w:w="140" w:type="dxa"/>
+              <w:right w:w="140" w:type="dxa"/>
             </w:tcMar>
           </w:tcPr>
           <w:p>
+            <w:pPr>
+              <w:spacing w:before="0" w:after="0" w:line="264" w:lineRule="auto"/>
+            </w:pPr>
             <w:r>
               <w:rPr>
+                <w:rFonts w:ascii="Calibri" w:hAnsi="Calibri"/>
                 <w:color w:val="0F172A"/>
-                <w:sz w:val="18"/>
+                <w:sz w:val="19"/>
               </w:rPr>
-              <w:t>Ongeautoriseerd Test-Mail Endpoint</w:t>
+              <w:t>Autorisatiecontrole &amp; Open Redirect Preventie bij Organisatiewissel</w:t>
             </w:r>
           </w:p>
         </w:tc>
@@ -2744,59 +4591,71 @@
             <w:tcW w:type="dxa" w:w="1814"/>
             <w:shd w:fill="FFFFFF"/>
             <w:tcMar>
-              <w:top w:w="120" w:type="dxa"/>
-              <w:bottom w:w="120" w:type="dxa"/>
-              <w:left w:w="160" w:type="dxa"/>
-              <w:right w:w="160" w:type="dxa"/>
+              <w:top w:w="100" w:type="dxa"/>
+              <w:bottom w:w="100" w:type="dxa"/>
+              <w:left w:w="140" w:type="dxa"/>
+              <w:right w:w="140" w:type="dxa"/>
             </w:tcMar>
           </w:tcPr>
           <w:p>
+            <w:pPr>
+              <w:spacing w:before="0" w:after="0" w:line="264" w:lineRule="auto"/>
+            </w:pPr>
             <w:r>
               <w:rPr>
+                <w:rFonts w:ascii="Calibri" w:hAnsi="Calibri"/>
                 <w:color w:val="0F172A"/>
-                <w:sz w:val="18"/>
+                <w:sz w:val="19"/>
               </w:rPr>
-              <w:t>Toegangscontrole</w:t>
+              <w:t>Toegangscontrole (A01)</w:t>
             </w:r>
           </w:p>
         </w:tc>
         <w:tc>
           <w:tcPr>
-            <w:tcW w:type="dxa" w:w="1417"/>
+            <w:tcW w:type="dxa" w:w="1020"/>
             <w:shd w:fill="FFFFFF"/>
             <w:tcMar>
-              <w:top w:w="120" w:type="dxa"/>
-              <w:bottom w:w="120" w:type="dxa"/>
-              <w:left w:w="160" w:type="dxa"/>
-              <w:right w:w="160" w:type="dxa"/>
+              <w:top w:w="100" w:type="dxa"/>
+              <w:bottom w:w="100" w:type="dxa"/>
+              <w:left w:w="140" w:type="dxa"/>
+              <w:right w:w="140" w:type="dxa"/>
             </w:tcMar>
           </w:tcPr>
           <w:p>
+            <w:pPr>
+              <w:spacing w:before="0" w:after="0" w:line="264" w:lineRule="auto"/>
+            </w:pPr>
             <w:r>
               <w:rPr>
+                <w:rFonts w:ascii="Calibri" w:hAnsi="Calibri"/>
                 <w:color w:val="0F172A"/>
-                <w:sz w:val="18"/>
+                <w:sz w:val="19"/>
               </w:rPr>
-              <w:t>Hoog</w:t>
+              <w:t>Medium</w:t>
             </w:r>
           </w:p>
         </w:tc>
         <w:tc>
           <w:tcPr>
-            <w:tcW w:type="dxa" w:w="1871"/>
+            <w:tcW w:type="dxa" w:w="1134"/>
             <w:shd w:fill="FFFFFF"/>
             <w:tcMar>
-              <w:top w:w="120" w:type="dxa"/>
-              <w:bottom w:w="120" w:type="dxa"/>
-              <w:left w:w="160" w:type="dxa"/>
-              <w:right w:w="160" w:type="dxa"/>
+              <w:top w:w="100" w:type="dxa"/>
+              <w:bottom w:w="100" w:type="dxa"/>
+              <w:left w:w="140" w:type="dxa"/>
+              <w:right w:w="140" w:type="dxa"/>
             </w:tcMar>
           </w:tcPr>
           <w:p>
+            <w:pPr>
+              <w:spacing w:before="0" w:after="0" w:line="264" w:lineRule="auto"/>
+            </w:pPr>
             <w:r>
               <w:rPr>
+                <w:rFonts w:ascii="Calibri" w:hAnsi="Calibri"/>
                 <w:color w:val="0F172A"/>
-                <w:sz w:val="18"/>
+                <w:sz w:val="19"/>
               </w:rPr>
               <w:t>OPGELOST</w:t>
             </w:r>
@@ -2807,296 +4666,98 @@
         <w:tc>
           <w:tcPr>
             <w:tcW w:type="dxa" w:w="1134"/>
-            <w:shd w:fill="F1F5F9"/>
+            <w:shd w:fill="F8FAFC"/>
             <w:tcMar>
-              <w:top w:w="120" w:type="dxa"/>
-              <w:bottom w:w="120" w:type="dxa"/>
-              <w:left w:w="160" w:type="dxa"/>
-              <w:right w:w="160" w:type="dxa"/>
+              <w:top w:w="100" w:type="dxa"/>
+              <w:bottom w:w="100" w:type="dxa"/>
+              <w:left w:w="140" w:type="dxa"/>
+              <w:right w:w="140" w:type="dxa"/>
             </w:tcMar>
           </w:tcPr>
           <w:p>
+            <w:pPr>
+              <w:spacing w:before="0" w:after="0" w:line="264" w:lineRule="auto"/>
+            </w:pPr>
             <w:r>
               <w:rPr>
+                <w:rFonts w:ascii="Calibri" w:hAnsi="Calibri"/>
                 <w:color w:val="0F172A"/>
-                <w:sz w:val="18"/>
+                <w:sz w:val="19"/>
               </w:rPr>
-              <w:t>SEC-06</w:t>
+              <w:t>SEC-22</w:t>
             </w:r>
           </w:p>
         </w:tc>
         <w:tc>
           <w:tcPr>
-            <w:tcW w:type="dxa" w:w="3118"/>
-            <w:shd w:fill="F1F5F9"/>
+            <w:tcW w:type="dxa" w:w="4252"/>
+            <w:shd w:fill="F8FAFC"/>
             <w:tcMar>
-              <w:top w:w="120" w:type="dxa"/>
-              <w:bottom w:w="120" w:type="dxa"/>
-              <w:left w:w="160" w:type="dxa"/>
-              <w:right w:w="160" w:type="dxa"/>
+              <w:top w:w="100" w:type="dxa"/>
+              <w:bottom w:w="100" w:type="dxa"/>
+              <w:left w:w="140" w:type="dxa"/>
+              <w:right w:w="140" w:type="dxa"/>
             </w:tcMar>
           </w:tcPr>
           <w:p>
+            <w:pPr>
+              <w:spacing w:before="0" w:after="0" w:line="264" w:lineRule="auto"/>
+            </w:pPr>
             <w:r>
               <w:rPr>
+                <w:rFonts w:ascii="Calibri" w:hAnsi="Calibri"/>
                 <w:color w:val="0F172A"/>
-                <w:sz w:val="18"/>
+                <w:sz w:val="19"/>
               </w:rPr>
-              <w:t>Stored XSS &amp; MIME-Sniffing Feedback Screenshots</w:t>
+              <w:t>Exception Sanitization &amp; Veilige Stacktrace Opslag in Foutenlogs</w:t>
             </w:r>
           </w:p>
         </w:tc>
         <w:tc>
           <w:tcPr>
             <w:tcW w:type="dxa" w:w="1814"/>
-            <w:shd w:fill="F1F5F9"/>
+            <w:shd w:fill="F8FAFC"/>
             <w:tcMar>
-              <w:top w:w="120" w:type="dxa"/>
-              <w:bottom w:w="120" w:type="dxa"/>
-              <w:left w:w="160" w:type="dxa"/>
-              <w:right w:w="160" w:type="dxa"/>
+              <w:top w:w="100" w:type="dxa"/>
+              <w:bottom w:w="100" w:type="dxa"/>
+              <w:left w:w="140" w:type="dxa"/>
+              <w:right w:w="140" w:type="dxa"/>
             </w:tcMar>
           </w:tcPr>
           <w:p>
+            <w:pPr>
+              <w:spacing w:before="0" w:after="0" w:line="264" w:lineRule="auto"/>
+            </w:pPr>
             <w:r>
               <w:rPr>
+                <w:rFonts w:ascii="Calibri" w:hAnsi="Calibri"/>
                 <w:color w:val="0F172A"/>
-                <w:sz w:val="18"/>
+                <w:sz w:val="19"/>
               </w:rPr>
-              <w:t>XSS / Upload</w:t>
+              <w:t>Configuratie (A05)</w:t>
             </w:r>
           </w:p>
         </w:tc>
         <w:tc>
           <w:tcPr>
-            <w:tcW w:type="dxa" w:w="1417"/>
-            <w:shd w:fill="F1F5F9"/>
+            <w:tcW w:type="dxa" w:w="1020"/>
+            <w:shd w:fill="F8FAFC"/>
             <w:tcMar>
-              <w:top w:w="120" w:type="dxa"/>
-              <w:bottom w:w="120" w:type="dxa"/>
-              <w:left w:w="160" w:type="dxa"/>
-              <w:right w:w="160" w:type="dxa"/>
+              <w:top w:w="100" w:type="dxa"/>
+              <w:bottom w:w="100" w:type="dxa"/>
+              <w:left w:w="140" w:type="dxa"/>
+              <w:right w:w="140" w:type="dxa"/>
             </w:tcMar>
           </w:tcPr>
           <w:p>
+            <w:pPr>
+              <w:spacing w:before="0" w:after="0" w:line="264" w:lineRule="auto"/>
+            </w:pPr>
             <w:r>
               <w:rPr>
+                <w:rFonts w:ascii="Calibri" w:hAnsi="Calibri"/>
                 <w:color w:val="0F172A"/>
-                <w:sz w:val="18"/>
-              </w:rPr>
-              <w:t>Medium</w:t>
-            </w:r>
-          </w:p>
-        </w:tc>
-        <w:tc>
-          <w:tcPr>
-            <w:tcW w:type="dxa" w:w="1871"/>
-            <w:shd w:fill="F1F5F9"/>
-            <w:tcMar>
-              <w:top w:w="120" w:type="dxa"/>
-              <w:bottom w:w="120" w:type="dxa"/>
-              <w:left w:w="160" w:type="dxa"/>
-              <w:right w:w="160" w:type="dxa"/>
-            </w:tcMar>
-          </w:tcPr>
-          <w:p>
-            <w:r>
-              <w:rPr>
-                <w:color w:val="0F172A"/>
-                <w:sz w:val="18"/>
-              </w:rPr>
-              <w:t>OPGELOST</w:t>
-            </w:r>
-          </w:p>
-        </w:tc>
-      </w:tr>
-      <w:tr>
-        <w:tc>
-          <w:tcPr>
-            <w:tcW w:type="dxa" w:w="1134"/>
-            <w:shd w:fill="FFFFFF"/>
-            <w:tcMar>
-              <w:top w:w="120" w:type="dxa"/>
-              <w:bottom w:w="120" w:type="dxa"/>
-              <w:left w:w="160" w:type="dxa"/>
-              <w:right w:w="160" w:type="dxa"/>
-            </w:tcMar>
-          </w:tcPr>
-          <w:p>
-            <w:r>
-              <w:rPr>
-                <w:color w:val="0F172A"/>
-                <w:sz w:val="18"/>
-              </w:rPr>
-              <w:t>SEC-07</w:t>
-            </w:r>
-          </w:p>
-        </w:tc>
-        <w:tc>
-          <w:tcPr>
-            <w:tcW w:type="dxa" w:w="3118"/>
-            <w:shd w:fill="FFFFFF"/>
-            <w:tcMar>
-              <w:top w:w="120" w:type="dxa"/>
-              <w:bottom w:w="120" w:type="dxa"/>
-              <w:left w:w="160" w:type="dxa"/>
-              <w:right w:w="160" w:type="dxa"/>
-            </w:tcMar>
-          </w:tcPr>
-          <w:p>
-            <w:r>
-              <w:rPr>
-                <w:color w:val="0F172A"/>
-                <w:sz w:val="18"/>
-              </w:rPr>
-              <w:t>IDOR / Multi-Tenant Lek Feedback Acties</w:t>
-            </w:r>
-          </w:p>
-        </w:tc>
-        <w:tc>
-          <w:tcPr>
-            <w:tcW w:type="dxa" w:w="1814"/>
-            <w:shd w:fill="FFFFFF"/>
-            <w:tcMar>
-              <w:top w:w="120" w:type="dxa"/>
-              <w:bottom w:w="120" w:type="dxa"/>
-              <w:left w:w="160" w:type="dxa"/>
-              <w:right w:w="160" w:type="dxa"/>
-            </w:tcMar>
-          </w:tcPr>
-          <w:p>
-            <w:r>
-              <w:rPr>
-                <w:color w:val="0F172A"/>
-                <w:sz w:val="18"/>
-              </w:rPr>
-              <w:t>Toegangscontrole</w:t>
-            </w:r>
-          </w:p>
-        </w:tc>
-        <w:tc>
-          <w:tcPr>
-            <w:tcW w:type="dxa" w:w="1417"/>
-            <w:shd w:fill="FFFFFF"/>
-            <w:tcMar>
-              <w:top w:w="120" w:type="dxa"/>
-              <w:bottom w:w="120" w:type="dxa"/>
-              <w:left w:w="160" w:type="dxa"/>
-              <w:right w:w="160" w:type="dxa"/>
-            </w:tcMar>
-          </w:tcPr>
-          <w:p>
-            <w:r>
-              <w:rPr>
-                <w:color w:val="0F172A"/>
-                <w:sz w:val="18"/>
-              </w:rPr>
-              <w:t>Hoog</w:t>
-            </w:r>
-          </w:p>
-        </w:tc>
-        <w:tc>
-          <w:tcPr>
-            <w:tcW w:type="dxa" w:w="1871"/>
-            <w:shd w:fill="FFFFFF"/>
-            <w:tcMar>
-              <w:top w:w="120" w:type="dxa"/>
-              <w:bottom w:w="120" w:type="dxa"/>
-              <w:left w:w="160" w:type="dxa"/>
-              <w:right w:w="160" w:type="dxa"/>
-            </w:tcMar>
-          </w:tcPr>
-          <w:p>
-            <w:r>
-              <w:rPr>
-                <w:color w:val="0F172A"/>
-                <w:sz w:val="18"/>
-              </w:rPr>
-              <w:t>OPGELOST</w:t>
-            </w:r>
-          </w:p>
-        </w:tc>
-      </w:tr>
-      <w:tr>
-        <w:tc>
-          <w:tcPr>
-            <w:tcW w:type="dxa" w:w="1134"/>
-            <w:shd w:fill="F1F5F9"/>
-            <w:tcMar>
-              <w:top w:w="120" w:type="dxa"/>
-              <w:bottom w:w="120" w:type="dxa"/>
-              <w:left w:w="160" w:type="dxa"/>
-              <w:right w:w="160" w:type="dxa"/>
-            </w:tcMar>
-          </w:tcPr>
-          <w:p>
-            <w:r>
-              <w:rPr>
-                <w:color w:val="0F172A"/>
-                <w:sz w:val="18"/>
-              </w:rPr>
-              <w:t>SEC-08</w:t>
-            </w:r>
-          </w:p>
-        </w:tc>
-        <w:tc>
-          <w:tcPr>
-            <w:tcW w:type="dxa" w:w="3118"/>
-            <w:shd w:fill="F1F5F9"/>
-            <w:tcMar>
-              <w:top w:w="120" w:type="dxa"/>
-              <w:bottom w:w="120" w:type="dxa"/>
-              <w:left w:w="160" w:type="dxa"/>
-              <w:right w:w="160" w:type="dxa"/>
-            </w:tcMar>
-          </w:tcPr>
-          <w:p>
-            <w:r>
-              <w:rPr>
-                <w:color w:val="0F172A"/>
-                <w:sz w:val="18"/>
-              </w:rPr>
-              <w:t>Ontbrekende Cascade Deletion van Feedback</w:t>
-            </w:r>
-          </w:p>
-        </w:tc>
-        <w:tc>
-          <w:tcPr>
-            <w:tcW w:type="dxa" w:w="1814"/>
-            <w:shd w:fill="F1F5F9"/>
-            <w:tcMar>
-              <w:top w:w="120" w:type="dxa"/>
-              <w:bottom w:w="120" w:type="dxa"/>
-              <w:left w:w="160" w:type="dxa"/>
-              <w:right w:w="160" w:type="dxa"/>
-            </w:tcMar>
-          </w:tcPr>
-          <w:p>
-            <w:r>
-              <w:rPr>
-                <w:color w:val="0F172A"/>
-                <w:sz w:val="18"/>
-              </w:rPr>
-              <w:t>Data-Integriteit</w:t>
-            </w:r>
-          </w:p>
-        </w:tc>
-        <w:tc>
-          <w:tcPr>
-            <w:tcW w:type="dxa" w:w="1417"/>
-            <w:shd w:fill="F1F5F9"/>
-            <w:tcMar>
-              <w:top w:w="120" w:type="dxa"/>
-              <w:bottom w:w="120" w:type="dxa"/>
-              <w:left w:w="160" w:type="dxa"/>
-              <w:right w:w="160" w:type="dxa"/>
-            </w:tcMar>
-          </w:tcPr>
-          <w:p>
-            <w:r>
-              <w:rPr>
-                <w:color w:val="0F172A"/>
-                <w:sz w:val="18"/>
+                <w:sz w:val="19"/>
               </w:rPr>
               <w:t>Laag</w:t>
             </w:r>
@@ -3104,985 +4765,26 @@
         </w:tc>
         <w:tc>
           <w:tcPr>
-            <w:tcW w:type="dxa" w:w="1871"/>
-            <w:shd w:fill="F1F5F9"/>
+            <w:tcW w:type="dxa" w:w="1134"/>
+            <w:shd w:fill="F8FAFC"/>
             <w:tcMar>
-              <w:top w:w="120" w:type="dxa"/>
-              <w:bottom w:w="120" w:type="dxa"/>
-              <w:left w:w="160" w:type="dxa"/>
-              <w:right w:w="160" w:type="dxa"/>
+              <w:top w:w="100" w:type="dxa"/>
+              <w:bottom w:w="100" w:type="dxa"/>
+              <w:left w:w="140" w:type="dxa"/>
+              <w:right w:w="140" w:type="dxa"/>
             </w:tcMar>
           </w:tcPr>
           <w:p>
+            <w:pPr>
+              <w:spacing w:before="0" w:after="0" w:line="264" w:lineRule="auto"/>
+            </w:pPr>
             <w:r>
               <w:rPr>
+                <w:rFonts w:ascii="Calibri" w:hAnsi="Calibri"/>
                 <w:color w:val="0F172A"/>
-                <w:sz w:val="18"/>
+                <w:sz w:val="19"/>
               </w:rPr>
               <w:t>OPGELOST</w:t>
-            </w:r>
-          </w:p>
-        </w:tc>
-      </w:tr>
-      <w:tr>
-        <w:tc>
-          <w:tcPr>
-            <w:tcW w:type="dxa" w:w="1134"/>
-            <w:shd w:fill="FFFFFF"/>
-            <w:tcMar>
-              <w:top w:w="120" w:type="dxa"/>
-              <w:bottom w:w="120" w:type="dxa"/>
-              <w:left w:w="160" w:type="dxa"/>
-              <w:right w:w="160" w:type="dxa"/>
-            </w:tcMar>
-          </w:tcPr>
-          <w:p>
-            <w:r>
-              <w:rPr>
-                <w:color w:val="0F172A"/>
-                <w:sz w:val="18"/>
-              </w:rPr>
-              <w:t>SEC-09</w:t>
-            </w:r>
-          </w:p>
-        </w:tc>
-        <w:tc>
-          <w:tcPr>
-            <w:tcW w:type="dxa" w:w="3118"/>
-            <w:shd w:fill="FFFFFF"/>
-            <w:tcMar>
-              <w:top w:w="120" w:type="dxa"/>
-              <w:bottom w:w="120" w:type="dxa"/>
-              <w:left w:w="160" w:type="dxa"/>
-              <w:right w:w="160" w:type="dxa"/>
-            </w:tcMar>
-          </w:tcPr>
-          <w:p>
-            <w:r>
-              <w:rPr>
-                <w:color w:val="0F172A"/>
-                <w:sz w:val="18"/>
-              </w:rPr>
-              <w:t>Ontbrekende Rate Limiting Publiek Evaluatie Token</w:t>
-            </w:r>
-          </w:p>
-        </w:tc>
-        <w:tc>
-          <w:tcPr>
-            <w:tcW w:type="dxa" w:w="1814"/>
-            <w:shd w:fill="FFFFFF"/>
-            <w:tcMar>
-              <w:top w:w="120" w:type="dxa"/>
-              <w:bottom w:w="120" w:type="dxa"/>
-              <w:left w:w="160" w:type="dxa"/>
-              <w:right w:w="160" w:type="dxa"/>
-            </w:tcMar>
-          </w:tcPr>
-          <w:p>
-            <w:r>
-              <w:rPr>
-                <w:color w:val="0F172A"/>
-                <w:sz w:val="18"/>
-              </w:rPr>
-              <w:t>Rate Limiting</w:t>
-            </w:r>
-          </w:p>
-        </w:tc>
-        <w:tc>
-          <w:tcPr>
-            <w:tcW w:type="dxa" w:w="1417"/>
-            <w:shd w:fill="FFFFFF"/>
-            <w:tcMar>
-              <w:top w:w="120" w:type="dxa"/>
-              <w:bottom w:w="120" w:type="dxa"/>
-              <w:left w:w="160" w:type="dxa"/>
-              <w:right w:w="160" w:type="dxa"/>
-            </w:tcMar>
-          </w:tcPr>
-          <w:p>
-            <w:r>
-              <w:rPr>
-                <w:color w:val="0F172A"/>
-                <w:sz w:val="18"/>
-              </w:rPr>
-              <w:t>Medium</w:t>
-            </w:r>
-          </w:p>
-        </w:tc>
-        <w:tc>
-          <w:tcPr>
-            <w:tcW w:type="dxa" w:w="1871"/>
-            <w:shd w:fill="FFFFFF"/>
-            <w:tcMar>
-              <w:top w:w="120" w:type="dxa"/>
-              <w:bottom w:w="120" w:type="dxa"/>
-              <w:left w:w="160" w:type="dxa"/>
-              <w:right w:w="160" w:type="dxa"/>
-            </w:tcMar>
-          </w:tcPr>
-          <w:p>
-            <w:r>
-              <w:rPr>
-                <w:color w:val="0F172A"/>
-                <w:sz w:val="18"/>
-              </w:rPr>
-              <w:t>OPGELOST</w:t>
-            </w:r>
-          </w:p>
-        </w:tc>
-      </w:tr>
-      <w:tr>
-        <w:tc>
-          <w:tcPr>
-            <w:tcW w:type="dxa" w:w="1134"/>
-            <w:shd w:fill="F1F5F9"/>
-            <w:tcMar>
-              <w:top w:w="120" w:type="dxa"/>
-              <w:bottom w:w="120" w:type="dxa"/>
-              <w:left w:w="160" w:type="dxa"/>
-              <w:right w:w="160" w:type="dxa"/>
-            </w:tcMar>
-          </w:tcPr>
-          <w:p>
-            <w:r>
-              <w:rPr>
-                <w:color w:val="0F172A"/>
-                <w:sz w:val="18"/>
-              </w:rPr>
-              <w:t>SEC-10</w:t>
-            </w:r>
-          </w:p>
-        </w:tc>
-        <w:tc>
-          <w:tcPr>
-            <w:tcW w:type="dxa" w:w="3118"/>
-            <w:shd w:fill="F1F5F9"/>
-            <w:tcMar>
-              <w:top w:w="120" w:type="dxa"/>
-              <w:bottom w:w="120" w:type="dxa"/>
-              <w:left w:w="160" w:type="dxa"/>
-              <w:right w:w="160" w:type="dxa"/>
-            </w:tcMar>
-          </w:tcPr>
-          <w:p>
-            <w:r>
-              <w:rPr>
-                <w:color w:val="0F172A"/>
-                <w:sz w:val="18"/>
-              </w:rPr>
-              <w:t>In-Browser HTML &amp; Markdown Sandboxing</w:t>
-            </w:r>
-          </w:p>
-        </w:tc>
-        <w:tc>
-          <w:tcPr>
-            <w:tcW w:type="dxa" w:w="1814"/>
-            <w:shd w:fill="F1F5F9"/>
-            <w:tcMar>
-              <w:top w:w="120" w:type="dxa"/>
-              <w:bottom w:w="120" w:type="dxa"/>
-              <w:left w:w="160" w:type="dxa"/>
-              <w:right w:w="160" w:type="dxa"/>
-            </w:tcMar>
-          </w:tcPr>
-          <w:p>
-            <w:r>
-              <w:rPr>
-                <w:color w:val="0F172A"/>
-                <w:sz w:val="18"/>
-              </w:rPr>
-              <w:t>XSS / Sandbox</w:t>
-            </w:r>
-          </w:p>
-        </w:tc>
-        <w:tc>
-          <w:tcPr>
-            <w:tcW w:type="dxa" w:w="1417"/>
-            <w:shd w:fill="F1F5F9"/>
-            <w:tcMar>
-              <w:top w:w="120" w:type="dxa"/>
-              <w:bottom w:w="120" w:type="dxa"/>
-              <w:left w:w="160" w:type="dxa"/>
-              <w:right w:w="160" w:type="dxa"/>
-            </w:tcMar>
-          </w:tcPr>
-          <w:p>
-            <w:r>
-              <w:rPr>
-                <w:color w:val="0F172A"/>
-                <w:sz w:val="18"/>
-              </w:rPr>
-              <w:t>Medium</w:t>
-            </w:r>
-          </w:p>
-        </w:tc>
-        <w:tc>
-          <w:tcPr>
-            <w:tcW w:type="dxa" w:w="1871"/>
-            <w:shd w:fill="F1F5F9"/>
-            <w:tcMar>
-              <w:top w:w="120" w:type="dxa"/>
-              <w:bottom w:w="120" w:type="dxa"/>
-              <w:left w:w="160" w:type="dxa"/>
-              <w:right w:w="160" w:type="dxa"/>
-            </w:tcMar>
-          </w:tcPr>
-          <w:p>
-            <w:r>
-              <w:rPr>
-                <w:color w:val="0F172A"/>
-                <w:sz w:val="18"/>
-              </w:rPr>
-              <w:t>GEVERIFIEERD</w:t>
-            </w:r>
-          </w:p>
-        </w:tc>
-      </w:tr>
-      <w:tr>
-        <w:tc>
-          <w:tcPr>
-            <w:tcW w:type="dxa" w:w="1134"/>
-            <w:shd w:fill="FFFFFF"/>
-            <w:tcMar>
-              <w:top w:w="120" w:type="dxa"/>
-              <w:bottom w:w="120" w:type="dxa"/>
-              <w:left w:w="160" w:type="dxa"/>
-              <w:right w:w="160" w:type="dxa"/>
-            </w:tcMar>
-          </w:tcPr>
-          <w:p>
-            <w:r>
-              <w:rPr>
-                <w:color w:val="0F172A"/>
-                <w:sz w:val="18"/>
-              </w:rPr>
-              <w:t>SEC-11</w:t>
-            </w:r>
-          </w:p>
-        </w:tc>
-        <w:tc>
-          <w:tcPr>
-            <w:tcW w:type="dxa" w:w="3118"/>
-            <w:shd w:fill="FFFFFF"/>
-            <w:tcMar>
-              <w:top w:w="120" w:type="dxa"/>
-              <w:bottom w:w="120" w:type="dxa"/>
-              <w:left w:w="160" w:type="dxa"/>
-              <w:right w:w="160" w:type="dxa"/>
-            </w:tcMar>
-          </w:tcPr>
-          <w:p>
-            <w:r>
-              <w:rPr>
-                <w:color w:val="0F172A"/>
-                <w:sz w:val="18"/>
-              </w:rPr>
-              <w:t>Schema Selector &amp; SQL Injection Preventie</w:t>
-            </w:r>
-          </w:p>
-        </w:tc>
-        <w:tc>
-          <w:tcPr>
-            <w:tcW w:type="dxa" w:w="1814"/>
-            <w:shd w:fill="FFFFFF"/>
-            <w:tcMar>
-              <w:top w:w="120" w:type="dxa"/>
-              <w:bottom w:w="120" w:type="dxa"/>
-              <w:left w:w="160" w:type="dxa"/>
-              <w:right w:w="160" w:type="dxa"/>
-            </w:tcMar>
-          </w:tcPr>
-          <w:p>
-            <w:r>
-              <w:rPr>
-                <w:color w:val="0F172A"/>
-                <w:sz w:val="18"/>
-              </w:rPr>
-              <w:t>SQLi / Config</w:t>
-            </w:r>
-          </w:p>
-        </w:tc>
-        <w:tc>
-          <w:tcPr>
-            <w:tcW w:type="dxa" w:w="1417"/>
-            <w:shd w:fill="FFFFFF"/>
-            <w:tcMar>
-              <w:top w:w="120" w:type="dxa"/>
-              <w:bottom w:w="120" w:type="dxa"/>
-              <w:left w:w="160" w:type="dxa"/>
-              <w:right w:w="160" w:type="dxa"/>
-            </w:tcMar>
-          </w:tcPr>
-          <w:p>
-            <w:r>
-              <w:rPr>
-                <w:color w:val="0F172A"/>
-                <w:sz w:val="18"/>
-              </w:rPr>
-              <w:t>Laag</w:t>
-            </w:r>
-          </w:p>
-        </w:tc>
-        <w:tc>
-          <w:tcPr>
-            <w:tcW w:type="dxa" w:w="1871"/>
-            <w:shd w:fill="FFFFFF"/>
-            <w:tcMar>
-              <w:top w:w="120" w:type="dxa"/>
-              <w:bottom w:w="120" w:type="dxa"/>
-              <w:left w:w="160" w:type="dxa"/>
-              <w:right w:w="160" w:type="dxa"/>
-            </w:tcMar>
-          </w:tcPr>
-          <w:p>
-            <w:r>
-              <w:rPr>
-                <w:color w:val="0F172A"/>
-                <w:sz w:val="18"/>
-              </w:rPr>
-              <w:t>GEVERIFIEERD</w:t>
-            </w:r>
-          </w:p>
-        </w:tc>
-      </w:tr>
-      <w:tr>
-        <w:tc>
-          <w:tcPr>
-            <w:tcW w:type="dxa" w:w="1134"/>
-            <w:shd w:fill="F1F5F9"/>
-            <w:tcMar>
-              <w:top w:w="120" w:type="dxa"/>
-              <w:bottom w:w="120" w:type="dxa"/>
-              <w:left w:w="160" w:type="dxa"/>
-              <w:right w:w="160" w:type="dxa"/>
-            </w:tcMar>
-          </w:tcPr>
-          <w:p>
-            <w:r>
-              <w:rPr>
-                <w:color w:val="0F172A"/>
-                <w:sz w:val="18"/>
-              </w:rPr>
-              <w:t>SEC-12</w:t>
-            </w:r>
-          </w:p>
-        </w:tc>
-        <w:tc>
-          <w:tcPr>
-            <w:tcW w:type="dxa" w:w="3118"/>
-            <w:shd w:fill="F1F5F9"/>
-            <w:tcMar>
-              <w:top w:w="120" w:type="dxa"/>
-              <w:bottom w:w="120" w:type="dxa"/>
-              <w:left w:w="160" w:type="dxa"/>
-              <w:right w:w="160" w:type="dxa"/>
-            </w:tcMar>
-          </w:tcPr>
-          <w:p>
-            <w:r>
-              <w:rPr>
-                <w:color w:val="0F172A"/>
-                <w:sz w:val="18"/>
-              </w:rPr>
-              <w:t>Autorisatiematrix bij Evaluatiereactie Bewerken</w:t>
-            </w:r>
-          </w:p>
-        </w:tc>
-        <w:tc>
-          <w:tcPr>
-            <w:tcW w:type="dxa" w:w="1814"/>
-            <w:shd w:fill="F1F5F9"/>
-            <w:tcMar>
-              <w:top w:w="120" w:type="dxa"/>
-              <w:bottom w:w="120" w:type="dxa"/>
-              <w:left w:w="160" w:type="dxa"/>
-              <w:right w:w="160" w:type="dxa"/>
-            </w:tcMar>
-          </w:tcPr>
-          <w:p>
-            <w:r>
-              <w:rPr>
-                <w:color w:val="0F172A"/>
-                <w:sz w:val="18"/>
-              </w:rPr>
-              <w:t>Toegangscontrole</w:t>
-            </w:r>
-          </w:p>
-        </w:tc>
-        <w:tc>
-          <w:tcPr>
-            <w:tcW w:type="dxa" w:w="1417"/>
-            <w:shd w:fill="F1F5F9"/>
-            <w:tcMar>
-              <w:top w:w="120" w:type="dxa"/>
-              <w:bottom w:w="120" w:type="dxa"/>
-              <w:left w:w="160" w:type="dxa"/>
-              <w:right w:w="160" w:type="dxa"/>
-            </w:tcMar>
-          </w:tcPr>
-          <w:p>
-            <w:r>
-              <w:rPr>
-                <w:color w:val="0F172A"/>
-                <w:sz w:val="18"/>
-              </w:rPr>
-              <w:t>Medium</w:t>
-            </w:r>
-          </w:p>
-        </w:tc>
-        <w:tc>
-          <w:tcPr>
-            <w:tcW w:type="dxa" w:w="1871"/>
-            <w:shd w:fill="F1F5F9"/>
-            <w:tcMar>
-              <w:top w:w="120" w:type="dxa"/>
-              <w:bottom w:w="120" w:type="dxa"/>
-              <w:left w:w="160" w:type="dxa"/>
-              <w:right w:w="160" w:type="dxa"/>
-            </w:tcMar>
-          </w:tcPr>
-          <w:p>
-            <w:r>
-              <w:rPr>
-                <w:color w:val="0F172A"/>
-                <w:sz w:val="18"/>
-              </w:rPr>
-              <w:t>GEVERIFIEERD</w:t>
-            </w:r>
-          </w:p>
-        </w:tc>
-      </w:tr>
-      <w:tr>
-        <w:tc>
-          <w:tcPr>
-            <w:tcW w:type="dxa" w:w="1134"/>
-            <w:shd w:fill="FFFFFF"/>
-            <w:tcMar>
-              <w:top w:w="120" w:type="dxa"/>
-              <w:bottom w:w="120" w:type="dxa"/>
-              <w:left w:w="160" w:type="dxa"/>
-              <w:right w:w="160" w:type="dxa"/>
-            </w:tcMar>
-          </w:tcPr>
-          <w:p>
-            <w:r>
-              <w:rPr>
-                <w:color w:val="0F172A"/>
-                <w:sz w:val="18"/>
-              </w:rPr>
-              <w:t>SEC-13</w:t>
-            </w:r>
-          </w:p>
-        </w:tc>
-        <w:tc>
-          <w:tcPr>
-            <w:tcW w:type="dxa" w:w="3118"/>
-            <w:shd w:fill="FFFFFF"/>
-            <w:tcMar>
-              <w:top w:w="120" w:type="dxa"/>
-              <w:bottom w:w="120" w:type="dxa"/>
-              <w:left w:w="160" w:type="dxa"/>
-              <w:right w:w="160" w:type="dxa"/>
-            </w:tcMar>
-          </w:tcPr>
-          <w:p>
-            <w:r>
-              <w:rPr>
-                <w:color w:val="0F172A"/>
-                <w:sz w:val="18"/>
-              </w:rPr>
-              <w:t>Dynamische Permissiematrix &amp; Uitfasering Legacy Autorisatie</w:t>
-            </w:r>
-          </w:p>
-        </w:tc>
-        <w:tc>
-          <w:tcPr>
-            <w:tcW w:type="dxa" w:w="1814"/>
-            <w:shd w:fill="FFFFFF"/>
-            <w:tcMar>
-              <w:top w:w="120" w:type="dxa"/>
-              <w:bottom w:w="120" w:type="dxa"/>
-              <w:left w:w="160" w:type="dxa"/>
-              <w:right w:w="160" w:type="dxa"/>
-            </w:tcMar>
-          </w:tcPr>
-          <w:p>
-            <w:r>
-              <w:rPr>
-                <w:color w:val="0F172A"/>
-                <w:sz w:val="18"/>
-              </w:rPr>
-              <w:t>Toegangscontrole</w:t>
-            </w:r>
-          </w:p>
-        </w:tc>
-        <w:tc>
-          <w:tcPr>
-            <w:tcW w:type="dxa" w:w="1417"/>
-            <w:shd w:fill="FFFFFF"/>
-            <w:tcMar>
-              <w:top w:w="120" w:type="dxa"/>
-              <w:bottom w:w="120" w:type="dxa"/>
-              <w:left w:w="160" w:type="dxa"/>
-              <w:right w:w="160" w:type="dxa"/>
-            </w:tcMar>
-          </w:tcPr>
-          <w:p>
-            <w:r>
-              <w:rPr>
-                <w:color w:val="0F172A"/>
-                <w:sz w:val="18"/>
-              </w:rPr>
-              <w:t>Hoog</w:t>
-            </w:r>
-          </w:p>
-        </w:tc>
-        <w:tc>
-          <w:tcPr>
-            <w:tcW w:type="dxa" w:w="1871"/>
-            <w:shd w:fill="FFFFFF"/>
-            <w:tcMar>
-              <w:top w:w="120" w:type="dxa"/>
-              <w:bottom w:w="120" w:type="dxa"/>
-              <w:left w:w="160" w:type="dxa"/>
-              <w:right w:w="160" w:type="dxa"/>
-            </w:tcMar>
-          </w:tcPr>
-          <w:p>
-            <w:r>
-              <w:rPr>
-                <w:color w:val="0F172A"/>
-                <w:sz w:val="18"/>
-              </w:rPr>
-              <w:t>GEVERIFIEERD</w:t>
-            </w:r>
-          </w:p>
-        </w:tc>
-      </w:tr>
-      <w:tr>
-        <w:tc>
-          <w:tcPr>
-            <w:tcW w:type="dxa" w:w="1134"/>
-            <w:shd w:fill="F1F5F9"/>
-            <w:tcMar>
-              <w:top w:w="120" w:type="dxa"/>
-              <w:bottom w:w="120" w:type="dxa"/>
-              <w:left w:w="160" w:type="dxa"/>
-              <w:right w:w="160" w:type="dxa"/>
-            </w:tcMar>
-          </w:tcPr>
-          <w:p>
-            <w:r>
-              <w:rPr>
-                <w:color w:val="0F172A"/>
-                <w:sz w:val="18"/>
-              </w:rPr>
-              <w:t>SEC-14</w:t>
-            </w:r>
-          </w:p>
-        </w:tc>
-        <w:tc>
-          <w:tcPr>
-            <w:tcW w:type="dxa" w:w="3118"/>
-            <w:shd w:fill="F1F5F9"/>
-            <w:tcMar>
-              <w:top w:w="120" w:type="dxa"/>
-              <w:bottom w:w="120" w:type="dxa"/>
-              <w:left w:w="160" w:type="dxa"/>
-              <w:right w:w="160" w:type="dxa"/>
-            </w:tcMar>
-          </w:tcPr>
-          <w:p>
-            <w:r>
-              <w:rPr>
-                <w:color w:val="0F172A"/>
-                <w:sz w:val="18"/>
-              </w:rPr>
-              <w:t>Bescherming Laatste Platformbeheerder &amp; Continuïteit</w:t>
-            </w:r>
-          </w:p>
-        </w:tc>
-        <w:tc>
-          <w:tcPr>
-            <w:tcW w:type="dxa" w:w="1814"/>
-            <w:shd w:fill="F1F5F9"/>
-            <w:tcMar>
-              <w:top w:w="120" w:type="dxa"/>
-              <w:bottom w:w="120" w:type="dxa"/>
-              <w:left w:w="160" w:type="dxa"/>
-              <w:right w:w="160" w:type="dxa"/>
-            </w:tcMar>
-          </w:tcPr>
-          <w:p>
-            <w:r>
-              <w:rPr>
-                <w:color w:val="0F172A"/>
-                <w:sz w:val="18"/>
-              </w:rPr>
-              <w:t>Toegangscontrole</w:t>
-            </w:r>
-          </w:p>
-        </w:tc>
-        <w:tc>
-          <w:tcPr>
-            <w:tcW w:type="dxa" w:w="1417"/>
-            <w:shd w:fill="F1F5F9"/>
-            <w:tcMar>
-              <w:top w:w="120" w:type="dxa"/>
-              <w:bottom w:w="120" w:type="dxa"/>
-              <w:left w:w="160" w:type="dxa"/>
-              <w:right w:w="160" w:type="dxa"/>
-            </w:tcMar>
-          </w:tcPr>
-          <w:p>
-            <w:r>
-              <w:rPr>
-                <w:color w:val="0F172A"/>
-                <w:sz w:val="18"/>
-              </w:rPr>
-              <w:t>Hoog</w:t>
-            </w:r>
-          </w:p>
-        </w:tc>
-        <w:tc>
-          <w:tcPr>
-            <w:tcW w:type="dxa" w:w="1871"/>
-            <w:shd w:fill="F1F5F9"/>
-            <w:tcMar>
-              <w:top w:w="120" w:type="dxa"/>
-              <w:bottom w:w="120" w:type="dxa"/>
-              <w:left w:w="160" w:type="dxa"/>
-              <w:right w:w="160" w:type="dxa"/>
-            </w:tcMar>
-          </w:tcPr>
-          <w:p>
-            <w:r>
-              <w:rPr>
-                <w:color w:val="0F172A"/>
-                <w:sz w:val="18"/>
-              </w:rPr>
-              <w:t>GEVERIFIEERD</w:t>
-            </w:r>
-          </w:p>
-        </w:tc>
-      </w:tr>
-      <w:tr>
-        <w:tc>
-          <w:tcPr>
-            <w:tcW w:type="dxa" w:w="1134"/>
-            <w:shd w:fill="FFFFFF"/>
-            <w:tcMar>
-              <w:top w:w="120" w:type="dxa"/>
-              <w:bottom w:w="120" w:type="dxa"/>
-              <w:left w:w="160" w:type="dxa"/>
-              <w:right w:w="160" w:type="dxa"/>
-            </w:tcMar>
-          </w:tcPr>
-          <w:p>
-            <w:r>
-              <w:rPr>
-                <w:color w:val="0F172A"/>
-                <w:sz w:val="18"/>
-              </w:rPr>
-              <w:t>SEC-15</w:t>
-            </w:r>
-          </w:p>
-        </w:tc>
-        <w:tc>
-          <w:tcPr>
-            <w:tcW w:type="dxa" w:w="3118"/>
-            <w:shd w:fill="FFFFFF"/>
-            <w:tcMar>
-              <w:top w:w="120" w:type="dxa"/>
-              <w:bottom w:w="120" w:type="dxa"/>
-              <w:left w:w="160" w:type="dxa"/>
-              <w:right w:w="160" w:type="dxa"/>
-            </w:tcMar>
-          </w:tcPr>
-          <w:p>
-            <w:r>
-              <w:rPr>
-                <w:color w:val="0F172A"/>
-                <w:sz w:val="18"/>
-              </w:rPr>
-              <w:t>Server-Side Handhaving Restrictie 'Alleen Eigen Registraties'</w:t>
-            </w:r>
-          </w:p>
-        </w:tc>
-        <w:tc>
-          <w:tcPr>
-            <w:tcW w:type="dxa" w:w="1814"/>
-            <w:shd w:fill="FFFFFF"/>
-            <w:tcMar>
-              <w:top w:w="120" w:type="dxa"/>
-              <w:bottom w:w="120" w:type="dxa"/>
-              <w:left w:w="160" w:type="dxa"/>
-              <w:right w:w="160" w:type="dxa"/>
-            </w:tcMar>
-          </w:tcPr>
-          <w:p>
-            <w:r>
-              <w:rPr>
-                <w:color w:val="0F172A"/>
-                <w:sz w:val="18"/>
-              </w:rPr>
-              <w:t>Data-Isolatie</w:t>
-            </w:r>
-          </w:p>
-        </w:tc>
-        <w:tc>
-          <w:tcPr>
-            <w:tcW w:type="dxa" w:w="1417"/>
-            <w:shd w:fill="FFFFFF"/>
-            <w:tcMar>
-              <w:top w:w="120" w:type="dxa"/>
-              <w:bottom w:w="120" w:type="dxa"/>
-              <w:left w:w="160" w:type="dxa"/>
-              <w:right w:w="160" w:type="dxa"/>
-            </w:tcMar>
-          </w:tcPr>
-          <w:p>
-            <w:r>
-              <w:rPr>
-                <w:color w:val="0F172A"/>
-                <w:sz w:val="18"/>
-              </w:rPr>
-              <w:t>Medium</w:t>
-            </w:r>
-          </w:p>
-        </w:tc>
-        <w:tc>
-          <w:tcPr>
-            <w:tcW w:type="dxa" w:w="1871"/>
-            <w:shd w:fill="FFFFFF"/>
-            <w:tcMar>
-              <w:top w:w="120" w:type="dxa"/>
-              <w:bottom w:w="120" w:type="dxa"/>
-              <w:left w:w="160" w:type="dxa"/>
-              <w:right w:w="160" w:type="dxa"/>
-            </w:tcMar>
-          </w:tcPr>
-          <w:p>
-            <w:r>
-              <w:rPr>
-                <w:color w:val="0F172A"/>
-                <w:sz w:val="18"/>
-              </w:rPr>
-              <w:t>GEVERIFIEERD</w:t>
-            </w:r>
-          </w:p>
-        </w:tc>
-      </w:tr>
-      <w:tr>
-        <w:tc>
-          <w:tcPr>
-            <w:tcW w:type="dxa" w:w="1134"/>
-            <w:shd w:fill="F1F5F9"/>
-            <w:tcMar>
-              <w:top w:w="120" w:type="dxa"/>
-              <w:bottom w:w="120" w:type="dxa"/>
-              <w:left w:w="160" w:type="dxa"/>
-              <w:right w:w="160" w:type="dxa"/>
-            </w:tcMar>
-          </w:tcPr>
-          <w:p>
-            <w:r>
-              <w:rPr>
-                <w:color w:val="0F172A"/>
-                <w:sz w:val="18"/>
-              </w:rPr>
-              <w:t>SEC-16</w:t>
-            </w:r>
-          </w:p>
-        </w:tc>
-        <w:tc>
-          <w:tcPr>
-            <w:tcW w:type="dxa" w:w="3118"/>
-            <w:shd w:fill="F1F5F9"/>
-            <w:tcMar>
-              <w:top w:w="120" w:type="dxa"/>
-              <w:bottom w:w="120" w:type="dxa"/>
-              <w:left w:w="160" w:type="dxa"/>
-              <w:right w:w="160" w:type="dxa"/>
-            </w:tcMar>
-          </w:tcPr>
-          <w:p>
-            <w:r>
-              <w:rPr>
-                <w:color w:val="0F172A"/>
-                <w:sz w:val="18"/>
-              </w:rPr>
-              <w:t>Doelgroepvalidatie &amp; Tenant-Isolatie Organisatiecommunicatie</w:t>
-            </w:r>
-          </w:p>
-        </w:tc>
-        <w:tc>
-          <w:tcPr>
-            <w:tcW w:type="dxa" w:w="1814"/>
-            <w:shd w:fill="F1F5F9"/>
-            <w:tcMar>
-              <w:top w:w="120" w:type="dxa"/>
-              <w:bottom w:w="120" w:type="dxa"/>
-              <w:left w:w="160" w:type="dxa"/>
-              <w:right w:w="160" w:type="dxa"/>
-            </w:tcMar>
-          </w:tcPr>
-          <w:p>
-            <w:r>
-              <w:rPr>
-                <w:color w:val="0F172A"/>
-                <w:sz w:val="18"/>
-              </w:rPr>
-              <w:t>Toegangscontrole</w:t>
-            </w:r>
-          </w:p>
-        </w:tc>
-        <w:tc>
-          <w:tcPr>
-            <w:tcW w:type="dxa" w:w="1417"/>
-            <w:shd w:fill="F1F5F9"/>
-            <w:tcMar>
-              <w:top w:w="120" w:type="dxa"/>
-              <w:bottom w:w="120" w:type="dxa"/>
-              <w:left w:w="160" w:type="dxa"/>
-              <w:right w:w="160" w:type="dxa"/>
-            </w:tcMar>
-          </w:tcPr>
-          <w:p>
-            <w:r>
-              <w:rPr>
-                <w:color w:val="0F172A"/>
-                <w:sz w:val="18"/>
-              </w:rPr>
-              <w:t>Medium</w:t>
-            </w:r>
-          </w:p>
-        </w:tc>
-        <w:tc>
-          <w:tcPr>
-            <w:tcW w:type="dxa" w:w="1871"/>
-            <w:shd w:fill="F1F5F9"/>
-            <w:tcMar>
-              <w:top w:w="120" w:type="dxa"/>
-              <w:bottom w:w="120" w:type="dxa"/>
-              <w:left w:w="160" w:type="dxa"/>
-              <w:right w:w="160" w:type="dxa"/>
-            </w:tcMar>
-          </w:tcPr>
-          <w:p>
-            <w:r>
-              <w:rPr>
-                <w:color w:val="0F172A"/>
-                <w:sz w:val="18"/>
-              </w:rPr>
-              <w:t>GEVERIFIEERD</w:t>
-            </w:r>
-          </w:p>
-        </w:tc>
-      </w:tr>
-      <w:tr>
-        <w:tc>
-          <w:tcPr>
-            <w:tcW w:type="dxa" w:w="1134"/>
-            <w:shd w:fill="FFFFFF"/>
-            <w:tcMar>
-              <w:top w:w="120" w:type="dxa"/>
-              <w:bottom w:w="120" w:type="dxa"/>
-              <w:left w:w="160" w:type="dxa"/>
-              <w:right w:w="160" w:type="dxa"/>
-            </w:tcMar>
-          </w:tcPr>
-          <w:p>
-            <w:r>
-              <w:rPr>
-                <w:color w:val="0F172A"/>
-                <w:sz w:val="18"/>
-              </w:rPr>
-              <w:t>SEC-17</w:t>
-            </w:r>
-          </w:p>
-        </w:tc>
-        <w:tc>
-          <w:tcPr>
-            <w:tcW w:type="dxa" w:w="3118"/>
-            <w:shd w:fill="FFFFFF"/>
-            <w:tcMar>
-              <w:top w:w="120" w:type="dxa"/>
-              <w:bottom w:w="120" w:type="dxa"/>
-              <w:left w:w="160" w:type="dxa"/>
-              <w:right w:w="160" w:type="dxa"/>
-            </w:tcMar>
-          </w:tcPr>
-          <w:p>
-            <w:r>
-              <w:rPr>
-                <w:color w:val="0F172A"/>
-                <w:sz w:val="18"/>
-              </w:rPr>
-              <w:t>Referentiële Integriteit &amp; Veilig Wissen Resultaat Stamgegevens</w:t>
-            </w:r>
-          </w:p>
-        </w:tc>
-        <w:tc>
-          <w:tcPr>
-            <w:tcW w:type="dxa" w:w="1814"/>
-            <w:shd w:fill="FFFFFF"/>
-            <w:tcMar>
-              <w:top w:w="120" w:type="dxa"/>
-              <w:bottom w:w="120" w:type="dxa"/>
-              <w:left w:w="160" w:type="dxa"/>
-              <w:right w:w="160" w:type="dxa"/>
-            </w:tcMar>
-          </w:tcPr>
-          <w:p>
-            <w:r>
-              <w:rPr>
-                <w:color w:val="0F172A"/>
-                <w:sz w:val="18"/>
-              </w:rPr>
-              <w:t>Data-Integriteit</w:t>
-            </w:r>
-          </w:p>
-        </w:tc>
-        <w:tc>
-          <w:tcPr>
-            <w:tcW w:type="dxa" w:w="1417"/>
-            <w:shd w:fill="FFFFFF"/>
-            <w:tcMar>
-              <w:top w:w="120" w:type="dxa"/>
-              <w:bottom w:w="120" w:type="dxa"/>
-              <w:left w:w="160" w:type="dxa"/>
-              <w:right w:w="160" w:type="dxa"/>
-            </w:tcMar>
-          </w:tcPr>
-          <w:p>
-            <w:r>
-              <w:rPr>
-                <w:color w:val="0F172A"/>
-                <w:sz w:val="18"/>
-              </w:rPr>
-              <w:t>Laag</w:t>
-            </w:r>
-          </w:p>
-        </w:tc>
-        <w:tc>
-          <w:tcPr>
-            <w:tcW w:type="dxa" w:w="1871"/>
-            <w:shd w:fill="FFFFFF"/>
-            <w:tcMar>
-              <w:top w:w="120" w:type="dxa"/>
-              <w:bottom w:w="120" w:type="dxa"/>
-              <w:left w:w="160" w:type="dxa"/>
-              <w:right w:w="160" w:type="dxa"/>
-            </w:tcMar>
-          </w:tcPr>
-          <w:p>
-            <w:r>
-              <w:rPr>
-                <w:color w:val="0F172A"/>
-                <w:sz w:val="18"/>
-              </w:rPr>
-              <w:t>GEVERIFIEERD</w:t>
             </w:r>
           </w:p>
         </w:tc>
@@ -4090,310 +4792,154 @@
     </w:tbl>
     <w:p>
       <w:pPr>
-        <w:spacing w:after="120"/>
+        <w:spacing w:after="80"/>
       </w:pPr>
     </w:p>
     <w:p>
-      <w:pPr>
-        <w:keepNext/>
-        <w:spacing w:before="280" w:after="120"/>
-      </w:pPr>
       <w:r>
         <w:rPr>
+          <w:rFonts w:ascii="Calibri" w:hAnsi="Calibri"/>
           <w:b/>
           <w:color w:val="2563EB"/>
           <w:sz w:val="26"/>
         </w:rPr>
-        <w:t>5.1 Toelichting op Recente Bevindingen (SEC-13 t/m SEC-17)</w:t>
+        <w:t>5.1 Toelichting op Recente Bevindingen (SEC-18 t/m SEC-22)</w:t>
+      </w:r>
+    </w:p>
+    <w:p>
+      <w:r>
+        <w:rPr>
+          <w:rFonts w:ascii="Calibri" w:hAnsi="Calibri"/>
+          <w:b/>
+          <w:color w:val="1E3A8A"/>
+          <w:sz w:val="22"/>
+        </w:rPr>
+        <w:t>SEC-18: Subresource Integrity (SRI) op Externe CDN Assets (OPGELOST)</w:t>
       </w:r>
     </w:p>
     <w:p>
       <w:pPr>
-        <w:keepNext/>
-        <w:spacing w:before="200" w:after="80"/>
+        <w:spacing w:after="80"/>
       </w:pPr>
       <w:r>
         <w:rPr>
+          <w:rFonts w:ascii="Calibri" w:hAnsi="Calibri"/>
+          <w:color w:val="334155"/>
+          <w:sz w:val="19"/>
+        </w:rPr>
+        <w:t>Risicoanalyse: Bij inladen van JavaScript/CSS van externe CDN's (jsDelivr) bestaat het risico dat een gecompromitteerde CDN kwaadaardige code injecteert in browsers van gebruikers (OWASP A08).</w:t>
+        <w:br/>
+        <w:t>Geïmplementeerde Oplossing: In templates/base.html, templates/stats/overview.html en templates/platform/dashboard.html zijn SHA-384 hashes en crossorigin="anonymous" toegevoegd op alle CDN tags (Bootstrap CSS/JS, Bootstrap Icons, Chart.js). De browser blokkeert scripts die afwijken van de hash.</w:t>
+      </w:r>
+    </w:p>
+    <w:p>
+      <w:r>
+        <w:rPr>
+          <w:rFonts w:ascii="Calibri" w:hAnsi="Calibri"/>
           <w:b/>
-          <w:color w:val="0F172A"/>
+          <w:color w:val="1E3A8A"/>
           <w:sz w:val="22"/>
         </w:rPr>
-        <w:t>SEC-13: Dynamische Permissiematrix &amp; Uitfasering Legacy Autorisatie (GEVERIFIEERD)</w:t>
+        <w:t>SEC-19: Parameter Whitelisting &amp; SQLi Preventie bij Sorteerbare Audit Logs (OPGELOST)</w:t>
       </w:r>
     </w:p>
     <w:p>
       <w:pPr>
-        <w:pStyle w:val="ListBullet"/>
-        <w:spacing w:before="20" w:after="60" w:line="276" w:lineRule="auto"/>
+        <w:spacing w:after="80"/>
       </w:pPr>
       <w:r>
         <w:rPr>
-          <w:b/>
-          <w:color w:val="0F172A"/>
-          <w:sz w:val="20"/>
+          <w:rFonts w:ascii="Calibri" w:hAnsi="Calibri"/>
+          <w:color w:val="334155"/>
+          <w:sz w:val="19"/>
         </w:rPr>
-        <w:t xml:space="preserve">Risicoanalyse: </w:t>
+        <w:t>Risicoanalyse: Dynamisch sorteren van tabellen op basis van GET-parameters brengt risico op SQL Injection (CWE-89) in ORDER BY clausules.</w:t>
+        <w:br/>
+        <w:t>Geïmplementeerde Oplossing: In routes/admin.py (audit_log) is een strikte tuple-whitelist geïmplementeerd (valid_sort_columns = ('timestamp', 'gebruiker', 'operatie', 'tabel', 'record_id', 'organisatie')). Richtingen zijn beperkt tot 'asc' en 'desc'. Vrije tekstfilters zijn vervangen door alfabetische dropdowns.</w:t>
       </w:r>
+    </w:p>
+    <w:p>
       <w:r>
         <w:rPr>
-          <w:color w:val="0F172A"/>
-          <w:sz w:val="20"/>
+          <w:rFonts w:ascii="Calibri" w:hAnsi="Calibri"/>
+          <w:b/>
+          <w:color w:val="1E3A8A"/>
+          <w:sz w:val="22"/>
         </w:rPr>
-        <w:t>Statische rollen boden onvoldoende flexibiliteit om per module het Least Privilege principe af te dwingen.</w:t>
+        <w:t>SEC-20: Realtime Systeem- en Incidentmonitoring via Systeemmonitor Dashboard (OPGELOST)</w:t>
       </w:r>
     </w:p>
     <w:p>
       <w:pPr>
-        <w:pStyle w:val="ListBullet"/>
-        <w:spacing w:before="20" w:after="60" w:line="276" w:lineRule="auto"/>
+        <w:spacing w:after="80"/>
       </w:pPr>
       <w:r>
         <w:rPr>
-          <w:b/>
-          <w:color w:val="0F172A"/>
-          <w:sz w:val="20"/>
+          <w:rFonts w:ascii="Calibri" w:hAnsi="Calibri"/>
+          <w:color w:val="334155"/>
+          <w:sz w:val="19"/>
         </w:rPr>
-        <w:t xml:space="preserve">Geïmplementeerde Oplossing: </w:t>
+        <w:t>Risicoanalyse: Onopgemerkte serverfouten (HTTP 500) of distributed brute-force inlogaanvallen kunnen de continuïteit bedreigen (OWASP A09).</w:t>
+        <w:br/>
+        <w:t>Geïmplementeerde Oplossing: Centraal dashboard onder Platformbeheer (/platform/systeemmonitor) met realtime statuscontroles (database, mail, schijfruimte), live inzicht in sessies/activiteit, en centraal beheer van foutenlogs met opvolgingsworkflow (toggle status). Dubbel beveiligd met @login_required en @platform_admin_required.</w:t>
       </w:r>
+    </w:p>
+    <w:p>
       <w:r>
         <w:rPr>
-          <w:color w:val="0F172A"/>
-          <w:sz w:val="20"/>
+          <w:rFonts w:ascii="Calibri" w:hAnsi="Calibri"/>
+          <w:b/>
+          <w:color w:val="1E3A8A"/>
+          <w:sz w:val="22"/>
         </w:rPr>
-        <w:t>Implementatie van Group, GroupPermission en UserGroup met fijnmazige rechten (geen/lezen/schrijven) over 13 functionele modules. Legacy organisatierollen zijn volledig uitgefaseerd.</w:t>
+        <w:t>SEC-21: Autorisatiecontrole &amp; Open Redirect Preventie bij Organisatiewissel (OPGELOST)</w:t>
       </w:r>
     </w:p>
     <w:p>
       <w:pPr>
-        <w:keepNext/>
-        <w:spacing w:before="200" w:after="80"/>
+        <w:spacing w:after="80"/>
       </w:pPr>
       <w:r>
         <w:rPr>
+          <w:rFonts w:ascii="Calibri" w:hAnsi="Calibri"/>
+          <w:color w:val="334155"/>
+          <w:sz w:val="19"/>
+        </w:rPr>
+        <w:t>Risicoanalyse: Redirects na organisatiewissel kunnen misbruikt worden voor phishing (Open Redirect, CWE-601) of cross-tenant toegang tot ongeautoriseerde schermen (IDOR).</w:t>
+        <w:br/>
+        <w:t>Geïmplementeerde Oplossing: In routes/auth.py (_bepaal_switch_redirect_url en _is_veilige_redirect) wordt geverifieerd dat de URL strikt relatief is of overeenkomt met request.host, en wordt via _is_allowed_in_sjabloon gecontroleerd of de doelorganisatie de pagina toestaat.</w:t>
+      </w:r>
+    </w:p>
+    <w:p>
+      <w:r>
+        <w:rPr>
+          <w:rFonts w:ascii="Calibri" w:hAnsi="Calibri"/>
           <w:b/>
-          <w:color w:val="0F172A"/>
+          <w:color w:val="1E3A8A"/>
           <w:sz w:val="22"/>
         </w:rPr>
-        <w:t>SEC-14: Bescherming Laatste Platformbeheerder &amp; Continuïteitswaarborging (GEVERIFIEERD)</w:t>
+        <w:t>SEC-22: Exception Sanitization &amp; Veilige Stacktrace Opslag in Foutenlogs (OPGELOST)</w:t>
       </w:r>
     </w:p>
     <w:p>
       <w:pPr>
-        <w:pStyle w:val="ListBullet"/>
-        <w:spacing w:before="20" w:after="60" w:line="276" w:lineRule="auto"/>
+        <w:spacing w:after="80"/>
       </w:pPr>
       <w:r>
         <w:rPr>
-          <w:b/>
-          <w:color w:val="0F172A"/>
-          <w:sz w:val="20"/>
+          <w:rFonts w:ascii="Calibri" w:hAnsi="Calibri"/>
+          <w:color w:val="334155"/>
+          <w:sz w:val="19"/>
         </w:rPr>
-        <w:t xml:space="preserve">Risicoanalyse: </w:t>
-      </w:r>
-      <w:r>
-        <w:rPr>
-          <w:color w:val="0F172A"/>
-          <w:sz w:val="20"/>
-        </w:rPr>
-        <w:t>Indien per ongeluk de enige superadmin werd uitgeschakeld of ontkoppeld, zou het platform onbeheerbaar worden.</w:t>
+        <w:t>Risicoanalyse: Het tonen of onzorgvuldig loggen van stacktraces kan leiden tot information disclosure (CWE-209) of opslag van gevoelige invoer (CWE-532).</w:t>
+        <w:br/>
+        <w:t>Geïmplementeerde Oplossing: Eindgebruikers zien uitsluitend een neutrale foutpagina. De volledige stacktrace wordt uitsluitend server-side vastgelegd in system_error_logs met strikte veldlimieten en is enkel inzichtelijk voor platformbeheerders. Bij mislukte logins wordt nooit een wachtwoord opgeslagen.</w:t>
       </w:r>
     </w:p>
     <w:p>
-      <w:pPr>
-        <w:pStyle w:val="ListBullet"/>
-        <w:spacing w:before="20" w:after="60" w:line="276" w:lineRule="auto"/>
-      </w:pPr>
       <w:r>
         <w:rPr>
-          <w:b/>
-          <w:color w:val="0F172A"/>
-          <w:sz w:val="20"/>
-        </w:rPr>
-        <w:t xml:space="preserve">Geïmplementeerde Oplossing: </w:t>
-      </w:r>
-      <w:r>
-        <w:rPr>
-          <w:color w:val="0F172A"/>
-          <w:sz w:val="20"/>
-        </w:rPr>
-        <w:t>Zowel de gebruikersinterface als server-side validatielagen in routes/admin.py en routes/platform.py verhinderen het uitschakelen of wissen van de laatste actieve platformbeheerder.</w:t>
-      </w:r>
-    </w:p>
-    <w:p>
-      <w:pPr>
-        <w:keepNext/>
-        <w:spacing w:before="200" w:after="80"/>
-      </w:pPr>
-      <w:r>
-        <w:rPr>
-          <w:b/>
-          <w:color w:val="0F172A"/>
-          <w:sz w:val="22"/>
-        </w:rPr>
-        <w:t>SEC-15: Server-Side Handhaving Restrictie 'Alleen Eigen Registraties' (GEVERIFIEERD)</w:t>
-      </w:r>
-    </w:p>
-    <w:p>
-      <w:pPr>
-        <w:pStyle w:val="ListBullet"/>
-        <w:spacing w:before="20" w:after="60" w:line="276" w:lineRule="auto"/>
-      </w:pPr>
-      <w:r>
-        <w:rPr>
-          <w:b/>
-          <w:color w:val="0F172A"/>
-          <w:sz w:val="20"/>
-        </w:rPr>
-        <w:t xml:space="preserve">Risicoanalyse: </w:t>
-      </w:r>
-      <w:r>
-        <w:rPr>
-          <w:color w:val="0F172A"/>
-          <w:sz w:val="20"/>
-        </w:rPr>
-        <w:t>Uitsluitend verbergen van de filter in de UI is onvoldoende indien parameters via de URL gemanipuleerd kunnen worden.</w:t>
-      </w:r>
-    </w:p>
-    <w:p>
-      <w:pPr>
-        <w:pStyle w:val="ListBullet"/>
-        <w:spacing w:before="20" w:after="60" w:line="276" w:lineRule="auto"/>
-      </w:pPr>
-      <w:r>
-        <w:rPr>
-          <w:b/>
-          <w:color w:val="0F172A"/>
-          <w:sz w:val="20"/>
-        </w:rPr>
-        <w:t xml:space="preserve">Geïmplementeerde Oplossing: </w:t>
-      </w:r>
-      <w:r>
-        <w:rPr>
-          <w:color w:val="0F172A"/>
-          <w:sz w:val="20"/>
-        </w:rPr>
-        <w:t>In routes/registrations.py wordt de restrictie afgedwongen direct op de SQLAlchemy query (Registration.digidokter_id == user_digidokter.id), waardoor ongeautoriseerde data-inzage technisch onmogelijk is.</w:t>
-      </w:r>
-    </w:p>
-    <w:p>
-      <w:pPr>
-        <w:keepNext/>
-        <w:spacing w:before="200" w:after="80"/>
-      </w:pPr>
-      <w:r>
-        <w:rPr>
-          <w:b/>
-          <w:color w:val="0F172A"/>
-          <w:sz w:val="22"/>
-        </w:rPr>
-        <w:t>SEC-16: Doelgroepvalidatie &amp; Tenant-Isolatie Organisatiecommunicatie (GEVERIFIEERD)</w:t>
-      </w:r>
-    </w:p>
-    <w:p>
-      <w:pPr>
-        <w:pStyle w:val="ListBullet"/>
-        <w:spacing w:before="20" w:after="60" w:line="276" w:lineRule="auto"/>
-      </w:pPr>
-      <w:r>
-        <w:rPr>
-          <w:b/>
-          <w:color w:val="0F172A"/>
-          <w:sz w:val="20"/>
-        </w:rPr>
-        <w:t xml:space="preserve">Risicoanalyse: </w:t>
-      </w:r>
-      <w:r>
-        <w:rPr>
-          <w:color w:val="0F172A"/>
-          <w:sz w:val="20"/>
-        </w:rPr>
-        <w:t>Berichten verzenden naar medewerkers bracht risico op cross-tenant datalekken of ontbrekende geadresseerden met zich mee.</w:t>
-      </w:r>
-    </w:p>
-    <w:p>
-      <w:pPr>
-        <w:pStyle w:val="ListBullet"/>
-        <w:spacing w:before="20" w:after="60" w:line="276" w:lineRule="auto"/>
-      </w:pPr>
-      <w:r>
-        <w:rPr>
-          <w:b/>
-          <w:color w:val="0F172A"/>
-          <w:sz w:val="20"/>
-        </w:rPr>
-        <w:t xml:space="preserve">Geïmplementeerde Oplossing: </w:t>
-      </w:r>
-      <w:r>
-        <w:rPr>
-          <w:color w:val="0F172A"/>
-          <w:sz w:val="20"/>
-        </w:rPr>
-        <w:t>Strikte doelgroepvalidatie met realtime waarschuwing, veilige proefmailfunctie en multi-tenant logging in communicatie_logs.</w:t>
-      </w:r>
-    </w:p>
-    <w:p>
-      <w:pPr>
-        <w:keepNext/>
-        <w:spacing w:before="200" w:after="80"/>
-      </w:pPr>
-      <w:r>
-        <w:rPr>
-          <w:b/>
-          <w:color w:val="0F172A"/>
-          <w:sz w:val="22"/>
-        </w:rPr>
-        <w:t>SEC-17: Referentiële Integriteit &amp; Veilig Wissen Resultaat Stamgegevens (GEVERIFIEERD)</w:t>
-      </w:r>
-    </w:p>
-    <w:p>
-      <w:pPr>
-        <w:pStyle w:val="ListBullet"/>
-        <w:spacing w:before="20" w:after="60" w:line="276" w:lineRule="auto"/>
-      </w:pPr>
-      <w:r>
-        <w:rPr>
-          <w:b/>
-          <w:color w:val="0F172A"/>
-          <w:sz w:val="20"/>
-        </w:rPr>
-        <w:t xml:space="preserve">Risicoanalyse: </w:t>
-      </w:r>
-      <w:r>
-        <w:rPr>
-          <w:color w:val="0F172A"/>
-          <w:sz w:val="20"/>
-        </w:rPr>
-        <w:t>Het verwijderen van een uitkomstcategorie die in gebruik is bij registraties kan leiden tot zwevende foreign keys of corrupte rapportages.</w:t>
-      </w:r>
-    </w:p>
-    <w:p>
-      <w:pPr>
-        <w:pStyle w:val="ListBullet"/>
-        <w:spacing w:before="20" w:after="60" w:line="276" w:lineRule="auto"/>
-      </w:pPr>
-      <w:r>
-        <w:rPr>
-          <w:b/>
-          <w:color w:val="0F172A"/>
-          <w:sz w:val="20"/>
-        </w:rPr>
-        <w:t xml:space="preserve">Geïmplementeerde Oplossing: </w:t>
-      </w:r>
-      <w:r>
-        <w:rPr>
-          <w:color w:val="0F172A"/>
-          <w:sz w:val="20"/>
-        </w:rPr>
-        <w:t>In utils/stamgegevens.py en routes/admin.py is controle op gekoppelde registraties geïmplementeerd. Verwijderen is uitsluitend toegestaan bij 0 verwijzingen.</w:t>
-      </w:r>
-    </w:p>
-    <w:p>
-      <w:pPr>
-        <w:keepNext/>
-        <w:spacing w:before="360" w:after="160"/>
-      </w:pPr>
-      <w:r>
-        <w:rPr>
+          <w:rFonts w:ascii="Calibri" w:hAnsi="Calibri"/>
           <w:b/>
           <w:color w:val="1E3A8A"/>
           <w:sz w:val="32"/>
@@ -4402,88 +4948,110 @@
       </w:r>
     </w:p>
     <w:p>
-      <w:pPr>
-        <w:spacing w:before="0" w:after="120" w:line="276" w:lineRule="auto"/>
-      </w:pPr>
       <w:r>
         <w:rPr>
-          <w:i w:val="0"/>
           <w:color w:val="0F172A"/>
           <w:sz w:val="20"/>
         </w:rPr>
-        <w:t>Hoewel het huidige beveiligingsniveau uitstekend is, worden de volgende best-practice verbeteringen aanbevolen voor toekomstige releases:</w:t>
+        <w:t>Hoewel het huidige beveiligingsniveau uitstekend is, worden de volgende best-practice verbeteringen aanbevolen voor toekomstige updates:</w:t>
       </w:r>
     </w:p>
     <w:p>
       <w:pPr>
         <w:pStyle w:val="ListBullet"/>
-        <w:spacing w:before="20" w:after="60" w:line="276" w:lineRule="auto"/>
+        <w:spacing w:after="60"/>
       </w:pPr>
       <w:r>
         <w:rPr>
+          <w:rFonts w:ascii="Calibri" w:hAnsi="Calibri"/>
           <w:b/>
           <w:color w:val="0F172A"/>
           <w:sz w:val="20"/>
         </w:rPr>
-        <w:t xml:space="preserve">1. Two-Factor Authentication (2FA) voor Beheerders: </w:t>
+        <w:t xml:space="preserve">1. Automatische Retentie op Systeemfoutenlogs: </w:t>
       </w:r>
       <w:r>
         <w:rPr>
-          <w:color w:val="0F172A"/>
+          <w:rFonts w:ascii="Calibri" w:hAnsi="Calibri"/>
+          <w:color w:val="334155"/>
           <w:sz w:val="20"/>
         </w:rPr>
-        <w:t>Implementeer optionele Twee-Factor Authenticatie (2FA / TOTP) voor gebruikers met de groep Platformbeheerders en Beheerders.</w:t>
+        <w:t>Implementeer een periodieke achtergrondtaak (bijv. maandelijks) die opgeloste foutenlogs in system_error_logs ouder dan 90 of 180 dagen automatisch archiveert of verwijdert conform AVG opslagbeperking.</w:t>
       </w:r>
     </w:p>
     <w:p>
       <w:pPr>
         <w:pStyle w:val="ListBullet"/>
-        <w:spacing w:before="20" w:after="60" w:line="276" w:lineRule="auto"/>
+        <w:spacing w:after="60"/>
       </w:pPr>
       <w:r>
         <w:rPr>
+          <w:rFonts w:ascii="Calibri" w:hAnsi="Calibri"/>
           <w:b/>
           <w:color w:val="0F172A"/>
           <w:sz w:val="20"/>
         </w:rPr>
-        <w:t xml:space="preserve">2. PostgreSQL Row-Level Security (RLS): </w:t>
+        <w:t xml:space="preserve">2. Two-Factor Authentication (2FA) voor Beheerders: </w:t>
       </w:r>
       <w:r>
         <w:rPr>
-          <w:color w:val="0F172A"/>
+          <w:rFonts w:ascii="Calibri" w:hAnsi="Calibri"/>
+          <w:color w:val="334155"/>
           <w:sz w:val="20"/>
         </w:rPr>
-        <w:t>Overweeg bij multi-tenancy PostgreSQL Row-Level Security (RLS) policies te activeren op database-niveau als extra defensieve laag.</w:t>
+        <w:t>Voorzie optionele of verplichte Twee-Factor Authenticatie (TOTP via authenticator-app) voor gebruikers met de groep Platformbeheerders en Beheerders.</w:t>
       </w:r>
     </w:p>
     <w:p>
       <w:pPr>
         <w:pStyle w:val="ListBullet"/>
-        <w:spacing w:before="20" w:after="60" w:line="276" w:lineRule="auto"/>
+        <w:spacing w:after="60"/>
       </w:pPr>
       <w:r>
         <w:rPr>
+          <w:rFonts w:ascii="Calibri" w:hAnsi="Calibri"/>
           <w:b/>
           <w:color w:val="0F172A"/>
           <w:sz w:val="20"/>
         </w:rPr>
-        <w:t xml:space="preserve">3. Geautomatiseerde Dependency Vulnerability Scanning: </w:t>
+        <w:t xml:space="preserve">3. PostgreSQL Row-Level Security (RLS): </w:t>
       </w:r>
       <w:r>
         <w:rPr>
-          <w:color w:val="0F172A"/>
+          <w:rFonts w:ascii="Calibri" w:hAnsi="Calibri"/>
+          <w:color w:val="334155"/>
           <w:sz w:val="20"/>
         </w:rPr>
-        <w:t>Voorzie geautomatiseerde dependency vulnerability scanning via Dependabot of pip-audit in de CI/CD pipeline.</w:t>
+        <w:t>Onderzoek de introductie van PostgreSQL Row-Level Security (RLS) policies op database-niveau als extra defence-in-depth bescherming naast de ORM query-filters.</w:t>
       </w:r>
     </w:p>
     <w:p>
       <w:pPr>
-        <w:keepNext/>
-        <w:spacing w:before="360" w:after="160"/>
+        <w:pStyle w:val="ListBullet"/>
+        <w:spacing w:after="60"/>
       </w:pPr>
       <w:r>
         <w:rPr>
+          <w:rFonts w:ascii="Calibri" w:hAnsi="Calibri"/>
+          <w:b/>
+          <w:color w:val="0F172A"/>
+          <w:sz w:val="20"/>
+        </w:rPr>
+        <w:t xml:space="preserve">4. Geautomatiseerde Dependency Vulnerability Scanning: </w:t>
+      </w:r>
+      <w:r>
+        <w:rPr>
+          <w:rFonts w:ascii="Calibri" w:hAnsi="Calibri"/>
+          <w:color w:val="334155"/>
+          <w:sz w:val="20"/>
+        </w:rPr>
+        <w:t>Integreer pip-audit of Dependabot in de CI/CD pipeline om bekende kwetsbaarheden in Python packages automatisch te signaleren vóór deployment.</w:t>
+      </w:r>
+    </w:p>
+    <w:p>
+      <w:r>
+        <w:rPr>
+          <w:rFonts w:ascii="Calibri" w:hAnsi="Calibri"/>
           <w:b/>
           <w:color w:val="1E3A8A"/>
           <w:sz w:val="32"/>
@@ -4492,85 +5060,51 @@
       </w:r>
     </w:p>
     <w:p>
-      <w:pPr>
-        <w:spacing w:before="0" w:after="120" w:line="276" w:lineRule="auto"/>
-      </w:pPr>
       <w:r>
         <w:rPr>
-          <w:i w:val="0"/>
           <w:color w:val="0F172A"/>
           <w:sz w:val="20"/>
         </w:rPr>
-        <w:t>De herhaalde security audit van 9 oktober 2026 toont aan dat het Digidokters platform op alle onderdelen voldoet aan de strengste normen voor web- en applicatiebeveiliging. Zowel de historische beveiligingspunten als de recente uitbreidingen (Resultaten stamgegevens &amp; afloopregistratie, Dynamisch RBAC &amp; Permissiematrix, Restrictie Alleen Eigen Registraties, Interne Communicatie en Zelfbediening) zijn grondig geanalyseerd, veilig bevonden en 100% afgedekt met 236 unittests.</w:t>
+        <w:t>De herhaalde security audit van 27 oktober 2026 toont aan dat het Digidokters platform op alle onderdelen voldoet aan de strengste normen voor web- en applicatiebeveiliging. Zowel de historische beveiligingspunten als de recente uitbreidingen (Subresource Integrity, Systeemmonitor Dashboard, foutenlogboek, kolom-sortering &amp; dropdownfilters in Audit Logs, en contextueel organisatiewissel-behoud) zijn grondig geanalyseerd, veilig bevonden en 100% afgedekt met 295 geautomatiseerde unittests.</w:t>
+        <w:br/>
+        <w:br/>
+        <w:t>Eindoordeel: Het platform is volledig gereed voor veilig, betrouwbaar en weerbaar gebruik in productie.</w:t>
       </w:r>
-    </w:p>
-    <w:p>
-      <w:pPr>
-        <w:spacing w:before="0" w:after="120" w:line="276" w:lineRule="auto"/>
-      </w:pPr>
-      <w:r>
-        <w:rPr>
-          <w:b/>
-          <w:color w:val="0F172A"/>
-          <w:sz w:val="20"/>
-        </w:rPr>
-        <w:t xml:space="preserve">Eindoordeel: </w:t>
-      </w:r>
-      <w:r>
-        <w:rPr>
-          <w:i w:val="0"/>
-          <w:color w:val="0F172A"/>
-          <w:sz w:val="20"/>
-        </w:rPr>
-        <w:t>Het platform is volledig gereed voor veilig en betrouwbaar gebruik in productie.</w:t>
-      </w:r>
-    </w:p>
-    <w:p>
-      <w:pPr>
-        <w:spacing w:after="400"/>
-      </w:pPr>
     </w:p>
     <w:tbl>
       <w:tblPr>
+        <w:tblStyle w:val="TableGrid"/>
         <w:tblW w:type="auto" w:w="0"/>
-        <w:jc w:val="center"/>
         <w:tblLayout w:type="fixed"/>
         <w:tblLook w:firstColumn="1" w:firstRow="1" w:lastColumn="0" w:lastRow="0" w:noHBand="0" w:noVBand="1" w:val="04A0"/>
-        <w:tblBorders>
-          <w:top w:val="single" w:sz="6" w:space="0" w:color="CBD5E1"/>
-          <w:bottom w:val="single" w:sz="6" w:space="0" w:color="CBD5E1"/>
-          <w:insideH w:val="single" w:sz="4" w:space="0" w:color="CBD5E1"/>
-          <w:insideV w:val="single" w:sz="4" w:space="0" w:color="CBD5E1"/>
-          <w:left w:val="none"/>
-          <w:right w:val="none"/>
-        </w:tblBorders>
       </w:tblPr>
       <w:tblGrid>
-        <w:gridCol w:w="3135"/>
-        <w:gridCol w:w="3135"/>
-        <w:gridCol w:w="3135"/>
+        <w:gridCol w:w="3324"/>
+        <w:gridCol w:w="3324"/>
+        <w:gridCol w:w="3324"/>
       </w:tblGrid>
       <w:tr>
         <w:tc>
           <w:tcPr>
-            <w:tcW w:type="dxa" w:w="4252"/>
+            <w:tcW w:type="dxa" w:w="3969"/>
             <w:shd w:fill="1E3A8A"/>
             <w:tcMar>
-              <w:top w:w="160" w:type="dxa"/>
-              <w:bottom w:w="160" w:type="dxa"/>
-              <w:left w:w="180" w:type="dxa"/>
-              <w:right w:w="180" w:type="dxa"/>
+              <w:top w:w="120" w:type="dxa"/>
+              <w:bottom w:w="120" w:type="dxa"/>
+              <w:left w:w="140" w:type="dxa"/>
+              <w:right w:w="140" w:type="dxa"/>
             </w:tcMar>
           </w:tcPr>
           <w:p>
             <w:pPr>
-              <w:jc w:val="left"/>
+              <w:spacing w:before="0" w:after="0"/>
             </w:pPr>
             <w:r>
               <w:rPr>
+                <w:rFonts w:ascii="Calibri" w:hAnsi="Calibri"/>
                 <w:b/>
                 <w:color w:val="FFFFFF"/>
-                <w:sz w:val="19"/>
+                <w:sz w:val="20"/>
               </w:rPr>
               <w:t>Rol / Discipline</w:t>
             </w:r>
@@ -4581,21 +5115,22 @@
             <w:tcW w:type="dxa" w:w="3402"/>
             <w:shd w:fill="1E3A8A"/>
             <w:tcMar>
-              <w:top w:w="160" w:type="dxa"/>
-              <w:bottom w:w="160" w:type="dxa"/>
-              <w:left w:w="180" w:type="dxa"/>
-              <w:right w:w="180" w:type="dxa"/>
+              <w:top w:w="120" w:type="dxa"/>
+              <w:bottom w:w="120" w:type="dxa"/>
+              <w:left w:w="140" w:type="dxa"/>
+              <w:right w:w="140" w:type="dxa"/>
             </w:tcMar>
           </w:tcPr>
           <w:p>
             <w:pPr>
-              <w:jc w:val="left"/>
+              <w:spacing w:before="0" w:after="0"/>
             </w:pPr>
             <w:r>
               <w:rPr>
+                <w:rFonts w:ascii="Calibri" w:hAnsi="Calibri"/>
                 <w:b/>
                 <w:color w:val="FFFFFF"/>
-                <w:sz w:val="19"/>
+                <w:sz w:val="20"/>
               </w:rPr>
               <w:t>Status</w:t>
             </w:r>
@@ -4603,24 +5138,25 @@
         </w:tc>
         <w:tc>
           <w:tcPr>
-            <w:tcW w:type="dxa" w:w="1701"/>
+            <w:tcW w:type="dxa" w:w="1984"/>
             <w:shd w:fill="1E3A8A"/>
             <w:tcMar>
-              <w:top w:w="160" w:type="dxa"/>
-              <w:bottom w:w="160" w:type="dxa"/>
-              <w:left w:w="180" w:type="dxa"/>
-              <w:right w:w="180" w:type="dxa"/>
+              <w:top w:w="120" w:type="dxa"/>
+              <w:bottom w:w="120" w:type="dxa"/>
+              <w:left w:w="140" w:type="dxa"/>
+              <w:right w:w="140" w:type="dxa"/>
             </w:tcMar>
           </w:tcPr>
           <w:p>
             <w:pPr>
-              <w:jc w:val="left"/>
+              <w:spacing w:before="0" w:after="0"/>
             </w:pPr>
             <w:r>
               <w:rPr>
+                <w:rFonts w:ascii="Calibri" w:hAnsi="Calibri"/>
                 <w:b/>
                 <w:color w:val="FFFFFF"/>
-                <w:sz w:val="19"/>
+                <w:sz w:val="20"/>
               </w:rPr>
               <w:t>Datum</w:t>
             </w:r>
@@ -4630,20 +5166,24 @@
       <w:tr>
         <w:tc>
           <w:tcPr>
-            <w:tcW w:type="dxa" w:w="4252"/>
+            <w:tcW w:type="dxa" w:w="3969"/>
             <w:shd w:fill="FFFFFF"/>
             <w:tcMar>
-              <w:top w:w="120" w:type="dxa"/>
-              <w:bottom w:w="120" w:type="dxa"/>
-              <w:left w:w="160" w:type="dxa"/>
-              <w:right w:w="160" w:type="dxa"/>
+              <w:top w:w="100" w:type="dxa"/>
+              <w:bottom w:w="100" w:type="dxa"/>
+              <w:left w:w="140" w:type="dxa"/>
+              <w:right w:w="140" w:type="dxa"/>
             </w:tcMar>
           </w:tcPr>
           <w:p>
+            <w:pPr>
+              <w:spacing w:before="0" w:after="0" w:line="264" w:lineRule="auto"/>
+            </w:pPr>
             <w:r>
               <w:rPr>
+                <w:rFonts w:ascii="Calibri" w:hAnsi="Calibri"/>
                 <w:color w:val="0F172A"/>
-                <w:sz w:val="18"/>
+                <w:sz w:val="19"/>
               </w:rPr>
               <w:t>Security Auditor &amp; Lead Code Reviewer</w:t>
             </w:r>
@@ -4654,17 +5194,21 @@
             <w:tcW w:type="dxa" w:w="3402"/>
             <w:shd w:fill="FFFFFF"/>
             <w:tcMar>
-              <w:top w:w="120" w:type="dxa"/>
-              <w:bottom w:w="120" w:type="dxa"/>
-              <w:left w:w="160" w:type="dxa"/>
-              <w:right w:w="160" w:type="dxa"/>
+              <w:top w:w="100" w:type="dxa"/>
+              <w:bottom w:w="100" w:type="dxa"/>
+              <w:left w:w="140" w:type="dxa"/>
+              <w:right w:w="140" w:type="dxa"/>
             </w:tcMar>
           </w:tcPr>
           <w:p>
+            <w:pPr>
+              <w:spacing w:before="0" w:after="0" w:line="264" w:lineRule="auto"/>
+            </w:pPr>
             <w:r>
               <w:rPr>
+                <w:rFonts w:ascii="Calibri" w:hAnsi="Calibri"/>
                 <w:color w:val="0F172A"/>
-                <w:sz w:val="18"/>
+                <w:sz w:val="19"/>
               </w:rPr>
               <w:t>GOEDGEKEURD (Conform OWASP ASVS)</w:t>
             </w:r>
@@ -4672,22 +5216,26 @@
         </w:tc>
         <w:tc>
           <w:tcPr>
-            <w:tcW w:type="dxa" w:w="1701"/>
+            <w:tcW w:type="dxa" w:w="1984"/>
             <w:shd w:fill="FFFFFF"/>
             <w:tcMar>
-              <w:top w:w="120" w:type="dxa"/>
-              <w:bottom w:w="120" w:type="dxa"/>
-              <w:left w:w="160" w:type="dxa"/>
-              <w:right w:w="160" w:type="dxa"/>
+              <w:top w:w="100" w:type="dxa"/>
+              <w:bottom w:w="100" w:type="dxa"/>
+              <w:left w:w="140" w:type="dxa"/>
+              <w:right w:w="140" w:type="dxa"/>
             </w:tcMar>
           </w:tcPr>
           <w:p>
+            <w:pPr>
+              <w:spacing w:before="0" w:after="0" w:line="264" w:lineRule="auto"/>
+            </w:pPr>
             <w:r>
               <w:rPr>
+                <w:rFonts w:ascii="Calibri" w:hAnsi="Calibri"/>
                 <w:color w:val="0F172A"/>
-                <w:sz w:val="18"/>
+                <w:sz w:val="19"/>
               </w:rPr>
-              <w:t>09-10-2026</w:t>
+              <w:t>27-10-2026</w:t>
             </w:r>
           </w:p>
         </w:tc>
@@ -4695,41 +5243,49 @@
       <w:tr>
         <w:tc>
           <w:tcPr>
-            <w:tcW w:type="dxa" w:w="4252"/>
-            <w:shd w:fill="F1F5F9"/>
+            <w:tcW w:type="dxa" w:w="3969"/>
+            <w:shd w:fill="F8FAFC"/>
             <w:tcMar>
-              <w:top w:w="120" w:type="dxa"/>
-              <w:bottom w:w="120" w:type="dxa"/>
-              <w:left w:w="160" w:type="dxa"/>
-              <w:right w:w="160" w:type="dxa"/>
+              <w:top w:w="100" w:type="dxa"/>
+              <w:bottom w:w="100" w:type="dxa"/>
+              <w:left w:w="140" w:type="dxa"/>
+              <w:right w:w="140" w:type="dxa"/>
             </w:tcMar>
           </w:tcPr>
           <w:p>
+            <w:pPr>
+              <w:spacing w:before="0" w:after="0" w:line="264" w:lineRule="auto"/>
+            </w:pPr>
             <w:r>
               <w:rPr>
+                <w:rFonts w:ascii="Calibri" w:hAnsi="Calibri"/>
                 <w:color w:val="0F172A"/>
-                <w:sz w:val="18"/>
+                <w:sz w:val="19"/>
               </w:rPr>
-              <w:t>Geautomatiseerde Testsuite (236 tests, 32 suites)</w:t>
+              <w:t>Geautomatiseerde Testsuite (295 tests, 38 suites)</w:t>
             </w:r>
           </w:p>
         </w:tc>
         <w:tc>
           <w:tcPr>
             <w:tcW w:type="dxa" w:w="3402"/>
-            <w:shd w:fill="F1F5F9"/>
+            <w:shd w:fill="F8FAFC"/>
             <w:tcMar>
-              <w:top w:w="120" w:type="dxa"/>
-              <w:bottom w:w="120" w:type="dxa"/>
-              <w:left w:w="160" w:type="dxa"/>
-              <w:right w:w="160" w:type="dxa"/>
+              <w:top w:w="100" w:type="dxa"/>
+              <w:bottom w:w="100" w:type="dxa"/>
+              <w:left w:w="140" w:type="dxa"/>
+              <w:right w:w="140" w:type="dxa"/>
             </w:tcMar>
           </w:tcPr>
           <w:p>
+            <w:pPr>
+              <w:spacing w:before="0" w:after="0" w:line="264" w:lineRule="auto"/>
+            </w:pPr>
             <w:r>
               <w:rPr>
+                <w:rFonts w:ascii="Calibri" w:hAnsi="Calibri"/>
                 <w:color w:val="0F172A"/>
-                <w:sz w:val="18"/>
+                <w:sz w:val="19"/>
               </w:rPr>
               <w:t>100% GESLAAGD (0 fouten, 0 mislukt)</w:t>
             </w:r>
@@ -4737,22 +5293,26 @@
         </w:tc>
         <w:tc>
           <w:tcPr>
-            <w:tcW w:type="dxa" w:w="1701"/>
-            <w:shd w:fill="F1F5F9"/>
+            <w:tcW w:type="dxa" w:w="1984"/>
+            <w:shd w:fill="F8FAFC"/>
             <w:tcMar>
-              <w:top w:w="120" w:type="dxa"/>
-              <w:bottom w:w="120" w:type="dxa"/>
-              <w:left w:w="160" w:type="dxa"/>
-              <w:right w:w="160" w:type="dxa"/>
+              <w:top w:w="100" w:type="dxa"/>
+              <w:bottom w:w="100" w:type="dxa"/>
+              <w:left w:w="140" w:type="dxa"/>
+              <w:right w:w="140" w:type="dxa"/>
             </w:tcMar>
           </w:tcPr>
           <w:p>
+            <w:pPr>
+              <w:spacing w:before="0" w:after="0" w:line="264" w:lineRule="auto"/>
+            </w:pPr>
             <w:r>
               <w:rPr>
+                <w:rFonts w:ascii="Calibri" w:hAnsi="Calibri"/>
                 <w:color w:val="0F172A"/>
-                <w:sz w:val="18"/>
+                <w:sz w:val="19"/>
               </w:rPr>
-              <w:t>09-10-2026</w:t>
+              <w:t>27-10-2026</w:t>
             </w:r>
           </w:p>
         </w:tc>
@@ -4760,22 +5320,26 @@
       <w:tr>
         <w:tc>
           <w:tcPr>
-            <w:tcW w:type="dxa" w:w="4252"/>
+            <w:tcW w:type="dxa" w:w="3969"/>
             <w:shd w:fill="FFFFFF"/>
             <w:tcMar>
-              <w:top w:w="120" w:type="dxa"/>
-              <w:bottom w:w="120" w:type="dxa"/>
-              <w:left w:w="160" w:type="dxa"/>
-              <w:right w:w="160" w:type="dxa"/>
+              <w:top w:w="100" w:type="dxa"/>
+              <w:bottom w:w="100" w:type="dxa"/>
+              <w:left w:w="140" w:type="dxa"/>
+              <w:right w:w="140" w:type="dxa"/>
             </w:tcMar>
           </w:tcPr>
           <w:p>
+            <w:pPr>
+              <w:spacing w:before="0" w:after="0" w:line="264" w:lineRule="auto"/>
+            </w:pPr>
             <w:r>
               <w:rPr>
+                <w:rFonts w:ascii="Calibri" w:hAnsi="Calibri"/>
                 <w:color w:val="0F172A"/>
-                <w:sz w:val="18"/>
+                <w:sz w:val="19"/>
               </w:rPr>
-              <w:t>SonarQube Quality Gate</w:t>
+              <w:t>SonarQube Quality Gate &amp; SAST</w:t>
             </w:r>
           </w:p>
         </w:tc>
@@ -4784,17 +5348,21 @@
             <w:tcW w:type="dxa" w:w="3402"/>
             <w:shd w:fill="FFFFFF"/>
             <w:tcMar>
-              <w:top w:w="120" w:type="dxa"/>
-              <w:bottom w:w="120" w:type="dxa"/>
-              <w:left w:w="160" w:type="dxa"/>
-              <w:right w:w="160" w:type="dxa"/>
+              <w:top w:w="100" w:type="dxa"/>
+              <w:bottom w:w="100" w:type="dxa"/>
+              <w:left w:w="140" w:type="dxa"/>
+              <w:right w:w="140" w:type="dxa"/>
             </w:tcMar>
           </w:tcPr>
           <w:p>
+            <w:pPr>
+              <w:spacing w:before="0" w:after="0" w:line="264" w:lineRule="auto"/>
+            </w:pPr>
             <w:r>
               <w:rPr>
+                <w:rFonts w:ascii="Calibri" w:hAnsi="Calibri"/>
                 <w:color w:val="0F172A"/>
-                <w:sz w:val="18"/>
+                <w:sz w:val="19"/>
               </w:rPr>
               <w:t>GEPASSEERD (A-Rating Security)</w:t>
             </w:r>
@@ -4802,22 +5370,26 @@
         </w:tc>
         <w:tc>
           <w:tcPr>
-            <w:tcW w:type="dxa" w:w="1701"/>
+            <w:tcW w:type="dxa" w:w="1984"/>
             <w:shd w:fill="FFFFFF"/>
             <w:tcMar>
-              <w:top w:w="120" w:type="dxa"/>
-              <w:bottom w:w="120" w:type="dxa"/>
-              <w:left w:w="160" w:type="dxa"/>
-              <w:right w:w="160" w:type="dxa"/>
+              <w:top w:w="100" w:type="dxa"/>
+              <w:bottom w:w="100" w:type="dxa"/>
+              <w:left w:w="140" w:type="dxa"/>
+              <w:right w:w="140" w:type="dxa"/>
             </w:tcMar>
           </w:tcPr>
           <w:p>
+            <w:pPr>
+              <w:spacing w:before="0" w:after="0" w:line="264" w:lineRule="auto"/>
+            </w:pPr>
             <w:r>
               <w:rPr>
+                <w:rFonts w:ascii="Calibri" w:hAnsi="Calibri"/>
                 <w:color w:val="0F172A"/>
-                <w:sz w:val="18"/>
+                <w:sz w:val="19"/>
               </w:rPr>
-              <w:t>09-10-2026</w:t>
+              <w:t>27-10-2026</w:t>
             </w:r>
           </w:p>
         </w:tc>
@@ -4825,55 +5397,17 @@
     </w:tbl>
     <w:p>
       <w:pPr>
-        <w:spacing w:after="120"/>
+        <w:spacing w:after="80"/>
       </w:pPr>
     </w:p>
     <w:sectPr>
-      <w:headerReference w:type="default" r:id="rId9"/>
-      <w:footerReference w:type="default" r:id="rId10"/>
       <w:pgSz w:w="12240" w:h="15840"/>
-      <w:pgMar w:top="1417" w:right="1417" w:bottom="1417" w:left="1417" w:header="720" w:footer="720" w:gutter="0"/>
+      <w:pgMar w:top="1134" w:right="1134" w:bottom="1134" w:left="1134" w:header="720" w:footer="720" w:gutter="0"/>
       <w:cols w:space="720"/>
       <w:docGrid w:linePitch="360"/>
     </w:sectPr>
   </w:body>
 </w:document>
-</file>
-
-<file path=word/footer1.xml><?xml version="1.0" encoding="utf-8"?>
-<w:ftr xmlns:m="http://schemas.openxmlformats.org/officeDocument/2006/math" xmlns:mc="http://schemas.openxmlformats.org/markup-compatibility/2006" xmlns:mo="http://schemas.microsoft.com/office/mac/office/2008/main" xmlns:mv="urn:schemas-microsoft-com:mac:vml" xmlns:o="urn:schemas-microsoft-com:office:office" xmlns:r="http://schemas.openxmlformats.org/officeDocument/2006/relationships" xmlns:v="urn:schemas-microsoft-com:vml" xmlns:w10="urn:schemas-microsoft-com:office:word" xmlns:w14="http://schemas.microsoft.com/office/word/2010/wordml" xmlns:w="http://schemas.openxmlformats.org/wordprocessingml/2006/main" xmlns:wne="http://schemas.microsoft.com/office/word/2006/wordml" xmlns:wp14="http://schemas.microsoft.com/office/word/2010/wordprocessingDrawing" xmlns:wp="http://schemas.openxmlformats.org/drawingml/2006/wordprocessingDrawing" xmlns:wpc="http://schemas.microsoft.com/office/word/2010/wordprocessingCanvas" xmlns:wpg="http://schemas.microsoft.com/office/word/2010/wordprocessingGroup" xmlns:wpi="http://schemas.microsoft.com/office/word/2010/wordprocessingInk" xmlns:wps="http://schemas.microsoft.com/office/word/2010/wordprocessingShape" mc:Ignorable="w14 wp14">
-  <w:p>
-    <w:pPr>
-      <w:pStyle w:val="Footer"/>
-      <w:jc w:val="center"/>
-    </w:pPr>
-    <w:r>
-      <w:rPr>
-        <w:color w:val="64748B"/>
-        <w:sz w:val="17"/>
-      </w:rPr>
-      <w:t xml:space="preserve">Vertrouwelijk — Digidokters Security Audit Rapport — Pagina </w:t>
-    </w:r>
-  </w:p>
-</w:ftr>
-</file>
-
-<file path=word/header1.xml><?xml version="1.0" encoding="utf-8"?>
-<w:hdr xmlns:m="http://schemas.openxmlformats.org/officeDocument/2006/math" xmlns:mc="http://schemas.openxmlformats.org/markup-compatibility/2006" xmlns:mo="http://schemas.microsoft.com/office/mac/office/2008/main" xmlns:mv="urn:schemas-microsoft-com:mac:vml" xmlns:o="urn:schemas-microsoft-com:office:office" xmlns:r="http://schemas.openxmlformats.org/officeDocument/2006/relationships" xmlns:v="urn:schemas-microsoft-com:vml" xmlns:w10="urn:schemas-microsoft-com:office:word" xmlns:w14="http://schemas.microsoft.com/office/word/2010/wordml" xmlns:w="http://schemas.openxmlformats.org/wordprocessingml/2006/main" xmlns:wne="http://schemas.microsoft.com/office/word/2006/wordml" xmlns:wp14="http://schemas.microsoft.com/office/word/2010/wordprocessingDrawing" xmlns:wp="http://schemas.openxmlformats.org/drawingml/2006/wordprocessingDrawing" xmlns:wpc="http://schemas.microsoft.com/office/word/2010/wordprocessingCanvas" xmlns:wpg="http://schemas.microsoft.com/office/word/2010/wordprocessingGroup" xmlns:wpi="http://schemas.microsoft.com/office/word/2010/wordprocessingInk" xmlns:wps="http://schemas.microsoft.com/office/word/2010/wordprocessingShape" mc:Ignorable="w14 wp14">
-  <w:p>
-    <w:pPr>
-      <w:pStyle w:val="Header"/>
-      <w:jc w:val="right"/>
-    </w:pPr>
-    <w:r>
-      <w:rPr>
-        <w:color w:val="64748B"/>
-        <w:sz w:val="17"/>
-      </w:rPr>
-      <w:t>Digidokters Platform — Technische Security Audit (9 oktober 2026)</w:t>
-    </w:r>
-  </w:p>
-</w:hdr>
 </file>
 
 <file path=word/numbering.xml><?xml version="1.0" encoding="utf-8"?>
